--- a/CARTMAN AND THE GOLDEN CUBE.docx
+++ b/CARTMAN AND THE GOLDEN CUBE.docx
@@ -192,6 +192,7 @@
         </w:rPr>
         <w:t>Adem</w:t>
       </w:r>
+      <w:proofErr w:type="spellStart"/>
       <w:r>
         <w:rPr>
           <w:sz w:val="22"/>
@@ -200,6 +201,7 @@
         </w:rPr>
         <w:t>ás</w:t>
       </w:r>
+      <w:proofErr w:type="spellEnd"/>
       <w:r>
         <w:rPr>
           <w:sz w:val="22"/>
@@ -233,7 +235,23 @@
           <w:sz w:val="22"/>
           <w:szCs w:val="22"/>
         </w:rPr>
-        <w:t xml:space="preserve"> Por esto es que nosotros al darnos cuenta de </w:t>
+        <w:t xml:space="preserve"> Por esto es </w:t>
+      </w:r>
+      <w:proofErr w:type="gramStart"/>
+      <w:r>
+        <w:rPr>
+          <w:sz w:val="22"/>
+          <w:szCs w:val="22"/>
+        </w:rPr>
+        <w:t>que</w:t>
+      </w:r>
+      <w:proofErr w:type="gramEnd"/>
+      <w:r>
+        <w:rPr>
+          <w:sz w:val="22"/>
+          <w:szCs w:val="22"/>
+        </w:rPr>
+        <w:t xml:space="preserve"> nosotros al darnos cuenta de </w:t>
       </w:r>
       <w:r>
         <w:rPr>
@@ -312,39 +330,165 @@
           <w:sz w:val="22"/>
           <w:szCs w:val="22"/>
         </w:rPr>
-        <w:t xml:space="preserve"> N, una matriz M[0..r)[0..c) | M[i,j] </w:t>
-      </w:r>
+        <w:t xml:space="preserve"> N, una matriz M[</w:t>
+      </w:r>
+      <w:proofErr w:type="gramStart"/>
       <w:r>
         <w:rPr>
           <w:rFonts w:ascii="Cambria Math" w:hAnsi="Cambria Math" w:cs="Cambria Math"/>
           <w:sz w:val="22"/>
           <w:szCs w:val="22"/>
         </w:rPr>
-        <w:t>∈</w:t>
-      </w:r>
+        <w:t>0..</w:t>
+      </w:r>
+      <w:proofErr w:type="gramEnd"/>
       <w:r>
         <w:rPr>
           <w:rFonts w:ascii="Cambria Math" w:hAnsi="Cambria Math" w:cs="Cambria Math"/>
           <w:sz w:val="22"/>
           <w:szCs w:val="22"/>
         </w:rPr>
-        <w:t xml:space="preserve"> ∑ donde ∑ </w:t>
-      </w:r>
+        <w:t>r)[</w:t>
+      </w:r>
+      <w:proofErr w:type="gramStart"/>
       <w:r>
         <w:rPr>
           <w:rFonts w:ascii="Cambria Math" w:hAnsi="Cambria Math" w:cs="Cambria Math"/>
           <w:sz w:val="22"/>
           <w:szCs w:val="22"/>
         </w:rPr>
-        <w:t>∈</w:t>
-      </w:r>
+        <w:t>0..</w:t>
+      </w:r>
+      <w:proofErr w:type="gramEnd"/>
       <w:r>
         <w:rPr>
           <w:rFonts w:ascii="Cambria Math" w:hAnsi="Cambria Math" w:cs="Cambria Math"/>
           <w:sz w:val="22"/>
           <w:szCs w:val="22"/>
         </w:rPr>
-        <w:t xml:space="preserve"> {“.”,”S”,”G”} | {(i,j): M[i,j] = ”G”} = 6 | {(i,j): M[i,j] = “S”} = 1</w:t>
+        <w:t>c) | M[</w:t>
+      </w:r>
+      <w:proofErr w:type="spellStart"/>
+      <w:r>
+        <w:rPr>
+          <w:rFonts w:ascii="Cambria Math" w:hAnsi="Cambria Math" w:cs="Cambria Math"/>
+          <w:sz w:val="22"/>
+          <w:szCs w:val="22"/>
+        </w:rPr>
+        <w:t>i,j</w:t>
+      </w:r>
+      <w:proofErr w:type="spellEnd"/>
+      <w:r>
+        <w:rPr>
+          <w:rFonts w:ascii="Cambria Math" w:hAnsi="Cambria Math" w:cs="Cambria Math"/>
+          <w:sz w:val="22"/>
+          <w:szCs w:val="22"/>
+        </w:rPr>
+        <w:t xml:space="preserve">] </w:t>
+      </w:r>
+      <w:r>
+        <w:rPr>
+          <w:rFonts w:ascii="Cambria Math" w:hAnsi="Cambria Math" w:cs="Cambria Math"/>
+          <w:sz w:val="22"/>
+          <w:szCs w:val="22"/>
+        </w:rPr>
+        <w:t>∈</w:t>
+      </w:r>
+      <w:r>
+        <w:rPr>
+          <w:rFonts w:ascii="Cambria Math" w:hAnsi="Cambria Math" w:cs="Cambria Math"/>
+          <w:sz w:val="22"/>
+          <w:szCs w:val="22"/>
+        </w:rPr>
+        <w:t xml:space="preserve"> ∑ donde ∑ </w:t>
+      </w:r>
+      <w:r>
+        <w:rPr>
+          <w:rFonts w:ascii="Cambria Math" w:hAnsi="Cambria Math" w:cs="Cambria Math"/>
+          <w:sz w:val="22"/>
+          <w:szCs w:val="22"/>
+        </w:rPr>
+        <w:t>∈</w:t>
+      </w:r>
+      <w:r>
+        <w:rPr>
+          <w:rFonts w:ascii="Cambria Math" w:hAnsi="Cambria Math" w:cs="Cambria Math"/>
+          <w:sz w:val="22"/>
+          <w:szCs w:val="22"/>
+        </w:rPr>
+        <w:t xml:space="preserve"> {“.”,”S”,”G”} | {(</w:t>
+      </w:r>
+      <w:proofErr w:type="spellStart"/>
+      <w:r>
+        <w:rPr>
+          <w:rFonts w:ascii="Cambria Math" w:hAnsi="Cambria Math" w:cs="Cambria Math"/>
+          <w:sz w:val="22"/>
+          <w:szCs w:val="22"/>
+        </w:rPr>
+        <w:t>i,j</w:t>
+      </w:r>
+      <w:proofErr w:type="spellEnd"/>
+      <w:r>
+        <w:rPr>
+          <w:rFonts w:ascii="Cambria Math" w:hAnsi="Cambria Math" w:cs="Cambria Math"/>
+          <w:sz w:val="22"/>
+          <w:szCs w:val="22"/>
+        </w:rPr>
+        <w:t>): M[</w:t>
+      </w:r>
+      <w:proofErr w:type="spellStart"/>
+      <w:r>
+        <w:rPr>
+          <w:rFonts w:ascii="Cambria Math" w:hAnsi="Cambria Math" w:cs="Cambria Math"/>
+          <w:sz w:val="22"/>
+          <w:szCs w:val="22"/>
+        </w:rPr>
+        <w:t>i,j</w:t>
+      </w:r>
+      <w:proofErr w:type="spellEnd"/>
+      <w:r>
+        <w:rPr>
+          <w:rFonts w:ascii="Cambria Math" w:hAnsi="Cambria Math" w:cs="Cambria Math"/>
+          <w:sz w:val="22"/>
+          <w:szCs w:val="22"/>
+        </w:rPr>
+        <w:t>] = ”G”} = 6 | {(</w:t>
+      </w:r>
+      <w:proofErr w:type="spellStart"/>
+      <w:r>
+        <w:rPr>
+          <w:rFonts w:ascii="Cambria Math" w:hAnsi="Cambria Math" w:cs="Cambria Math"/>
+          <w:sz w:val="22"/>
+          <w:szCs w:val="22"/>
+        </w:rPr>
+        <w:t>i,j</w:t>
+      </w:r>
+      <w:proofErr w:type="spellEnd"/>
+      <w:r>
+        <w:rPr>
+          <w:rFonts w:ascii="Cambria Math" w:hAnsi="Cambria Math" w:cs="Cambria Math"/>
+          <w:sz w:val="22"/>
+          <w:szCs w:val="22"/>
+        </w:rPr>
+        <w:t>): M[</w:t>
+      </w:r>
+      <w:proofErr w:type="spellStart"/>
+      <w:r>
+        <w:rPr>
+          <w:rFonts w:ascii="Cambria Math" w:hAnsi="Cambria Math" w:cs="Cambria Math"/>
+          <w:sz w:val="22"/>
+          <w:szCs w:val="22"/>
+        </w:rPr>
+        <w:t>i,j</w:t>
+      </w:r>
+      <w:proofErr w:type="spellEnd"/>
+      <w:r>
+        <w:rPr>
+          <w:rFonts w:ascii="Cambria Math" w:hAnsi="Cambria Math" w:cs="Cambria Math"/>
+          <w:sz w:val="22"/>
+          <w:szCs w:val="22"/>
+        </w:rPr>
+        <w:t>] = “S”} = 1</w:t>
       </w:r>
     </w:p>
     <w:p>
@@ -397,14 +541,50 @@
           <w:sz w:val="22"/>
           <w:szCs w:val="22"/>
         </w:rPr>
-        <w:t xml:space="preserve"> N U {-1} donde x = El costo mínimo requerido para que las 6 caras tengan oro, que se obtiene de sumar los pesos b cuando la cara inferior esta vacia y M(r,c) = “G’ y costo a en cualquier otro </w:t>
-      </w:r>
+        <w:t xml:space="preserve"> N U {-1} donde x = El costo mínimo requerido para que las 6 caras tengan oro, que se obtiene de sumar los pesos b cuando la cara inferior esta </w:t>
+      </w:r>
+      <w:proofErr w:type="spellStart"/>
       <w:r>
         <w:rPr>
           <w:rFonts w:ascii="Cambria Math" w:hAnsi="Cambria Math" w:cs="Cambria Math"/>
           <w:sz w:val="22"/>
           <w:szCs w:val="22"/>
         </w:rPr>
+        <w:t>vacia</w:t>
+      </w:r>
+      <w:proofErr w:type="spellEnd"/>
+      <w:r>
+        <w:rPr>
+          <w:rFonts w:ascii="Cambria Math" w:hAnsi="Cambria Math" w:cs="Cambria Math"/>
+          <w:sz w:val="22"/>
+          <w:szCs w:val="22"/>
+        </w:rPr>
+        <w:t xml:space="preserve"> y M(</w:t>
+      </w:r>
+      <w:proofErr w:type="spellStart"/>
+      <w:r>
+        <w:rPr>
+          <w:rFonts w:ascii="Cambria Math" w:hAnsi="Cambria Math" w:cs="Cambria Math"/>
+          <w:sz w:val="22"/>
+          <w:szCs w:val="22"/>
+        </w:rPr>
+        <w:t>r,c</w:t>
+      </w:r>
+      <w:proofErr w:type="spellEnd"/>
+      <w:r>
+        <w:rPr>
+          <w:rFonts w:ascii="Cambria Math" w:hAnsi="Cambria Math" w:cs="Cambria Math"/>
+          <w:sz w:val="22"/>
+          <w:szCs w:val="22"/>
+        </w:rPr>
+        <w:t xml:space="preserve">) = “G’ y costo a en cualquier otro </w:t>
+      </w:r>
+      <w:r>
+        <w:rPr>
+          <w:rFonts w:ascii="Cambria Math" w:hAnsi="Cambria Math" w:cs="Cambria Math"/>
+          <w:sz w:val="22"/>
+          <w:szCs w:val="22"/>
+        </w:rPr>
         <w:t>caso, si no es posible obtener los 6 oros entonces x = -1.</w:t>
       </w:r>
     </w:p>
@@ -467,13 +647,29 @@
           <w:rFonts w:ascii="Times New Roman" w:hAnsi="Times New Roman" w:cs="Times New Roman"/>
           <w:lang w:val="es-ES"/>
         </w:rPr>
-        <w:t>(x,y)</w:t>
-      </w:r>
+        <w:t>(</w:t>
+      </w:r>
+      <w:proofErr w:type="spellStart"/>
       <w:r>
         <w:rPr>
           <w:rFonts w:ascii="Times New Roman" w:hAnsi="Times New Roman" w:cs="Times New Roman"/>
           <w:lang w:val="es-ES"/>
         </w:rPr>
+        <w:t>x,y</w:t>
+      </w:r>
+      <w:proofErr w:type="spellEnd"/>
+      <w:r>
+        <w:rPr>
+          <w:rFonts w:ascii="Times New Roman" w:hAnsi="Times New Roman" w:cs="Times New Roman"/>
+          <w:lang w:val="es-ES"/>
+        </w:rPr>
+        <w:t>)</w:t>
+      </w:r>
+      <w:r>
+        <w:rPr>
+          <w:rFonts w:ascii="Times New Roman" w:hAnsi="Times New Roman" w:cs="Times New Roman"/>
+          <w:lang w:val="es-ES"/>
+        </w:rPr>
         <w:t>, 0, 1</w:t>
       </w:r>
       <w:r>
@@ -488,13 +684,29 @@
           <w:rFonts w:ascii="Times New Roman" w:hAnsi="Times New Roman" w:cs="Times New Roman"/>
           <w:lang w:val="es-ES"/>
         </w:rPr>
-        <w:t>(x,y)</w:t>
-      </w:r>
+        <w:t>(</w:t>
+      </w:r>
+      <w:proofErr w:type="spellStart"/>
       <w:r>
         <w:rPr>
           <w:rFonts w:ascii="Times New Roman" w:hAnsi="Times New Roman" w:cs="Times New Roman"/>
           <w:lang w:val="es-ES"/>
         </w:rPr>
+        <w:t>x,y</w:t>
+      </w:r>
+      <w:proofErr w:type="spellEnd"/>
+      <w:r>
+        <w:rPr>
+          <w:rFonts w:ascii="Times New Roman" w:hAnsi="Times New Roman" w:cs="Times New Roman"/>
+          <w:lang w:val="es-ES"/>
+        </w:rPr>
+        <w:t>)</w:t>
+      </w:r>
+      <w:r>
+        <w:rPr>
+          <w:rFonts w:ascii="Times New Roman" w:hAnsi="Times New Roman" w:cs="Times New Roman"/>
+          <w:lang w:val="es-ES"/>
+        </w:rPr>
         <w:t>,</w:t>
       </w:r>
       <w:r>
@@ -509,13 +721,29 @@
           <w:rFonts w:ascii="Times New Roman" w:hAnsi="Times New Roman" w:cs="Times New Roman"/>
           <w:lang w:val="es-ES"/>
         </w:rPr>
-        <w:t>(x,y)</w:t>
-      </w:r>
+        <w:t>(</w:t>
+      </w:r>
+      <w:proofErr w:type="spellStart"/>
       <w:r>
         <w:rPr>
           <w:rFonts w:ascii="Times New Roman" w:hAnsi="Times New Roman" w:cs="Times New Roman"/>
           <w:lang w:val="es-ES"/>
         </w:rPr>
+        <w:t>x,y</w:t>
+      </w:r>
+      <w:proofErr w:type="spellEnd"/>
+      <w:r>
+        <w:rPr>
+          <w:rFonts w:ascii="Times New Roman" w:hAnsi="Times New Roman" w:cs="Times New Roman"/>
+          <w:lang w:val="es-ES"/>
+        </w:rPr>
+        <w:t>)</w:t>
+      </w:r>
+      <w:r>
+        <w:rPr>
+          <w:rFonts w:ascii="Times New Roman" w:hAnsi="Times New Roman" w:cs="Times New Roman"/>
+          <w:lang w:val="es-ES"/>
+        </w:rPr>
         <w:t>,</w:t>
       </w:r>
       <w:r>
@@ -530,13 +758,29 @@
           <w:rFonts w:ascii="Times New Roman" w:hAnsi="Times New Roman" w:cs="Times New Roman"/>
           <w:lang w:val="es-ES"/>
         </w:rPr>
-        <w:t>(x,y)</w:t>
-      </w:r>
+        <w:t>(</w:t>
+      </w:r>
+      <w:proofErr w:type="spellStart"/>
       <w:r>
         <w:rPr>
           <w:rFonts w:ascii="Times New Roman" w:hAnsi="Times New Roman" w:cs="Times New Roman"/>
           <w:lang w:val="es-ES"/>
         </w:rPr>
+        <w:t>x,y</w:t>
+      </w:r>
+      <w:proofErr w:type="spellEnd"/>
+      <w:r>
+        <w:rPr>
+          <w:rFonts w:ascii="Times New Roman" w:hAnsi="Times New Roman" w:cs="Times New Roman"/>
+          <w:lang w:val="es-ES"/>
+        </w:rPr>
+        <w:t>)</w:t>
+      </w:r>
+      <w:r>
+        <w:rPr>
+          <w:rFonts w:ascii="Times New Roman" w:hAnsi="Times New Roman" w:cs="Times New Roman"/>
+          <w:lang w:val="es-ES"/>
+        </w:rPr>
         <w:t>,</w:t>
       </w:r>
       <w:r>
@@ -551,13 +795,29 @@
           <w:rFonts w:ascii="Times New Roman" w:hAnsi="Times New Roman" w:cs="Times New Roman"/>
           <w:lang w:val="es-ES"/>
         </w:rPr>
-        <w:t>(x,y)</w:t>
-      </w:r>
+        <w:t>(</w:t>
+      </w:r>
+      <w:proofErr w:type="spellStart"/>
       <w:r>
         <w:rPr>
           <w:rFonts w:ascii="Times New Roman" w:hAnsi="Times New Roman" w:cs="Times New Roman"/>
           <w:lang w:val="es-ES"/>
         </w:rPr>
+        <w:t>x,y</w:t>
+      </w:r>
+      <w:proofErr w:type="spellEnd"/>
+      <w:r>
+        <w:rPr>
+          <w:rFonts w:ascii="Times New Roman" w:hAnsi="Times New Roman" w:cs="Times New Roman"/>
+          <w:lang w:val="es-ES"/>
+        </w:rPr>
+        <w:t>)</w:t>
+      </w:r>
+      <w:r>
+        <w:rPr>
+          <w:rFonts w:ascii="Times New Roman" w:hAnsi="Times New Roman" w:cs="Times New Roman"/>
+          <w:lang w:val="es-ES"/>
+        </w:rPr>
         <w:t>,</w:t>
       </w:r>
       <w:r>
@@ -572,13 +832,29 @@
           <w:rFonts w:ascii="Times New Roman" w:hAnsi="Times New Roman" w:cs="Times New Roman"/>
           <w:lang w:val="es-ES"/>
         </w:rPr>
-        <w:t>(x,y)</w:t>
-      </w:r>
+        <w:t>(</w:t>
+      </w:r>
+      <w:proofErr w:type="spellStart"/>
       <w:r>
         <w:rPr>
           <w:rFonts w:ascii="Times New Roman" w:hAnsi="Times New Roman" w:cs="Times New Roman"/>
           <w:lang w:val="es-ES"/>
         </w:rPr>
+        <w:t>x,y</w:t>
+      </w:r>
+      <w:proofErr w:type="spellEnd"/>
+      <w:r>
+        <w:rPr>
+          <w:rFonts w:ascii="Times New Roman" w:hAnsi="Times New Roman" w:cs="Times New Roman"/>
+          <w:lang w:val="es-ES"/>
+        </w:rPr>
+        <w:t>)</w:t>
+      </w:r>
+      <w:r>
+        <w:rPr>
+          <w:rFonts w:ascii="Times New Roman" w:hAnsi="Times New Roman" w:cs="Times New Roman"/>
+          <w:lang w:val="es-ES"/>
+        </w:rPr>
         <w:t>,</w:t>
       </w:r>
       <w:r>
@@ -593,7 +869,23 @@
           <w:rFonts w:ascii="Times New Roman" w:hAnsi="Times New Roman" w:cs="Times New Roman"/>
           <w:lang w:val="es-ES"/>
         </w:rPr>
-        <w:t>(x,y)</w:t>
+        <w:t>(</w:t>
+      </w:r>
+      <w:proofErr w:type="spellStart"/>
+      <w:r>
+        <w:rPr>
+          <w:rFonts w:ascii="Times New Roman" w:hAnsi="Times New Roman" w:cs="Times New Roman"/>
+          <w:lang w:val="es-ES"/>
+        </w:rPr>
+        <w:t>x,y</w:t>
+      </w:r>
+      <w:proofErr w:type="spellEnd"/>
+      <w:r>
+        <w:rPr>
+          <w:rFonts w:ascii="Times New Roman" w:hAnsi="Times New Roman" w:cs="Times New Roman"/>
+          <w:lang w:val="es-ES"/>
+        </w:rPr>
+        <w:t>)</w:t>
       </w:r>
       <w:r>
         <w:rPr>
@@ -772,7 +1064,21 @@
         <w:rPr>
           <w:rFonts w:ascii="Times New Roman" w:hAnsi="Times New Roman" w:cs="Times New Roman"/>
         </w:rPr>
-        <w:t>G G . .</w:t>
+        <w:t xml:space="preserve">G </w:t>
+      </w:r>
+      <w:proofErr w:type="spellStart"/>
+      <w:r>
+        <w:rPr>
+          <w:rFonts w:ascii="Times New Roman" w:hAnsi="Times New Roman" w:cs="Times New Roman"/>
+        </w:rPr>
+        <w:t>G</w:t>
+      </w:r>
+      <w:proofErr w:type="spellEnd"/>
+      <w:r>
+        <w:rPr>
+          <w:rFonts w:ascii="Times New Roman" w:hAnsi="Times New Roman" w:cs="Times New Roman"/>
+        </w:rPr>
+        <w:t xml:space="preserve"> . .</w:t>
       </w:r>
     </w:p>
     <w:p>
@@ -2561,33 +2867,49 @@
           <w:rFonts w:ascii="Times New Roman" w:hAnsi="Times New Roman" w:cs="Times New Roman"/>
           <w:lang w:val="en-US"/>
         </w:rPr>
-        <w:t>Screw you guys, I got all the gold for 20 cost!</w:t>
-      </w:r>
-    </w:p>
-    <w:p>
-      <w:pPr>
-        <w:spacing w:after="0" w:line="240" w:lineRule="auto"/>
-        <w:jc w:val="both"/>
+        <w:t xml:space="preserve">Screw you guys, I got all the gold for 20 </w:t>
+      </w:r>
+      <w:proofErr w:type="gramStart"/>
+      <w:r>
         <w:rPr>
           <w:rFonts w:ascii="Times New Roman" w:hAnsi="Times New Roman" w:cs="Times New Roman"/>
           <w:lang w:val="en-US"/>
         </w:rPr>
-      </w:pPr>
-    </w:p>
-    <w:p>
-      <w:pPr>
-        <w:spacing w:after="0" w:line="240" w:lineRule="auto"/>
-        <w:jc w:val="both"/>
+        <w:t>cost</w:t>
+      </w:r>
+      <w:proofErr w:type="gramEnd"/>
+      <w:r>
         <w:rPr>
           <w:rFonts w:ascii="Times New Roman" w:hAnsi="Times New Roman" w:cs="Times New Roman"/>
           <w:lang w:val="en-US"/>
         </w:rPr>
-      </w:pPr>
-      <w:r>
+        <w:t>!</w:t>
+      </w:r>
+    </w:p>
+    <w:p>
+      <w:pPr>
+        <w:spacing w:after="0" w:line="240" w:lineRule="auto"/>
+        <w:jc w:val="both"/>
         <w:rPr>
           <w:rFonts w:ascii="Times New Roman" w:hAnsi="Times New Roman" w:cs="Times New Roman"/>
           <w:lang w:val="en-US"/>
         </w:rPr>
+      </w:pPr>
+    </w:p>
+    <w:p>
+      <w:pPr>
+        <w:spacing w:after="0" w:line="240" w:lineRule="auto"/>
+        <w:jc w:val="both"/>
+        <w:rPr>
+          <w:rFonts w:ascii="Times New Roman" w:hAnsi="Times New Roman" w:cs="Times New Roman"/>
+          <w:lang w:val="en-US"/>
+        </w:rPr>
+      </w:pPr>
+      <w:r>
+        <w:rPr>
+          <w:rFonts w:ascii="Times New Roman" w:hAnsi="Times New Roman" w:cs="Times New Roman"/>
+          <w:lang w:val="en-US"/>
+        </w:rPr>
         <w:t>Caso #2)</w:t>
       </w:r>
     </w:p>
@@ -2675,6 +2997,7 @@
           <w:lang w:val="en-US"/>
         </w:rPr>
       </w:pPr>
+      <w:proofErr w:type="gramStart"/>
       <w:r>
         <w:rPr>
           <w:rFonts w:ascii="Times New Roman" w:hAnsi="Times New Roman" w:cs="Times New Roman"/>
@@ -2682,30 +3005,65 @@
         </w:rPr>
         <w:t xml:space="preserve">G </w:t>
       </w:r>
+      <w:proofErr w:type="spellStart"/>
       <w:r>
         <w:rPr>
           <w:rFonts w:ascii="Times New Roman" w:hAnsi="Times New Roman" w:cs="Times New Roman"/>
           <w:lang w:val="en-US"/>
         </w:rPr>
-        <w:t>G G .</w:t>
-      </w:r>
-    </w:p>
-    <w:p>
-      <w:pPr>
-        <w:spacing w:after="0" w:line="240" w:lineRule="auto"/>
-        <w:jc w:val="both"/>
+        <w:t>G</w:t>
+      </w:r>
+      <w:proofErr w:type="spellEnd"/>
+      <w:proofErr w:type="gramEnd"/>
+      <w:r>
         <w:rPr>
           <w:rFonts w:ascii="Times New Roman" w:hAnsi="Times New Roman" w:cs="Times New Roman"/>
           <w:lang w:val="en-US"/>
         </w:rPr>
-      </w:pPr>
+        <w:t xml:space="preserve"> </w:t>
+      </w:r>
+      <w:proofErr w:type="spellStart"/>
       <w:r>
         <w:rPr>
           <w:rFonts w:ascii="Times New Roman" w:hAnsi="Times New Roman" w:cs="Times New Roman"/>
           <w:lang w:val="en-US"/>
         </w:rPr>
-        <w:t>. . G G</w:t>
-      </w:r>
+        <w:t>G</w:t>
+      </w:r>
+      <w:proofErr w:type="spellEnd"/>
+      <w:r>
+        <w:rPr>
+          <w:rFonts w:ascii="Times New Roman" w:hAnsi="Times New Roman" w:cs="Times New Roman"/>
+          <w:lang w:val="en-US"/>
+        </w:rPr>
+        <w:t xml:space="preserve"> .</w:t>
+      </w:r>
+    </w:p>
+    <w:p>
+      <w:pPr>
+        <w:spacing w:after="0" w:line="240" w:lineRule="auto"/>
+        <w:jc w:val="both"/>
+        <w:rPr>
+          <w:rFonts w:ascii="Times New Roman" w:hAnsi="Times New Roman" w:cs="Times New Roman"/>
+          <w:lang w:val="en-US"/>
+        </w:rPr>
+      </w:pPr>
+      <w:r>
+        <w:rPr>
+          <w:rFonts w:ascii="Times New Roman" w:hAnsi="Times New Roman" w:cs="Times New Roman"/>
+          <w:lang w:val="en-US"/>
+        </w:rPr>
+        <w:t xml:space="preserve">. . G </w:t>
+      </w:r>
+      <w:proofErr w:type="spellStart"/>
+      <w:r>
+        <w:rPr>
+          <w:rFonts w:ascii="Times New Roman" w:hAnsi="Times New Roman" w:cs="Times New Roman"/>
+          <w:lang w:val="en-US"/>
+        </w:rPr>
+        <w:t>G</w:t>
+      </w:r>
+      <w:proofErr w:type="spellEnd"/>
     </w:p>
     <w:p>
       <w:pPr>
@@ -3410,95 +3768,91 @@
         <w:jc w:val="both"/>
         <w:rPr>
           <w:rFonts w:ascii="Times New Roman" w:hAnsi="Times New Roman" w:cs="Times New Roman"/>
-          <w:lang w:val="es-ES"/>
-        </w:rPr>
-      </w:pPr>
-      <w:r>
-        <w:rPr>
-          <w:rFonts w:ascii="Times New Roman" w:hAnsi="Times New Roman" w:cs="Times New Roman"/>
-          <w:lang w:val="es-ES"/>
+          <w:lang w:val="en-US"/>
+        </w:rPr>
+      </w:pPr>
+      <w:r>
+        <w:rPr>
+          <w:rFonts w:ascii="Times New Roman" w:hAnsi="Times New Roman" w:cs="Times New Roman"/>
+          <w:lang w:val="en-US"/>
         </w:rPr>
         <w:br/>
-      </w:r>
-      <w:r>
-        <w:rPr>
-          <w:rFonts w:ascii="Times New Roman" w:hAnsi="Times New Roman" w:cs="Times New Roman"/>
-          <w:lang w:val="es-ES"/>
-        </w:rPr>
-        <w:t>Screw you guys, I got all the gold for 1</w:t>
-      </w:r>
-      <w:r>
-        <w:rPr>
-          <w:rFonts w:ascii="Times New Roman" w:hAnsi="Times New Roman" w:cs="Times New Roman"/>
-          <w:lang w:val="es-ES"/>
-        </w:rPr>
-        <w:t>2</w:t>
-      </w:r>
-      <w:r>
-        <w:rPr>
-          <w:rFonts w:ascii="Times New Roman" w:hAnsi="Times New Roman" w:cs="Times New Roman"/>
-          <w:lang w:val="es-ES"/>
-        </w:rPr>
-        <w:t xml:space="preserve"> cost!</w:t>
-      </w:r>
-    </w:p>
-    <w:p>
-      <w:pPr>
-        <w:spacing w:after="0" w:line="240" w:lineRule="auto"/>
-        <w:jc w:val="both"/>
-        <w:rPr>
-          <w:rFonts w:ascii="Times New Roman" w:hAnsi="Times New Roman" w:cs="Times New Roman"/>
-          <w:lang w:val="es-ES"/>
-        </w:rPr>
-      </w:pPr>
-    </w:p>
-    <w:p>
-      <w:pPr>
-        <w:spacing w:after="0" w:line="240" w:lineRule="auto"/>
-        <w:jc w:val="both"/>
-        <w:rPr>
-          <w:rFonts w:ascii="Times New Roman" w:hAnsi="Times New Roman" w:cs="Times New Roman"/>
-          <w:lang w:val="es-ES"/>
-        </w:rPr>
-      </w:pPr>
-    </w:p>
-    <w:p>
-      <w:pPr>
-        <w:spacing w:after="0" w:line="240" w:lineRule="auto"/>
-        <w:jc w:val="both"/>
-        <w:rPr>
-          <w:rFonts w:ascii="Times New Roman" w:hAnsi="Times New Roman" w:cs="Times New Roman"/>
-          <w:lang w:val="es-ES"/>
-        </w:rPr>
-      </w:pPr>
-    </w:p>
-    <w:p>
-      <w:pPr>
-        <w:spacing w:after="0" w:line="240" w:lineRule="auto"/>
-        <w:jc w:val="both"/>
-        <w:rPr>
-          <w:rFonts w:ascii="Times New Roman" w:hAnsi="Times New Roman" w:cs="Times New Roman"/>
-          <w:lang w:val="es-ES"/>
-        </w:rPr>
-      </w:pPr>
-    </w:p>
-    <w:p>
-      <w:pPr>
-        <w:spacing w:after="0" w:line="240" w:lineRule="auto"/>
-        <w:jc w:val="both"/>
-        <w:rPr>
-          <w:rFonts w:ascii="Times New Roman" w:hAnsi="Times New Roman" w:cs="Times New Roman"/>
-          <w:lang w:val="es-ES"/>
-        </w:rPr>
-      </w:pPr>
-    </w:p>
-    <w:p>
-      <w:pPr>
-        <w:spacing w:after="0" w:line="240" w:lineRule="auto"/>
-        <w:jc w:val="both"/>
-        <w:rPr>
-          <w:rFonts w:ascii="Times New Roman" w:hAnsi="Times New Roman" w:cs="Times New Roman"/>
-          <w:lang w:val="es-ES"/>
+        <w:t xml:space="preserve">Screw you guys, I got all the gold for 12 </w:t>
+      </w:r>
+      <w:proofErr w:type="gramStart"/>
+      <w:r>
+        <w:rPr>
+          <w:rFonts w:ascii="Times New Roman" w:hAnsi="Times New Roman" w:cs="Times New Roman"/>
+          <w:lang w:val="en-US"/>
+        </w:rPr>
+        <w:t>cost</w:t>
+      </w:r>
+      <w:proofErr w:type="gramEnd"/>
+      <w:r>
+        <w:rPr>
+          <w:rFonts w:ascii="Times New Roman" w:hAnsi="Times New Roman" w:cs="Times New Roman"/>
+          <w:lang w:val="en-US"/>
+        </w:rPr>
+        <w:t>!</w:t>
+      </w:r>
+    </w:p>
+    <w:p>
+      <w:pPr>
+        <w:spacing w:after="0" w:line="240" w:lineRule="auto"/>
+        <w:jc w:val="both"/>
+        <w:rPr>
+          <w:rFonts w:ascii="Times New Roman" w:hAnsi="Times New Roman" w:cs="Times New Roman"/>
+          <w:lang w:val="en-US"/>
+        </w:rPr>
+      </w:pPr>
+    </w:p>
+    <w:p>
+      <w:pPr>
+        <w:spacing w:after="0" w:line="240" w:lineRule="auto"/>
+        <w:jc w:val="both"/>
+        <w:rPr>
+          <w:rFonts w:ascii="Times New Roman" w:hAnsi="Times New Roman" w:cs="Times New Roman"/>
+          <w:lang w:val="en-US"/>
+        </w:rPr>
+      </w:pPr>
+    </w:p>
+    <w:p>
+      <w:pPr>
+        <w:spacing w:after="0" w:line="240" w:lineRule="auto"/>
+        <w:jc w:val="both"/>
+        <w:rPr>
+          <w:rFonts w:ascii="Times New Roman" w:hAnsi="Times New Roman" w:cs="Times New Roman"/>
+          <w:lang w:val="en-US"/>
+        </w:rPr>
+      </w:pPr>
+    </w:p>
+    <w:p>
+      <w:pPr>
+        <w:spacing w:after="0" w:line="240" w:lineRule="auto"/>
+        <w:jc w:val="both"/>
+        <w:rPr>
+          <w:rFonts w:ascii="Times New Roman" w:hAnsi="Times New Roman" w:cs="Times New Roman"/>
+          <w:lang w:val="en-US"/>
+        </w:rPr>
+      </w:pPr>
+    </w:p>
+    <w:p>
+      <w:pPr>
+        <w:spacing w:after="0" w:line="240" w:lineRule="auto"/>
+        <w:jc w:val="both"/>
+        <w:rPr>
+          <w:rFonts w:ascii="Times New Roman" w:hAnsi="Times New Roman" w:cs="Times New Roman"/>
+          <w:lang w:val="en-US"/>
+        </w:rPr>
+      </w:pPr>
+    </w:p>
+    <w:p>
+      <w:pPr>
+        <w:spacing w:after="0" w:line="240" w:lineRule="auto"/>
+        <w:jc w:val="both"/>
+        <w:rPr>
+          <w:rFonts w:ascii="Times New Roman" w:hAnsi="Times New Roman" w:cs="Times New Roman"/>
+          <w:lang w:val="en-US"/>
         </w:rPr>
       </w:pPr>
     </w:p>
@@ -3621,7 +3975,39 @@
           <w:rFonts w:ascii="Times New Roman" w:hAnsi="Times New Roman" w:cs="Times New Roman"/>
           <w:lang w:val="es-CO"/>
         </w:rPr>
-        <w:t>S G G G .</w:t>
+        <w:t xml:space="preserve">S G </w:t>
+      </w:r>
+      <w:proofErr w:type="spellStart"/>
+      <w:r>
+        <w:rPr>
+          <w:rFonts w:ascii="Times New Roman" w:hAnsi="Times New Roman" w:cs="Times New Roman"/>
+          <w:lang w:val="es-CO"/>
+        </w:rPr>
+        <w:t>G</w:t>
+      </w:r>
+      <w:proofErr w:type="spellEnd"/>
+      <w:r>
+        <w:rPr>
+          <w:rFonts w:ascii="Times New Roman" w:hAnsi="Times New Roman" w:cs="Times New Roman"/>
+          <w:lang w:val="es-CO"/>
+        </w:rPr>
+        <w:t xml:space="preserve"> </w:t>
+      </w:r>
+      <w:proofErr w:type="spellStart"/>
+      <w:r>
+        <w:rPr>
+          <w:rFonts w:ascii="Times New Roman" w:hAnsi="Times New Roman" w:cs="Times New Roman"/>
+          <w:lang w:val="es-CO"/>
+        </w:rPr>
+        <w:t>G</w:t>
+      </w:r>
+      <w:proofErr w:type="spellEnd"/>
+      <w:r>
+        <w:rPr>
+          <w:rFonts w:ascii="Times New Roman" w:hAnsi="Times New Roman" w:cs="Times New Roman"/>
+          <w:lang w:val="es-CO"/>
+        </w:rPr>
+        <w:t xml:space="preserve"> .</w:t>
       </w:r>
     </w:p>
     <w:p>
@@ -3701,13 +4087,13 @@
         <w:jc w:val="both"/>
         <w:rPr>
           <w:rFonts w:ascii="Times New Roman" w:hAnsi="Times New Roman" w:cs="Times New Roman"/>
-          <w:lang w:val="en-US"/>
-        </w:rPr>
-      </w:pPr>
-      <w:r>
-        <w:rPr>
-          <w:rFonts w:ascii="Times New Roman" w:hAnsi="Times New Roman" w:cs="Times New Roman"/>
-          <w:lang w:val="en-US"/>
+          <w:lang w:val="es-CO"/>
+        </w:rPr>
+      </w:pPr>
+      <w:r>
+        <w:rPr>
+          <w:rFonts w:ascii="Times New Roman" w:hAnsi="Times New Roman" w:cs="Times New Roman"/>
+          <w:lang w:val="es-CO"/>
         </w:rPr>
         <w:t>(</w:t>
       </w:r>
@@ -3718,13 +4104,13 @@
         <w:jc w:val="both"/>
         <w:rPr>
           <w:rFonts w:ascii="Times New Roman" w:hAnsi="Times New Roman" w:cs="Times New Roman"/>
-          <w:lang w:val="en-US"/>
-        </w:rPr>
-      </w:pPr>
-      <w:r>
-        <w:rPr>
-          <w:rFonts w:ascii="Times New Roman" w:hAnsi="Times New Roman" w:cs="Times New Roman"/>
-          <w:lang w:val="en-US"/>
+          <w:lang w:val="es-CO"/>
+        </w:rPr>
+      </w:pPr>
+      <w:r>
+        <w:rPr>
+          <w:rFonts w:ascii="Times New Roman" w:hAnsi="Times New Roman" w:cs="Times New Roman"/>
+          <w:lang w:val="es-CO"/>
         </w:rPr>
         <w:t>[0,0,0,0,0,0],</w:t>
       </w:r>
@@ -3735,13 +4121,13 @@
         <w:jc w:val="both"/>
         <w:rPr>
           <w:rFonts w:ascii="Times New Roman" w:hAnsi="Times New Roman" w:cs="Times New Roman"/>
-          <w:lang w:val="en-US"/>
-        </w:rPr>
-      </w:pPr>
-      <w:r>
-        <w:rPr>
-          <w:rFonts w:ascii="Times New Roman" w:hAnsi="Times New Roman" w:cs="Times New Roman"/>
-          <w:lang w:val="en-US"/>
+          <w:lang w:val="es-CO"/>
+        </w:rPr>
+      </w:pPr>
+      <w:r>
+        <w:rPr>
+          <w:rFonts w:ascii="Times New Roman" w:hAnsi="Times New Roman" w:cs="Times New Roman"/>
+          <w:lang w:val="es-CO"/>
         </w:rPr>
         <w:t>(2,0),</w:t>
       </w:r>
@@ -3752,13 +4138,13 @@
         <w:jc w:val="both"/>
         <w:rPr>
           <w:rFonts w:ascii="Times New Roman" w:hAnsi="Times New Roman" w:cs="Times New Roman"/>
-          <w:lang w:val="en-US"/>
-        </w:rPr>
-      </w:pPr>
-      <w:r>
-        <w:rPr>
-          <w:rFonts w:ascii="Times New Roman" w:hAnsi="Times New Roman" w:cs="Times New Roman"/>
-          <w:lang w:val="en-US"/>
+          <w:lang w:val="es-CO"/>
+        </w:rPr>
+      </w:pPr>
+      <w:r>
+        <w:rPr>
+          <w:rFonts w:ascii="Times New Roman" w:hAnsi="Times New Roman" w:cs="Times New Roman"/>
+          <w:lang w:val="es-CO"/>
         </w:rPr>
         <w:t>0,</w:t>
       </w:r>
@@ -3769,13 +4155,13 @@
         <w:jc w:val="both"/>
         <w:rPr>
           <w:rFonts w:ascii="Times New Roman" w:hAnsi="Times New Roman" w:cs="Times New Roman"/>
-          <w:lang w:val="en-US"/>
-        </w:rPr>
-      </w:pPr>
-      <w:r>
-        <w:rPr>
-          <w:rFonts w:ascii="Times New Roman" w:hAnsi="Times New Roman" w:cs="Times New Roman"/>
-          <w:lang w:val="en-US"/>
+          <w:lang w:val="es-CO"/>
+        </w:rPr>
+      </w:pPr>
+      <w:r>
+        <w:rPr>
+          <w:rFonts w:ascii="Times New Roman" w:hAnsi="Times New Roman" w:cs="Times New Roman"/>
+          <w:lang w:val="es-CO"/>
         </w:rPr>
         <w:t>[(0,2), (1,2), (2,1), (2,2), (2,3), (3,0)]</w:t>
       </w:r>
@@ -3786,13 +4172,13 @@
         <w:jc w:val="both"/>
         <w:rPr>
           <w:rFonts w:ascii="Times New Roman" w:hAnsi="Times New Roman" w:cs="Times New Roman"/>
-          <w:lang w:val="en-US"/>
-        </w:rPr>
-      </w:pPr>
-      <w:r>
-        <w:rPr>
-          <w:rFonts w:ascii="Times New Roman" w:hAnsi="Times New Roman" w:cs="Times New Roman"/>
-          <w:lang w:val="en-US"/>
+          <w:lang w:val="es-CO"/>
+        </w:rPr>
+      </w:pPr>
+      <w:r>
+        <w:rPr>
+          <w:rFonts w:ascii="Times New Roman" w:hAnsi="Times New Roman" w:cs="Times New Roman"/>
+          <w:lang w:val="es-CO"/>
         </w:rPr>
         <w:t>)</w:t>
       </w:r>
@@ -3803,23 +4189,23 @@
         <w:jc w:val="both"/>
         <w:rPr>
           <w:rFonts w:ascii="Times New Roman" w:hAnsi="Times New Roman" w:cs="Times New Roman"/>
-          <w:lang w:val="en-US"/>
-        </w:rPr>
-      </w:pPr>
-    </w:p>
-    <w:p>
-      <w:pPr>
-        <w:spacing w:after="0" w:line="240" w:lineRule="auto"/>
-        <w:jc w:val="both"/>
-        <w:rPr>
-          <w:rFonts w:ascii="Times New Roman" w:hAnsi="Times New Roman" w:cs="Times New Roman"/>
-          <w:lang w:val="en-US"/>
-        </w:rPr>
-      </w:pPr>
-      <w:r>
-        <w:rPr>
-          <w:rFonts w:ascii="Times New Roman" w:hAnsi="Times New Roman" w:cs="Times New Roman"/>
-          <w:lang w:val="en-US"/>
+          <w:lang w:val="es-CO"/>
+        </w:rPr>
+      </w:pPr>
+    </w:p>
+    <w:p>
+      <w:pPr>
+        <w:spacing w:after="0" w:line="240" w:lineRule="auto"/>
+        <w:jc w:val="both"/>
+        <w:rPr>
+          <w:rFonts w:ascii="Times New Roman" w:hAnsi="Times New Roman" w:cs="Times New Roman"/>
+          <w:lang w:val="es-CO"/>
+        </w:rPr>
+      </w:pPr>
+      <w:r>
+        <w:rPr>
+          <w:rFonts w:ascii="Times New Roman" w:hAnsi="Times New Roman" w:cs="Times New Roman"/>
+          <w:lang w:val="es-CO"/>
         </w:rPr>
         <w:t>Abajo:</w:t>
       </w:r>
@@ -3830,23 +4216,23 @@
         <w:jc w:val="both"/>
         <w:rPr>
           <w:rFonts w:ascii="Times New Roman" w:hAnsi="Times New Roman" w:cs="Times New Roman"/>
-          <w:lang w:val="en-US"/>
-        </w:rPr>
-      </w:pPr>
-    </w:p>
-    <w:p>
-      <w:pPr>
-        <w:spacing w:after="0" w:line="240" w:lineRule="auto"/>
-        <w:jc w:val="both"/>
-        <w:rPr>
-          <w:rFonts w:ascii="Times New Roman" w:hAnsi="Times New Roman" w:cs="Times New Roman"/>
-          <w:lang w:val="en-US"/>
-        </w:rPr>
-      </w:pPr>
-      <w:r>
-        <w:rPr>
-          <w:rFonts w:ascii="Times New Roman" w:hAnsi="Times New Roman" w:cs="Times New Roman"/>
-          <w:lang w:val="en-US"/>
+          <w:lang w:val="es-CO"/>
+        </w:rPr>
+      </w:pPr>
+    </w:p>
+    <w:p>
+      <w:pPr>
+        <w:spacing w:after="0" w:line="240" w:lineRule="auto"/>
+        <w:jc w:val="both"/>
+        <w:rPr>
+          <w:rFonts w:ascii="Times New Roman" w:hAnsi="Times New Roman" w:cs="Times New Roman"/>
+          <w:lang w:val="es-CO"/>
+        </w:rPr>
+      </w:pPr>
+      <w:r>
+        <w:rPr>
+          <w:rFonts w:ascii="Times New Roman" w:hAnsi="Times New Roman" w:cs="Times New Roman"/>
+          <w:lang w:val="es-CO"/>
         </w:rPr>
         <w:t>(</w:t>
       </w:r>
@@ -3857,13 +4243,13 @@
         <w:jc w:val="both"/>
         <w:rPr>
           <w:rFonts w:ascii="Times New Roman" w:hAnsi="Times New Roman" w:cs="Times New Roman"/>
-          <w:lang w:val="en-US"/>
-        </w:rPr>
-      </w:pPr>
-      <w:r>
-        <w:rPr>
-          <w:rFonts w:ascii="Times New Roman" w:hAnsi="Times New Roman" w:cs="Times New Roman"/>
-          <w:lang w:val="en-US"/>
+          <w:lang w:val="es-CO"/>
+        </w:rPr>
+      </w:pPr>
+      <w:r>
+        <w:rPr>
+          <w:rFonts w:ascii="Times New Roman" w:hAnsi="Times New Roman" w:cs="Times New Roman"/>
+          <w:lang w:val="es-CO"/>
         </w:rPr>
         <w:t>[1,0,0,0,0,0],</w:t>
       </w:r>
@@ -3874,13 +4260,13 @@
         <w:jc w:val="both"/>
         <w:rPr>
           <w:rFonts w:ascii="Times New Roman" w:hAnsi="Times New Roman" w:cs="Times New Roman"/>
-          <w:lang w:val="en-US"/>
-        </w:rPr>
-      </w:pPr>
-      <w:r>
-        <w:rPr>
-          <w:rFonts w:ascii="Times New Roman" w:hAnsi="Times New Roman" w:cs="Times New Roman"/>
-          <w:lang w:val="en-US"/>
+          <w:lang w:val="es-CO"/>
+        </w:rPr>
+      </w:pPr>
+      <w:r>
+        <w:rPr>
+          <w:rFonts w:ascii="Times New Roman" w:hAnsi="Times New Roman" w:cs="Times New Roman"/>
+          <w:lang w:val="es-CO"/>
         </w:rPr>
         <w:t>(3,0),</w:t>
       </w:r>
@@ -3891,13 +4277,13 @@
         <w:jc w:val="both"/>
         <w:rPr>
           <w:rFonts w:ascii="Times New Roman" w:hAnsi="Times New Roman" w:cs="Times New Roman"/>
-          <w:lang w:val="en-US"/>
-        </w:rPr>
-      </w:pPr>
-      <w:r>
-        <w:rPr>
-          <w:rFonts w:ascii="Times New Roman" w:hAnsi="Times New Roman" w:cs="Times New Roman"/>
-          <w:lang w:val="en-US"/>
+          <w:lang w:val="es-CO"/>
+        </w:rPr>
+      </w:pPr>
+      <w:r>
+        <w:rPr>
+          <w:rFonts w:ascii="Times New Roman" w:hAnsi="Times New Roman" w:cs="Times New Roman"/>
+          <w:lang w:val="es-CO"/>
         </w:rPr>
         <w:t>4,</w:t>
       </w:r>
@@ -3908,13 +4294,13 @@
         <w:jc w:val="both"/>
         <w:rPr>
           <w:rFonts w:ascii="Times New Roman" w:hAnsi="Times New Roman" w:cs="Times New Roman"/>
-          <w:lang w:val="en-US"/>
-        </w:rPr>
-      </w:pPr>
-      <w:r>
-        <w:rPr>
-          <w:rFonts w:ascii="Times New Roman" w:hAnsi="Times New Roman" w:cs="Times New Roman"/>
-          <w:lang w:val="en-US"/>
+          <w:lang w:val="es-CO"/>
+        </w:rPr>
+      </w:pPr>
+      <w:r>
+        <w:rPr>
+          <w:rFonts w:ascii="Times New Roman" w:hAnsi="Times New Roman" w:cs="Times New Roman"/>
+          <w:lang w:val="es-CO"/>
         </w:rPr>
         <w:t>[(0,2), (1,2), (2,1), (2,2), (2,3)]</w:t>
       </w:r>
@@ -3925,13 +4311,13 @@
         <w:jc w:val="both"/>
         <w:rPr>
           <w:rFonts w:ascii="Times New Roman" w:hAnsi="Times New Roman" w:cs="Times New Roman"/>
-          <w:lang w:val="en-US"/>
-        </w:rPr>
-      </w:pPr>
-      <w:r>
-        <w:rPr>
-          <w:rFonts w:ascii="Times New Roman" w:hAnsi="Times New Roman" w:cs="Times New Roman"/>
-          <w:lang w:val="en-US"/>
+          <w:lang w:val="es-CO"/>
+        </w:rPr>
+      </w:pPr>
+      <w:r>
+        <w:rPr>
+          <w:rFonts w:ascii="Times New Roman" w:hAnsi="Times New Roman" w:cs="Times New Roman"/>
+          <w:lang w:val="es-CO"/>
         </w:rPr>
         <w:t>)</w:t>
       </w:r>
@@ -3942,23 +4328,23 @@
         <w:jc w:val="both"/>
         <w:rPr>
           <w:rFonts w:ascii="Times New Roman" w:hAnsi="Times New Roman" w:cs="Times New Roman"/>
-          <w:lang w:val="en-US"/>
-        </w:rPr>
-      </w:pPr>
-    </w:p>
-    <w:p>
-      <w:pPr>
-        <w:spacing w:after="0" w:line="240" w:lineRule="auto"/>
-        <w:jc w:val="both"/>
-        <w:rPr>
-          <w:rFonts w:ascii="Times New Roman" w:hAnsi="Times New Roman" w:cs="Times New Roman"/>
-          <w:lang w:val="en-US"/>
-        </w:rPr>
-      </w:pPr>
-      <w:r>
-        <w:rPr>
-          <w:rFonts w:ascii="Times New Roman" w:hAnsi="Times New Roman" w:cs="Times New Roman"/>
-          <w:lang w:val="en-US"/>
+          <w:lang w:val="es-CO"/>
+        </w:rPr>
+      </w:pPr>
+    </w:p>
+    <w:p>
+      <w:pPr>
+        <w:spacing w:after="0" w:line="240" w:lineRule="auto"/>
+        <w:jc w:val="both"/>
+        <w:rPr>
+          <w:rFonts w:ascii="Times New Roman" w:hAnsi="Times New Roman" w:cs="Times New Roman"/>
+          <w:lang w:val="es-CO"/>
+        </w:rPr>
+      </w:pPr>
+      <w:r>
+        <w:rPr>
+          <w:rFonts w:ascii="Times New Roman" w:hAnsi="Times New Roman" w:cs="Times New Roman"/>
+          <w:lang w:val="es-CO"/>
         </w:rPr>
         <w:t>Arriba:</w:t>
       </w:r>
@@ -3969,23 +4355,23 @@
         <w:jc w:val="both"/>
         <w:rPr>
           <w:rFonts w:ascii="Times New Roman" w:hAnsi="Times New Roman" w:cs="Times New Roman"/>
-          <w:lang w:val="en-US"/>
-        </w:rPr>
-      </w:pPr>
-    </w:p>
-    <w:p>
-      <w:pPr>
-        <w:spacing w:after="0" w:line="240" w:lineRule="auto"/>
-        <w:jc w:val="both"/>
-        <w:rPr>
-          <w:rFonts w:ascii="Times New Roman" w:hAnsi="Times New Roman" w:cs="Times New Roman"/>
-          <w:lang w:val="en-US"/>
-        </w:rPr>
-      </w:pPr>
-      <w:r>
-        <w:rPr>
-          <w:rFonts w:ascii="Times New Roman" w:hAnsi="Times New Roman" w:cs="Times New Roman"/>
-          <w:lang w:val="en-US"/>
+          <w:lang w:val="es-CO"/>
+        </w:rPr>
+      </w:pPr>
+    </w:p>
+    <w:p>
+      <w:pPr>
+        <w:spacing w:after="0" w:line="240" w:lineRule="auto"/>
+        <w:jc w:val="both"/>
+        <w:rPr>
+          <w:rFonts w:ascii="Times New Roman" w:hAnsi="Times New Roman" w:cs="Times New Roman"/>
+          <w:lang w:val="es-CO"/>
+        </w:rPr>
+      </w:pPr>
+      <w:r>
+        <w:rPr>
+          <w:rFonts w:ascii="Times New Roman" w:hAnsi="Times New Roman" w:cs="Times New Roman"/>
+          <w:lang w:val="es-CO"/>
         </w:rPr>
         <w:t>(</w:t>
       </w:r>
@@ -3996,13 +4382,13 @@
         <w:jc w:val="both"/>
         <w:rPr>
           <w:rFonts w:ascii="Times New Roman" w:hAnsi="Times New Roman" w:cs="Times New Roman"/>
-          <w:lang w:val="en-US"/>
-        </w:rPr>
-      </w:pPr>
-      <w:r>
-        <w:rPr>
-          <w:rFonts w:ascii="Times New Roman" w:hAnsi="Times New Roman" w:cs="Times New Roman"/>
-          <w:lang w:val="en-US"/>
+          <w:lang w:val="es-CO"/>
+        </w:rPr>
+      </w:pPr>
+      <w:r>
+        <w:rPr>
+          <w:rFonts w:ascii="Times New Roman" w:hAnsi="Times New Roman" w:cs="Times New Roman"/>
+          <w:lang w:val="es-CO"/>
         </w:rPr>
         <w:t>[0,0,0,1,0,0],</w:t>
       </w:r>
@@ -4013,13 +4399,13 @@
         <w:jc w:val="both"/>
         <w:rPr>
           <w:rFonts w:ascii="Times New Roman" w:hAnsi="Times New Roman" w:cs="Times New Roman"/>
-          <w:lang w:val="en-US"/>
-        </w:rPr>
-      </w:pPr>
-      <w:r>
-        <w:rPr>
-          <w:rFonts w:ascii="Times New Roman" w:hAnsi="Times New Roman" w:cs="Times New Roman"/>
-          <w:lang w:val="en-US"/>
+          <w:lang w:val="es-CO"/>
+        </w:rPr>
+      </w:pPr>
+      <w:r>
+        <w:rPr>
+          <w:rFonts w:ascii="Times New Roman" w:hAnsi="Times New Roman" w:cs="Times New Roman"/>
+          <w:lang w:val="es-CO"/>
         </w:rPr>
         <w:t>(2,0),</w:t>
       </w:r>
@@ -4030,13 +4416,13 @@
         <w:jc w:val="both"/>
         <w:rPr>
           <w:rFonts w:ascii="Times New Roman" w:hAnsi="Times New Roman" w:cs="Times New Roman"/>
-          <w:lang w:val="en-US"/>
-        </w:rPr>
-      </w:pPr>
-      <w:r>
-        <w:rPr>
-          <w:rFonts w:ascii="Times New Roman" w:hAnsi="Times New Roman" w:cs="Times New Roman"/>
-          <w:lang w:val="en-US"/>
+          <w:lang w:val="es-CO"/>
+        </w:rPr>
+      </w:pPr>
+      <w:r>
+        <w:rPr>
+          <w:rFonts w:ascii="Times New Roman" w:hAnsi="Times New Roman" w:cs="Times New Roman"/>
+          <w:lang w:val="es-CO"/>
         </w:rPr>
         <w:t>6,</w:t>
       </w:r>
@@ -4047,13 +4433,13 @@
         <w:jc w:val="both"/>
         <w:rPr>
           <w:rFonts w:ascii="Times New Roman" w:hAnsi="Times New Roman" w:cs="Times New Roman"/>
-          <w:lang w:val="en-US"/>
-        </w:rPr>
-      </w:pPr>
-      <w:r>
-        <w:rPr>
-          <w:rFonts w:ascii="Times New Roman" w:hAnsi="Times New Roman" w:cs="Times New Roman"/>
-          <w:lang w:val="en-US"/>
+          <w:lang w:val="es-CO"/>
+        </w:rPr>
+      </w:pPr>
+      <w:r>
+        <w:rPr>
+          <w:rFonts w:ascii="Times New Roman" w:hAnsi="Times New Roman" w:cs="Times New Roman"/>
+          <w:lang w:val="es-CO"/>
         </w:rPr>
         <w:t>[(0,2), (1,2), (2,1), (2,2), (2,3)]</w:t>
       </w:r>
@@ -5378,7 +5764,23 @@
           <w:rFonts w:ascii="Times New Roman" w:hAnsi="Times New Roman" w:cs="Times New Roman"/>
           <w:lang w:val="en-US"/>
         </w:rPr>
-        <w:t>Screw you guys, I got all the gold for 38 cost!</w:t>
+        <w:t xml:space="preserve">Screw you guys, I got all the gold for 38 </w:t>
+      </w:r>
+      <w:proofErr w:type="gramStart"/>
+      <w:r>
+        <w:rPr>
+          <w:rFonts w:ascii="Times New Roman" w:hAnsi="Times New Roman" w:cs="Times New Roman"/>
+          <w:lang w:val="en-US"/>
+        </w:rPr>
+        <w:t>cost</w:t>
+      </w:r>
+      <w:proofErr w:type="gramEnd"/>
+      <w:r>
+        <w:rPr>
+          <w:rFonts w:ascii="Times New Roman" w:hAnsi="Times New Roman" w:cs="Times New Roman"/>
+          <w:lang w:val="en-US"/>
+        </w:rPr>
+        <w:t>!</w:t>
       </w:r>
     </w:p>
     <w:p>
@@ -5399,7 +5801,7 @@
           <w:rFonts w:ascii="Times New Roman" w:hAnsi="Times New Roman" w:cs="Times New Roman"/>
           <w:b/>
           <w:bCs/>
-          <w:lang w:val="en-US"/>
+          <w:lang w:val="es-CO"/>
         </w:rPr>
       </w:pPr>
       <w:r>
@@ -5407,342 +5809,3372 @@
           <w:rFonts w:ascii="Times New Roman" w:hAnsi="Times New Roman" w:cs="Times New Roman"/>
           <w:b/>
           <w:bCs/>
+          <w:lang w:val="es-CO"/>
+        </w:rPr>
+        <w:t>Solucion al problema:</w:t>
+      </w:r>
+    </w:p>
+    <w:p>
+      <w:pPr>
+        <w:spacing w:after="0" w:line="240" w:lineRule="auto"/>
+        <w:jc w:val="both"/>
+        <w:rPr>
+          <w:rFonts w:ascii="Times New Roman" w:hAnsi="Times New Roman" w:cs="Times New Roman"/>
+          <w:lang w:val="es-CO"/>
+        </w:rPr>
+      </w:pPr>
+    </w:p>
+    <w:p>
+      <w:pPr>
+        <w:spacing w:after="0" w:line="240" w:lineRule="auto"/>
+        <w:jc w:val="both"/>
+        <w:rPr>
+          <w:rFonts w:ascii="Times New Roman" w:hAnsi="Times New Roman" w:cs="Times New Roman"/>
+          <w:lang w:val="es-CO"/>
+        </w:rPr>
+      </w:pPr>
+      <w:r>
+        <w:rPr>
+          <w:rFonts w:ascii="Times New Roman" w:hAnsi="Times New Roman" w:cs="Times New Roman"/>
+          <w:lang w:val="es-CO"/>
+        </w:rPr>
+        <w:t>Para este problema al ser un grafo de estados ponderado decidimos hacer uso del algoritmo de búsqueda de D</w:t>
+      </w:r>
+      <w:r>
+        <w:rPr>
+          <w:rFonts w:ascii="Times New Roman" w:hAnsi="Times New Roman" w:cs="Times New Roman"/>
+          <w:lang w:val="es-CO"/>
+        </w:rPr>
+        <w:t>ijkstra</w:t>
+      </w:r>
+      <w:r>
+        <w:rPr>
+          <w:rFonts w:ascii="Times New Roman" w:hAnsi="Times New Roman" w:cs="Times New Roman"/>
+          <w:lang w:val="es-CO"/>
+        </w:rPr>
+        <w:t xml:space="preserve">. Los estados a la hora de representarlos en el programa decidimos que usaríamos una representación diferente ya que la complejidad aumenta a medida que añadimos </w:t>
+      </w:r>
+      <w:proofErr w:type="spellStart"/>
+      <w:r>
+        <w:rPr>
+          <w:rFonts w:ascii="Times New Roman" w:hAnsi="Times New Roman" w:cs="Times New Roman"/>
+          <w:lang w:val="es-CO"/>
+        </w:rPr>
+        <w:t>mas</w:t>
+      </w:r>
+      <w:proofErr w:type="spellEnd"/>
+      <w:r>
+        <w:rPr>
+          <w:rFonts w:ascii="Times New Roman" w:hAnsi="Times New Roman" w:cs="Times New Roman"/>
+          <w:lang w:val="es-CO"/>
+        </w:rPr>
+        <w:t xml:space="preserve"> elementos al estado, así que de esta forma decidimos lo siguiente:</w:t>
+      </w:r>
+    </w:p>
+    <w:p>
+      <w:pPr>
+        <w:spacing w:after="0" w:line="240" w:lineRule="auto"/>
+        <w:jc w:val="both"/>
+        <w:rPr>
+          <w:rFonts w:ascii="Times New Roman" w:hAnsi="Times New Roman" w:cs="Times New Roman"/>
+          <w:lang w:val="es-CO"/>
+        </w:rPr>
+      </w:pPr>
+      <w:r>
+        <w:rPr>
+          <w:rFonts w:ascii="Times New Roman" w:hAnsi="Times New Roman" w:cs="Times New Roman"/>
+          <w:lang w:val="es-CO"/>
+        </w:rPr>
+        <w:t>Un entero para la fila</w:t>
+      </w:r>
+    </w:p>
+    <w:p>
+      <w:pPr>
+        <w:spacing w:after="0" w:line="240" w:lineRule="auto"/>
+        <w:jc w:val="both"/>
+        <w:rPr>
+          <w:rFonts w:ascii="Times New Roman" w:hAnsi="Times New Roman" w:cs="Times New Roman"/>
+          <w:lang w:val="es-CO"/>
+        </w:rPr>
+      </w:pPr>
+      <w:r>
+        <w:rPr>
+          <w:rFonts w:ascii="Times New Roman" w:hAnsi="Times New Roman" w:cs="Times New Roman"/>
+          <w:lang w:val="es-CO"/>
+        </w:rPr>
+        <w:t>Un entero para la columna</w:t>
+      </w:r>
+    </w:p>
+    <w:p>
+      <w:pPr>
+        <w:spacing w:after="0" w:line="240" w:lineRule="auto"/>
+        <w:jc w:val="both"/>
+        <w:rPr>
+          <w:rFonts w:ascii="Times New Roman" w:hAnsi="Times New Roman" w:cs="Times New Roman"/>
+          <w:lang w:val="es-CO"/>
+        </w:rPr>
+      </w:pPr>
+      <w:r>
+        <w:rPr>
+          <w:rFonts w:ascii="Times New Roman" w:hAnsi="Times New Roman" w:cs="Times New Roman"/>
+          <w:lang w:val="es-CO"/>
+        </w:rPr>
+        <w:t>Un entero para la representación del dado</w:t>
+      </w:r>
+    </w:p>
+    <w:p>
+      <w:pPr>
+        <w:spacing w:after="0" w:line="240" w:lineRule="auto"/>
+        <w:jc w:val="both"/>
+        <w:rPr>
+          <w:rFonts w:ascii="Times New Roman" w:hAnsi="Times New Roman" w:cs="Times New Roman"/>
+          <w:lang w:val="es-CO"/>
+        </w:rPr>
+      </w:pPr>
+    </w:p>
+    <w:p>
+      <w:pPr>
+        <w:spacing w:after="0" w:line="240" w:lineRule="auto"/>
+        <w:jc w:val="both"/>
+        <w:rPr>
+          <w:rFonts w:ascii="Times New Roman" w:hAnsi="Times New Roman" w:cs="Times New Roman"/>
+          <w:lang w:val="es-CO"/>
+        </w:rPr>
+      </w:pPr>
+      <w:r>
+        <w:rPr>
+          <w:rFonts w:ascii="Times New Roman" w:hAnsi="Times New Roman" w:cs="Times New Roman"/>
+          <w:lang w:val="es-CO"/>
+        </w:rPr>
+        <w:t>Esto lo compactamos en un solo entero tomando en cuenta lo siguiente:</w:t>
+      </w:r>
+    </w:p>
+    <w:p>
+      <w:pPr>
+        <w:spacing w:after="0" w:line="240" w:lineRule="auto"/>
+        <w:jc w:val="both"/>
+        <w:rPr>
+          <w:rFonts w:ascii="Times New Roman" w:hAnsi="Times New Roman" w:cs="Times New Roman"/>
+          <w:lang w:val="es-CO"/>
+        </w:rPr>
+      </w:pPr>
+    </w:p>
+    <w:p>
+      <w:pPr>
+        <w:spacing w:after="0" w:line="240" w:lineRule="auto"/>
+        <w:jc w:val="both"/>
+        <w:rPr>
+          <w:rFonts w:ascii="Times New Roman" w:hAnsi="Times New Roman" w:cs="Times New Roman"/>
+          <w:lang w:val="es-CO"/>
+        </w:rPr>
+      </w:pPr>
+      <w:r>
+        <w:rPr>
+          <w:rFonts w:ascii="Times New Roman" w:hAnsi="Times New Roman" w:cs="Times New Roman"/>
+          <w:lang w:val="es-CO"/>
+        </w:rPr>
+        <w:t xml:space="preserve">Como </w:t>
+      </w:r>
+      <w:r>
+        <w:rPr>
+          <w:rFonts w:ascii="Times New Roman" w:hAnsi="Times New Roman" w:cs="Times New Roman"/>
+          <w:lang w:val="es-CO"/>
+        </w:rPr>
+        <w:t>el máximo de la grilla es de 8x8 entonces lo máximo que ira tanto la fila y la columna es 7 de esta forma podemos en 3 bits representar estos valores. Por otro lado, como las caras siempre son 6 y queremos saber si tiene oro o no entonces podemos usar los 6 bits siguientes a la fila y columna de este entero.</w:t>
+      </w:r>
+    </w:p>
+    <w:p>
+      <w:pPr>
+        <w:spacing w:after="0" w:line="240" w:lineRule="auto"/>
+        <w:jc w:val="both"/>
+        <w:rPr>
+          <w:rFonts w:ascii="Times New Roman" w:hAnsi="Times New Roman" w:cs="Times New Roman"/>
+          <w:lang w:val="es-CO"/>
+        </w:rPr>
+      </w:pPr>
+    </w:p>
+    <w:p>
+      <w:pPr>
+        <w:spacing w:after="0" w:line="240" w:lineRule="auto"/>
+        <w:jc w:val="both"/>
+        <w:rPr>
+          <w:rFonts w:ascii="Times New Roman" w:hAnsi="Times New Roman" w:cs="Times New Roman"/>
+          <w:lang w:val="es-CO"/>
+        </w:rPr>
+      </w:pPr>
+      <w:r>
+        <w:rPr>
+          <w:rFonts w:ascii="Times New Roman" w:hAnsi="Times New Roman" w:cs="Times New Roman"/>
+          <w:lang w:val="es-CO"/>
+        </w:rPr>
+        <w:t>Para las posiciones del oro optamos por representarlo en un entero también, como la grilla máxima es de 8x8 entonces tenemos 64 posiciones, las cuales con un uint64 podemos representarlo, de esta forma donde estén los oros ponemos un 1 y de resto 0.</w:t>
+      </w:r>
+    </w:p>
+    <w:p>
+      <w:pPr>
+        <w:spacing w:after="0" w:line="240" w:lineRule="auto"/>
+        <w:jc w:val="both"/>
+        <w:rPr>
+          <w:rFonts w:ascii="Times New Roman" w:hAnsi="Times New Roman" w:cs="Times New Roman"/>
+          <w:lang w:val="es-CO"/>
+        </w:rPr>
+      </w:pPr>
+    </w:p>
+    <w:p>
+      <w:pPr>
+        <w:spacing w:after="0" w:line="240" w:lineRule="auto"/>
+        <w:jc w:val="both"/>
+        <w:rPr>
+          <w:rFonts w:ascii="Times New Roman" w:hAnsi="Times New Roman" w:cs="Times New Roman"/>
+          <w:lang w:val="es-CO"/>
+        </w:rPr>
+      </w:pPr>
+      <w:r>
+        <w:rPr>
+          <w:rFonts w:ascii="Times New Roman" w:hAnsi="Times New Roman" w:cs="Times New Roman"/>
+          <w:lang w:val="es-CO"/>
+        </w:rPr>
+        <w:t xml:space="preserve">Todo esto lo podemos poner en una </w:t>
+      </w:r>
+      <w:proofErr w:type="spellStart"/>
+      <w:r>
+        <w:rPr>
+          <w:rFonts w:ascii="Times New Roman" w:hAnsi="Times New Roman" w:cs="Times New Roman"/>
+          <w:lang w:val="es-CO"/>
+        </w:rPr>
+        <w:t>priority</w:t>
+      </w:r>
+      <w:proofErr w:type="spellEnd"/>
+      <w:r>
+        <w:rPr>
+          <w:rFonts w:ascii="Times New Roman" w:hAnsi="Times New Roman" w:cs="Times New Roman"/>
+          <w:lang w:val="es-CO"/>
+        </w:rPr>
+        <w:t xml:space="preserve"> </w:t>
+      </w:r>
+      <w:proofErr w:type="spellStart"/>
+      <w:r>
+        <w:rPr>
+          <w:rFonts w:ascii="Times New Roman" w:hAnsi="Times New Roman" w:cs="Times New Roman"/>
+          <w:lang w:val="es-CO"/>
+        </w:rPr>
+        <w:t>queue</w:t>
+      </w:r>
+      <w:proofErr w:type="spellEnd"/>
+      <w:r>
+        <w:rPr>
+          <w:rFonts w:ascii="Times New Roman" w:hAnsi="Times New Roman" w:cs="Times New Roman"/>
+          <w:lang w:val="es-CO"/>
+        </w:rPr>
+        <w:t xml:space="preserve"> y un </w:t>
+      </w:r>
+      <w:proofErr w:type="spellStart"/>
+      <w:r>
+        <w:rPr>
+          <w:rFonts w:ascii="Times New Roman" w:hAnsi="Times New Roman" w:cs="Times New Roman"/>
+          <w:lang w:val="es-CO"/>
+        </w:rPr>
+        <w:t>unordered</w:t>
+      </w:r>
+      <w:proofErr w:type="spellEnd"/>
+      <w:r>
+        <w:rPr>
+          <w:rFonts w:ascii="Times New Roman" w:hAnsi="Times New Roman" w:cs="Times New Roman"/>
+          <w:lang w:val="es-CO"/>
+        </w:rPr>
+        <w:t xml:space="preserve"> </w:t>
+      </w:r>
+      <w:proofErr w:type="spellStart"/>
+      <w:r>
+        <w:rPr>
+          <w:rFonts w:ascii="Times New Roman" w:hAnsi="Times New Roman" w:cs="Times New Roman"/>
+          <w:lang w:val="es-CO"/>
+        </w:rPr>
+        <w:t>map</w:t>
+      </w:r>
+      <w:proofErr w:type="spellEnd"/>
+      <w:r>
+        <w:rPr>
+          <w:rFonts w:ascii="Times New Roman" w:hAnsi="Times New Roman" w:cs="Times New Roman"/>
+          <w:lang w:val="es-CO"/>
+        </w:rPr>
+        <w:t xml:space="preserve"> para continuar con el algoritmo de Dijkstra.</w:t>
+      </w:r>
+    </w:p>
+    <w:p>
+      <w:pPr>
+        <w:spacing w:after="0" w:line="240" w:lineRule="auto"/>
+        <w:jc w:val="both"/>
+        <w:rPr>
+          <w:rFonts w:ascii="Times New Roman" w:hAnsi="Times New Roman" w:cs="Times New Roman"/>
+          <w:b/>
+          <w:bCs/>
+          <w:lang w:val="es-CO"/>
+        </w:rPr>
+      </w:pPr>
+      <w:r>
+        <w:rPr>
+          <w:rFonts w:ascii="Times New Roman" w:hAnsi="Times New Roman" w:cs="Times New Roman"/>
+          <w:lang w:val="es-CO"/>
+        </w:rPr>
+        <w:br/>
+      </w:r>
+      <w:r>
+        <w:rPr>
+          <w:rFonts w:ascii="Times New Roman" w:hAnsi="Times New Roman" w:cs="Times New Roman"/>
+          <w:b/>
+          <w:bCs/>
+          <w:lang w:val="es-CO"/>
+        </w:rPr>
+        <w:t>Caso significativo:</w:t>
+      </w:r>
+    </w:p>
+    <w:p>
+      <w:pPr>
+        <w:spacing w:after="0" w:line="240" w:lineRule="auto"/>
+        <w:jc w:val="both"/>
+        <w:rPr>
+          <w:rFonts w:ascii="Times New Roman" w:hAnsi="Times New Roman" w:cs="Times New Roman"/>
+          <w:lang w:val="es-CO"/>
+        </w:rPr>
+      </w:pPr>
+    </w:p>
+    <w:p>
+      <w:pPr>
+        <w:spacing w:after="0" w:line="240" w:lineRule="auto"/>
+        <w:jc w:val="both"/>
+        <w:rPr>
+          <w:rFonts w:ascii="Times New Roman" w:hAnsi="Times New Roman" w:cs="Times New Roman"/>
+        </w:rPr>
+      </w:pPr>
+      <w:r>
+        <w:rPr>
+          <w:rFonts w:ascii="Times New Roman" w:hAnsi="Times New Roman" w:cs="Times New Roman"/>
+        </w:rPr>
+        <w:t>5 5 5 10</w:t>
+      </w:r>
+    </w:p>
+    <w:p>
+      <w:pPr>
+        <w:spacing w:after="0" w:line="240" w:lineRule="auto"/>
+        <w:jc w:val="both"/>
+        <w:rPr>
+          <w:rFonts w:ascii="Times New Roman" w:hAnsi="Times New Roman" w:cs="Times New Roman"/>
+        </w:rPr>
+      </w:pPr>
+      <w:r>
+        <w:rPr>
+          <w:rFonts w:ascii="Times New Roman" w:hAnsi="Times New Roman" w:cs="Times New Roman"/>
+        </w:rPr>
+        <w:t>.S..G</w:t>
+      </w:r>
+    </w:p>
+    <w:p>
+      <w:pPr>
+        <w:spacing w:after="0" w:line="240" w:lineRule="auto"/>
+        <w:jc w:val="both"/>
+        <w:rPr>
+          <w:rFonts w:ascii="Times New Roman" w:hAnsi="Times New Roman" w:cs="Times New Roman"/>
+        </w:rPr>
+      </w:pPr>
+      <w:proofErr w:type="gramStart"/>
+      <w:r>
+        <w:rPr>
+          <w:rFonts w:ascii="Times New Roman" w:hAnsi="Times New Roman" w:cs="Times New Roman"/>
+        </w:rPr>
+        <w:t>....</w:t>
+      </w:r>
+      <w:proofErr w:type="gramEnd"/>
+      <w:r>
+        <w:rPr>
+          <w:rFonts w:ascii="Times New Roman" w:hAnsi="Times New Roman" w:cs="Times New Roman"/>
+        </w:rPr>
+        <w:t>G</w:t>
+      </w:r>
+    </w:p>
+    <w:p>
+      <w:pPr>
+        <w:spacing w:after="0" w:line="240" w:lineRule="auto"/>
+        <w:jc w:val="both"/>
+        <w:rPr>
+          <w:rFonts w:ascii="Times New Roman" w:hAnsi="Times New Roman" w:cs="Times New Roman"/>
+        </w:rPr>
+      </w:pPr>
+      <w:proofErr w:type="gramStart"/>
+      <w:r>
+        <w:rPr>
+          <w:rFonts w:ascii="Times New Roman" w:hAnsi="Times New Roman" w:cs="Times New Roman"/>
+        </w:rPr>
+        <w:t>..G..</w:t>
+      </w:r>
+      <w:proofErr w:type="gramEnd"/>
+    </w:p>
+    <w:p>
+      <w:pPr>
+        <w:spacing w:after="0" w:line="240" w:lineRule="auto"/>
+        <w:jc w:val="both"/>
+        <w:rPr>
+          <w:rFonts w:ascii="Times New Roman" w:hAnsi="Times New Roman" w:cs="Times New Roman"/>
+        </w:rPr>
+      </w:pPr>
+      <w:proofErr w:type="gramStart"/>
+      <w:r>
+        <w:rPr>
+          <w:rFonts w:ascii="Times New Roman" w:hAnsi="Times New Roman" w:cs="Times New Roman"/>
+        </w:rPr>
+        <w:t>G...</w:t>
+      </w:r>
+      <w:proofErr w:type="gramEnd"/>
+      <w:r>
+        <w:rPr>
+          <w:rFonts w:ascii="Times New Roman" w:hAnsi="Times New Roman" w:cs="Times New Roman"/>
+        </w:rPr>
+        <w:t>G</w:t>
+      </w:r>
+    </w:p>
+    <w:p>
+      <w:pPr>
+        <w:spacing w:after="0" w:line="240" w:lineRule="auto"/>
+        <w:jc w:val="both"/>
+        <w:rPr>
+          <w:rFonts w:ascii="Times New Roman" w:hAnsi="Times New Roman" w:cs="Times New Roman"/>
+        </w:rPr>
+      </w:pPr>
+      <w:r>
+        <w:rPr>
+          <w:rFonts w:ascii="Times New Roman" w:hAnsi="Times New Roman" w:cs="Times New Roman"/>
+        </w:rPr>
+        <w:t>...G.</w:t>
+      </w:r>
+    </w:p>
+    <w:p>
+      <w:pPr>
+        <w:spacing w:after="0" w:line="240" w:lineRule="auto"/>
+        <w:jc w:val="both"/>
+        <w:rPr>
+          <w:rFonts w:ascii="Times New Roman" w:hAnsi="Times New Roman" w:cs="Times New Roman"/>
+        </w:rPr>
+      </w:pPr>
+    </w:p>
+    <w:p>
+      <w:pPr>
+        <w:spacing w:after="0" w:line="240" w:lineRule="auto"/>
+        <w:jc w:val="both"/>
+        <w:rPr>
+          <w:rFonts w:ascii="Times New Roman" w:hAnsi="Times New Roman" w:cs="Times New Roman"/>
+          <w:lang w:val="es-CO"/>
+        </w:rPr>
+      </w:pPr>
+      <w:r>
+        <w:rPr>
+          <w:rFonts w:ascii="Times New Roman" w:hAnsi="Times New Roman" w:cs="Times New Roman"/>
+          <w:lang w:val="es-CO"/>
+        </w:rPr>
+        <w:t>El estado inicial sería:</w:t>
+      </w:r>
+    </w:p>
+    <w:p>
+      <w:pPr>
+        <w:spacing w:after="0" w:line="240" w:lineRule="auto"/>
+        <w:jc w:val="both"/>
+        <w:rPr>
+          <w:rFonts w:ascii="Times New Roman" w:hAnsi="Times New Roman" w:cs="Times New Roman"/>
+          <w:lang w:val="es-CO"/>
+        </w:rPr>
+      </w:pPr>
+    </w:p>
+    <w:p>
+      <w:pPr>
+        <w:spacing w:after="0" w:line="240" w:lineRule="auto"/>
+        <w:jc w:val="both"/>
+        <w:rPr>
+          <w:rFonts w:ascii="Times New Roman" w:hAnsi="Times New Roman" w:cs="Times New Roman"/>
+          <w:lang w:val="es-CO"/>
+        </w:rPr>
+      </w:pPr>
+      <w:r>
+        <w:rPr>
+          <w:rFonts w:ascii="Times New Roman" w:hAnsi="Times New Roman" w:cs="Times New Roman"/>
+          <w:lang w:val="es-CO"/>
+        </w:rPr>
+        <w:t>(</w:t>
+      </w:r>
+    </w:p>
+    <w:p>
+      <w:pPr>
+        <w:spacing w:after="0" w:line="240" w:lineRule="auto"/>
+        <w:jc w:val="both"/>
+        <w:rPr>
+          <w:rFonts w:ascii="Times New Roman" w:hAnsi="Times New Roman" w:cs="Times New Roman"/>
+          <w:lang w:val="es-CO"/>
+        </w:rPr>
+      </w:pPr>
+      <w:r>
+        <w:rPr>
+          <w:rFonts w:ascii="Times New Roman" w:hAnsi="Times New Roman" w:cs="Times New Roman"/>
+          <w:lang w:val="es-CO"/>
+        </w:rPr>
+        <w:t>[0,0,0,0,0,0],</w:t>
+      </w:r>
+    </w:p>
+    <w:p>
+      <w:pPr>
+        <w:spacing w:after="0" w:line="240" w:lineRule="auto"/>
+        <w:jc w:val="both"/>
+        <w:rPr>
+          <w:rFonts w:ascii="Times New Roman" w:hAnsi="Times New Roman" w:cs="Times New Roman"/>
+          <w:lang w:val="es-CO"/>
+        </w:rPr>
+      </w:pPr>
+      <w:r>
+        <w:rPr>
+          <w:rFonts w:ascii="Times New Roman" w:hAnsi="Times New Roman" w:cs="Times New Roman"/>
+          <w:lang w:val="es-CO"/>
+        </w:rPr>
+        <w:t>(0,1),</w:t>
+      </w:r>
+    </w:p>
+    <w:p>
+      <w:pPr>
+        <w:spacing w:after="0" w:line="240" w:lineRule="auto"/>
+        <w:jc w:val="both"/>
+        <w:rPr>
+          <w:rFonts w:ascii="Times New Roman" w:hAnsi="Times New Roman" w:cs="Times New Roman"/>
+          <w:lang w:val="es-CO"/>
+        </w:rPr>
+      </w:pPr>
+      <w:r>
+        <w:rPr>
+          <w:rFonts w:ascii="Times New Roman" w:hAnsi="Times New Roman" w:cs="Times New Roman"/>
+          <w:lang w:val="es-CO"/>
+        </w:rPr>
+        <w:t>0,</w:t>
+      </w:r>
+    </w:p>
+    <w:p>
+      <w:pPr>
+        <w:spacing w:after="0" w:line="240" w:lineRule="auto"/>
+        <w:jc w:val="both"/>
+        <w:rPr>
+          <w:rFonts w:ascii="Times New Roman" w:hAnsi="Times New Roman" w:cs="Times New Roman"/>
+          <w:lang w:val="es-CO"/>
+        </w:rPr>
+      </w:pPr>
+      <w:r>
+        <w:rPr>
+          <w:rFonts w:ascii="Times New Roman" w:hAnsi="Times New Roman" w:cs="Times New Roman"/>
+          <w:lang w:val="es-CO"/>
+        </w:rPr>
+        <w:t>[(0,4), (1,4), (2,2), (3,0), (3,4), (4,3)]</w:t>
+      </w:r>
+    </w:p>
+    <w:p>
+      <w:pPr>
+        <w:spacing w:after="0" w:line="240" w:lineRule="auto"/>
+        <w:jc w:val="both"/>
+        <w:rPr>
+          <w:rFonts w:ascii="Times New Roman" w:hAnsi="Times New Roman" w:cs="Times New Roman"/>
+          <w:lang w:val="es-CO"/>
+        </w:rPr>
+      </w:pPr>
+      <w:r>
+        <w:rPr>
+          <w:rFonts w:ascii="Times New Roman" w:hAnsi="Times New Roman" w:cs="Times New Roman"/>
+          <w:lang w:val="es-CO"/>
+        </w:rPr>
+        <w:t>)</w:t>
+      </w:r>
+    </w:p>
+    <w:p>
+      <w:pPr>
+        <w:spacing w:after="0" w:line="240" w:lineRule="auto"/>
+        <w:jc w:val="both"/>
+        <w:rPr>
+          <w:rFonts w:ascii="Times New Roman" w:hAnsi="Times New Roman" w:cs="Times New Roman"/>
+          <w:lang w:val="es-CO"/>
+        </w:rPr>
+      </w:pPr>
+    </w:p>
+    <w:p>
+      <w:pPr>
+        <w:spacing w:after="0" w:line="240" w:lineRule="auto"/>
+        <w:jc w:val="both"/>
+        <w:rPr>
+          <w:rFonts w:ascii="Times New Roman" w:hAnsi="Times New Roman" w:cs="Times New Roman"/>
+          <w:lang w:val="es-CO"/>
+        </w:rPr>
+      </w:pPr>
+      <w:r>
+        <w:rPr>
+          <w:rFonts w:ascii="Times New Roman" w:hAnsi="Times New Roman" w:cs="Times New Roman"/>
+          <w:lang w:val="es-CO"/>
+        </w:rPr>
+        <w:t>Izquierda:</w:t>
+      </w:r>
+    </w:p>
+    <w:p>
+      <w:pPr>
+        <w:spacing w:after="0" w:line="240" w:lineRule="auto"/>
+        <w:jc w:val="both"/>
+        <w:rPr>
+          <w:rFonts w:ascii="Times New Roman" w:hAnsi="Times New Roman" w:cs="Times New Roman"/>
+          <w:lang w:val="es-CO"/>
+        </w:rPr>
+      </w:pPr>
+    </w:p>
+    <w:p>
+      <w:pPr>
+        <w:spacing w:after="0" w:line="240" w:lineRule="auto"/>
+        <w:jc w:val="both"/>
+        <w:rPr>
+          <w:rFonts w:ascii="Times New Roman" w:hAnsi="Times New Roman" w:cs="Times New Roman"/>
+          <w:lang w:val="es-CO"/>
+        </w:rPr>
+      </w:pPr>
+      <w:r>
+        <w:rPr>
+          <w:rFonts w:ascii="Times New Roman" w:hAnsi="Times New Roman" w:cs="Times New Roman"/>
+          <w:lang w:val="es-CO"/>
+        </w:rPr>
+        <w:t>(</w:t>
+      </w:r>
+    </w:p>
+    <w:p>
+      <w:pPr>
+        <w:spacing w:after="0" w:line="240" w:lineRule="auto"/>
+        <w:jc w:val="both"/>
+        <w:rPr>
+          <w:rFonts w:ascii="Times New Roman" w:hAnsi="Times New Roman" w:cs="Times New Roman"/>
+          <w:lang w:val="es-CO"/>
+        </w:rPr>
+      </w:pPr>
+      <w:r>
+        <w:rPr>
+          <w:rFonts w:ascii="Times New Roman" w:hAnsi="Times New Roman" w:cs="Times New Roman"/>
+          <w:lang w:val="es-CO"/>
+        </w:rPr>
+        <w:t>[0,0,0,0,0,0],</w:t>
+      </w:r>
+    </w:p>
+    <w:p>
+      <w:pPr>
+        <w:spacing w:after="0" w:line="240" w:lineRule="auto"/>
+        <w:jc w:val="both"/>
+        <w:rPr>
+          <w:rFonts w:ascii="Times New Roman" w:hAnsi="Times New Roman" w:cs="Times New Roman"/>
+          <w:lang w:val="es-CO"/>
+        </w:rPr>
+      </w:pPr>
+      <w:r>
+        <w:rPr>
+          <w:rFonts w:ascii="Times New Roman" w:hAnsi="Times New Roman" w:cs="Times New Roman"/>
+          <w:lang w:val="es-CO"/>
+        </w:rPr>
+        <w:t>(0,0),</w:t>
+      </w:r>
+    </w:p>
+    <w:p>
+      <w:pPr>
+        <w:spacing w:after="0" w:line="240" w:lineRule="auto"/>
+        <w:jc w:val="both"/>
+        <w:rPr>
+          <w:rFonts w:ascii="Times New Roman" w:hAnsi="Times New Roman" w:cs="Times New Roman"/>
+          <w:lang w:val="es-CO"/>
+        </w:rPr>
+      </w:pPr>
+      <w:r>
+        <w:rPr>
+          <w:rFonts w:ascii="Times New Roman" w:hAnsi="Times New Roman" w:cs="Times New Roman"/>
+          <w:lang w:val="es-CO"/>
+        </w:rPr>
+        <w:t>5,</w:t>
+      </w:r>
+    </w:p>
+    <w:p>
+      <w:pPr>
+        <w:spacing w:after="0" w:line="240" w:lineRule="auto"/>
+        <w:jc w:val="both"/>
+        <w:rPr>
+          <w:rFonts w:ascii="Times New Roman" w:hAnsi="Times New Roman" w:cs="Times New Roman"/>
+          <w:lang w:val="es-CO"/>
+        </w:rPr>
+      </w:pPr>
+      <w:r>
+        <w:rPr>
+          <w:rFonts w:ascii="Times New Roman" w:hAnsi="Times New Roman" w:cs="Times New Roman"/>
+          <w:lang w:val="es-CO"/>
+        </w:rPr>
+        <w:t>[(0,4), (1,4), (2,2), (3,0), (3,4), (4,3)]</w:t>
+      </w:r>
+    </w:p>
+    <w:p>
+      <w:pPr>
+        <w:spacing w:after="0" w:line="240" w:lineRule="auto"/>
+        <w:jc w:val="both"/>
+        <w:rPr>
+          <w:rFonts w:ascii="Times New Roman" w:hAnsi="Times New Roman" w:cs="Times New Roman"/>
+          <w:lang w:val="es-CO"/>
+        </w:rPr>
+      </w:pPr>
+      <w:r>
+        <w:rPr>
+          <w:rFonts w:ascii="Times New Roman" w:hAnsi="Times New Roman" w:cs="Times New Roman"/>
+          <w:lang w:val="es-CO"/>
+        </w:rPr>
+        <w:t>)</w:t>
+      </w:r>
+    </w:p>
+    <w:p>
+      <w:pPr>
+        <w:spacing w:after="0" w:line="240" w:lineRule="auto"/>
+        <w:jc w:val="both"/>
+        <w:rPr>
+          <w:rFonts w:ascii="Times New Roman" w:hAnsi="Times New Roman" w:cs="Times New Roman"/>
+          <w:lang w:val="es-CO"/>
+        </w:rPr>
+      </w:pPr>
+    </w:p>
+    <w:p>
+      <w:pPr>
+        <w:spacing w:after="0" w:line="240" w:lineRule="auto"/>
+        <w:jc w:val="both"/>
+        <w:rPr>
+          <w:rFonts w:ascii="Times New Roman" w:hAnsi="Times New Roman" w:cs="Times New Roman"/>
+          <w:lang w:val="es-CO"/>
+        </w:rPr>
+      </w:pPr>
+      <w:r>
+        <w:rPr>
+          <w:rFonts w:ascii="Times New Roman" w:hAnsi="Times New Roman" w:cs="Times New Roman"/>
+          <w:lang w:val="es-CO"/>
+        </w:rPr>
+        <w:t>Abajo:</w:t>
+      </w:r>
+    </w:p>
+    <w:p>
+      <w:pPr>
+        <w:spacing w:after="0" w:line="240" w:lineRule="auto"/>
+        <w:jc w:val="both"/>
+        <w:rPr>
+          <w:rFonts w:ascii="Times New Roman" w:hAnsi="Times New Roman" w:cs="Times New Roman"/>
+          <w:lang w:val="es-CO"/>
+        </w:rPr>
+      </w:pPr>
+    </w:p>
+    <w:p>
+      <w:pPr>
+        <w:spacing w:after="0" w:line="240" w:lineRule="auto"/>
+        <w:jc w:val="both"/>
+        <w:rPr>
+          <w:rFonts w:ascii="Times New Roman" w:hAnsi="Times New Roman" w:cs="Times New Roman"/>
+          <w:lang w:val="es-CO"/>
+        </w:rPr>
+      </w:pPr>
+      <w:r>
+        <w:rPr>
+          <w:rFonts w:ascii="Times New Roman" w:hAnsi="Times New Roman" w:cs="Times New Roman"/>
+          <w:lang w:val="es-CO"/>
+        </w:rPr>
+        <w:t>(</w:t>
+      </w:r>
+    </w:p>
+    <w:p>
+      <w:pPr>
+        <w:spacing w:after="0" w:line="240" w:lineRule="auto"/>
+        <w:jc w:val="both"/>
+        <w:rPr>
+          <w:rFonts w:ascii="Times New Roman" w:hAnsi="Times New Roman" w:cs="Times New Roman"/>
+          <w:lang w:val="es-CO"/>
+        </w:rPr>
+      </w:pPr>
+      <w:r>
+        <w:rPr>
+          <w:rFonts w:ascii="Times New Roman" w:hAnsi="Times New Roman" w:cs="Times New Roman"/>
+          <w:lang w:val="es-CO"/>
+        </w:rPr>
+        <w:t>[0,0,0,0,0,0],</w:t>
+      </w:r>
+    </w:p>
+    <w:p>
+      <w:pPr>
+        <w:spacing w:after="0" w:line="240" w:lineRule="auto"/>
+        <w:jc w:val="both"/>
+        <w:rPr>
+          <w:rFonts w:ascii="Times New Roman" w:hAnsi="Times New Roman" w:cs="Times New Roman"/>
+          <w:lang w:val="es-CO"/>
+        </w:rPr>
+      </w:pPr>
+      <w:r>
+        <w:rPr>
+          <w:rFonts w:ascii="Times New Roman" w:hAnsi="Times New Roman" w:cs="Times New Roman"/>
+          <w:lang w:val="es-CO"/>
+        </w:rPr>
+        <w:t>(1,0),</w:t>
+      </w:r>
+    </w:p>
+    <w:p>
+      <w:pPr>
+        <w:spacing w:after="0" w:line="240" w:lineRule="auto"/>
+        <w:jc w:val="both"/>
+        <w:rPr>
+          <w:rFonts w:ascii="Times New Roman" w:hAnsi="Times New Roman" w:cs="Times New Roman"/>
+          <w:lang w:val="es-CO"/>
+        </w:rPr>
+      </w:pPr>
+      <w:r>
+        <w:rPr>
+          <w:rFonts w:ascii="Times New Roman" w:hAnsi="Times New Roman" w:cs="Times New Roman"/>
+          <w:lang w:val="es-CO"/>
+        </w:rPr>
+        <w:t>10,</w:t>
+      </w:r>
+    </w:p>
+    <w:p>
+      <w:pPr>
+        <w:spacing w:after="0" w:line="240" w:lineRule="auto"/>
+        <w:jc w:val="both"/>
+        <w:rPr>
+          <w:rFonts w:ascii="Times New Roman" w:hAnsi="Times New Roman" w:cs="Times New Roman"/>
+          <w:lang w:val="es-CO"/>
+        </w:rPr>
+      </w:pPr>
+      <w:r>
+        <w:rPr>
+          <w:rFonts w:ascii="Times New Roman" w:hAnsi="Times New Roman" w:cs="Times New Roman"/>
+          <w:lang w:val="es-CO"/>
+        </w:rPr>
+        <w:t>[(0,4), (1,4), (2,2), (3,0), (3,4), (4,3)]</w:t>
+      </w:r>
+    </w:p>
+    <w:p>
+      <w:pPr>
+        <w:spacing w:after="0" w:line="240" w:lineRule="auto"/>
+        <w:jc w:val="both"/>
+        <w:rPr>
+          <w:rFonts w:ascii="Times New Roman" w:hAnsi="Times New Roman" w:cs="Times New Roman"/>
+          <w:lang w:val="es-CO"/>
+        </w:rPr>
+      </w:pPr>
+      <w:r>
+        <w:rPr>
+          <w:rFonts w:ascii="Times New Roman" w:hAnsi="Times New Roman" w:cs="Times New Roman"/>
+          <w:lang w:val="es-CO"/>
+        </w:rPr>
+        <w:t>)</w:t>
+      </w:r>
+    </w:p>
+    <w:p>
+      <w:pPr>
+        <w:spacing w:after="0" w:line="240" w:lineRule="auto"/>
+        <w:jc w:val="both"/>
+        <w:rPr>
+          <w:rFonts w:ascii="Times New Roman" w:hAnsi="Times New Roman" w:cs="Times New Roman"/>
+          <w:lang w:val="es-CO"/>
+        </w:rPr>
+      </w:pPr>
+    </w:p>
+    <w:p>
+      <w:pPr>
+        <w:spacing w:after="0" w:line="240" w:lineRule="auto"/>
+        <w:jc w:val="both"/>
+        <w:rPr>
+          <w:rFonts w:ascii="Times New Roman" w:hAnsi="Times New Roman" w:cs="Times New Roman"/>
+          <w:lang w:val="es-CO"/>
+        </w:rPr>
+      </w:pPr>
+      <w:r>
+        <w:rPr>
+          <w:rFonts w:ascii="Times New Roman" w:hAnsi="Times New Roman" w:cs="Times New Roman"/>
+          <w:lang w:val="es-CO"/>
+        </w:rPr>
+        <w:t>Abajo:</w:t>
+      </w:r>
+    </w:p>
+    <w:p>
+      <w:pPr>
+        <w:spacing w:after="0" w:line="240" w:lineRule="auto"/>
+        <w:jc w:val="both"/>
+        <w:rPr>
+          <w:rFonts w:ascii="Times New Roman" w:hAnsi="Times New Roman" w:cs="Times New Roman"/>
+          <w:lang w:val="es-CO"/>
+        </w:rPr>
+      </w:pPr>
+    </w:p>
+    <w:p>
+      <w:pPr>
+        <w:spacing w:after="0" w:line="240" w:lineRule="auto"/>
+        <w:jc w:val="both"/>
+        <w:rPr>
+          <w:rFonts w:ascii="Times New Roman" w:hAnsi="Times New Roman" w:cs="Times New Roman"/>
+          <w:lang w:val="es-CO"/>
+        </w:rPr>
+      </w:pPr>
+      <w:r>
+        <w:rPr>
+          <w:rFonts w:ascii="Times New Roman" w:hAnsi="Times New Roman" w:cs="Times New Roman"/>
+          <w:lang w:val="es-CO"/>
+        </w:rPr>
+        <w:t>(</w:t>
+      </w:r>
+    </w:p>
+    <w:p>
+      <w:pPr>
+        <w:spacing w:after="0" w:line="240" w:lineRule="auto"/>
+        <w:jc w:val="both"/>
+        <w:rPr>
+          <w:rFonts w:ascii="Times New Roman" w:hAnsi="Times New Roman" w:cs="Times New Roman"/>
+          <w:lang w:val="es-CO"/>
+        </w:rPr>
+      </w:pPr>
+      <w:r>
+        <w:rPr>
+          <w:rFonts w:ascii="Times New Roman" w:hAnsi="Times New Roman" w:cs="Times New Roman"/>
+          <w:lang w:val="es-CO"/>
+        </w:rPr>
+        <w:t>[0,0,0,0,0,0],</w:t>
+      </w:r>
+    </w:p>
+    <w:p>
+      <w:pPr>
+        <w:spacing w:after="0" w:line="240" w:lineRule="auto"/>
+        <w:jc w:val="both"/>
+        <w:rPr>
+          <w:rFonts w:ascii="Times New Roman" w:hAnsi="Times New Roman" w:cs="Times New Roman"/>
+          <w:lang w:val="es-CO"/>
+        </w:rPr>
+      </w:pPr>
+      <w:r>
+        <w:rPr>
+          <w:rFonts w:ascii="Times New Roman" w:hAnsi="Times New Roman" w:cs="Times New Roman"/>
+          <w:lang w:val="es-CO"/>
+        </w:rPr>
+        <w:t>(2,0),</w:t>
+      </w:r>
+    </w:p>
+    <w:p>
+      <w:pPr>
+        <w:spacing w:after="0" w:line="240" w:lineRule="auto"/>
+        <w:jc w:val="both"/>
+        <w:rPr>
+          <w:rFonts w:ascii="Times New Roman" w:hAnsi="Times New Roman" w:cs="Times New Roman"/>
+          <w:lang w:val="es-CO"/>
+        </w:rPr>
+      </w:pPr>
+      <w:r>
+        <w:rPr>
+          <w:rFonts w:ascii="Times New Roman" w:hAnsi="Times New Roman" w:cs="Times New Roman"/>
+          <w:lang w:val="es-CO"/>
+        </w:rPr>
+        <w:t>15,</w:t>
+      </w:r>
+    </w:p>
+    <w:p>
+      <w:pPr>
+        <w:spacing w:after="0" w:line="240" w:lineRule="auto"/>
+        <w:jc w:val="both"/>
+        <w:rPr>
+          <w:rFonts w:ascii="Times New Roman" w:hAnsi="Times New Roman" w:cs="Times New Roman"/>
+          <w:lang w:val="es-CO"/>
+        </w:rPr>
+      </w:pPr>
+      <w:r>
+        <w:rPr>
+          <w:rFonts w:ascii="Times New Roman" w:hAnsi="Times New Roman" w:cs="Times New Roman"/>
+          <w:lang w:val="es-CO"/>
+        </w:rPr>
+        <w:t>[(0,4), (1,4), (2,2), (3,0), (3,4), (4,3)]</w:t>
+      </w:r>
+    </w:p>
+    <w:p>
+      <w:pPr>
+        <w:spacing w:after="0" w:line="240" w:lineRule="auto"/>
+        <w:jc w:val="both"/>
+        <w:rPr>
+          <w:rFonts w:ascii="Times New Roman" w:hAnsi="Times New Roman" w:cs="Times New Roman"/>
+          <w:lang w:val="es-CO"/>
+        </w:rPr>
+      </w:pPr>
+      <w:r>
+        <w:rPr>
+          <w:rFonts w:ascii="Times New Roman" w:hAnsi="Times New Roman" w:cs="Times New Roman"/>
+          <w:lang w:val="es-CO"/>
+        </w:rPr>
+        <w:t>)</w:t>
+      </w:r>
+    </w:p>
+    <w:p>
+      <w:pPr>
+        <w:spacing w:after="0" w:line="240" w:lineRule="auto"/>
+        <w:jc w:val="both"/>
+        <w:rPr>
+          <w:rFonts w:ascii="Times New Roman" w:hAnsi="Times New Roman" w:cs="Times New Roman"/>
+          <w:lang w:val="es-CO"/>
+        </w:rPr>
+      </w:pPr>
+    </w:p>
+    <w:p>
+      <w:pPr>
+        <w:spacing w:after="0" w:line="240" w:lineRule="auto"/>
+        <w:jc w:val="both"/>
+        <w:rPr>
+          <w:rFonts w:ascii="Times New Roman" w:hAnsi="Times New Roman" w:cs="Times New Roman"/>
+          <w:lang w:val="es-CO"/>
+        </w:rPr>
+      </w:pPr>
+      <w:r>
+        <w:rPr>
+          <w:rFonts w:ascii="Times New Roman" w:hAnsi="Times New Roman" w:cs="Times New Roman"/>
+          <w:lang w:val="es-CO"/>
+        </w:rPr>
+        <w:t>Abajo:</w:t>
+      </w:r>
+    </w:p>
+    <w:p>
+      <w:pPr>
+        <w:spacing w:after="0" w:line="240" w:lineRule="auto"/>
+        <w:jc w:val="both"/>
+        <w:rPr>
+          <w:rFonts w:ascii="Times New Roman" w:hAnsi="Times New Roman" w:cs="Times New Roman"/>
+          <w:lang w:val="es-CO"/>
+        </w:rPr>
+      </w:pPr>
+    </w:p>
+    <w:p>
+      <w:pPr>
+        <w:spacing w:after="0" w:line="240" w:lineRule="auto"/>
+        <w:jc w:val="both"/>
+        <w:rPr>
+          <w:rFonts w:ascii="Times New Roman" w:hAnsi="Times New Roman" w:cs="Times New Roman"/>
+          <w:lang w:val="es-CO"/>
+        </w:rPr>
+      </w:pPr>
+      <w:r>
+        <w:rPr>
+          <w:rFonts w:ascii="Times New Roman" w:hAnsi="Times New Roman" w:cs="Times New Roman"/>
+          <w:lang w:val="es-CO"/>
+        </w:rPr>
+        <w:lastRenderedPageBreak/>
+        <w:t>(</w:t>
+      </w:r>
+    </w:p>
+    <w:p>
+      <w:pPr>
+        <w:spacing w:after="0" w:line="240" w:lineRule="auto"/>
+        <w:jc w:val="both"/>
+        <w:rPr>
+          <w:rFonts w:ascii="Times New Roman" w:hAnsi="Times New Roman" w:cs="Times New Roman"/>
+          <w:lang w:val="es-CO"/>
+        </w:rPr>
+      </w:pPr>
+      <w:r>
+        <w:rPr>
+          <w:rFonts w:ascii="Times New Roman" w:hAnsi="Times New Roman" w:cs="Times New Roman"/>
+          <w:lang w:val="es-CO"/>
+        </w:rPr>
+        <w:t>[1,0,0,0,0,0],</w:t>
+      </w:r>
+    </w:p>
+    <w:p>
+      <w:pPr>
+        <w:spacing w:after="0" w:line="240" w:lineRule="auto"/>
+        <w:jc w:val="both"/>
+        <w:rPr>
+          <w:rFonts w:ascii="Times New Roman" w:hAnsi="Times New Roman" w:cs="Times New Roman"/>
+          <w:lang w:val="es-CO"/>
+        </w:rPr>
+      </w:pPr>
+      <w:r>
+        <w:rPr>
+          <w:rFonts w:ascii="Times New Roman" w:hAnsi="Times New Roman" w:cs="Times New Roman"/>
+          <w:lang w:val="es-CO"/>
+        </w:rPr>
+        <w:t>(3,0),</w:t>
+      </w:r>
+    </w:p>
+    <w:p>
+      <w:pPr>
+        <w:spacing w:after="0" w:line="240" w:lineRule="auto"/>
+        <w:jc w:val="both"/>
+        <w:rPr>
+          <w:rFonts w:ascii="Times New Roman" w:hAnsi="Times New Roman" w:cs="Times New Roman"/>
+          <w:lang w:val="es-CO"/>
+        </w:rPr>
+      </w:pPr>
+      <w:r>
+        <w:rPr>
+          <w:rFonts w:ascii="Times New Roman" w:hAnsi="Times New Roman" w:cs="Times New Roman"/>
+          <w:lang w:val="es-CO"/>
+        </w:rPr>
+        <w:t>25,</w:t>
+      </w:r>
+    </w:p>
+    <w:p>
+      <w:pPr>
+        <w:spacing w:after="0" w:line="240" w:lineRule="auto"/>
+        <w:jc w:val="both"/>
+        <w:rPr>
+          <w:rFonts w:ascii="Times New Roman" w:hAnsi="Times New Roman" w:cs="Times New Roman"/>
+          <w:lang w:val="es-CO"/>
+        </w:rPr>
+      </w:pPr>
+      <w:r>
+        <w:rPr>
+          <w:rFonts w:ascii="Times New Roman" w:hAnsi="Times New Roman" w:cs="Times New Roman"/>
+          <w:lang w:val="es-CO"/>
+        </w:rPr>
+        <w:t>[(0,4), (1,4), (2,2), (3,4), (4,3)]</w:t>
+      </w:r>
+    </w:p>
+    <w:p>
+      <w:pPr>
+        <w:spacing w:after="0" w:line="240" w:lineRule="auto"/>
+        <w:jc w:val="both"/>
+        <w:rPr>
+          <w:rFonts w:ascii="Times New Roman" w:hAnsi="Times New Roman" w:cs="Times New Roman"/>
+          <w:lang w:val="es-CO"/>
+        </w:rPr>
+      </w:pPr>
+      <w:r>
+        <w:rPr>
+          <w:rFonts w:ascii="Times New Roman" w:hAnsi="Times New Roman" w:cs="Times New Roman"/>
+          <w:lang w:val="es-CO"/>
+        </w:rPr>
+        <w:t>)</w:t>
+      </w:r>
+    </w:p>
+    <w:p>
+      <w:pPr>
+        <w:spacing w:after="0" w:line="240" w:lineRule="auto"/>
+        <w:jc w:val="both"/>
+        <w:rPr>
+          <w:rFonts w:ascii="Times New Roman" w:hAnsi="Times New Roman" w:cs="Times New Roman"/>
+          <w:lang w:val="es-CO"/>
+        </w:rPr>
+      </w:pPr>
+    </w:p>
+    <w:p>
+      <w:pPr>
+        <w:spacing w:after="0" w:line="240" w:lineRule="auto"/>
+        <w:jc w:val="both"/>
+        <w:rPr>
+          <w:rFonts w:ascii="Times New Roman" w:hAnsi="Times New Roman" w:cs="Times New Roman"/>
+          <w:lang w:val="es-CO"/>
+        </w:rPr>
+      </w:pPr>
+      <w:r>
+        <w:rPr>
+          <w:rFonts w:ascii="Times New Roman" w:hAnsi="Times New Roman" w:cs="Times New Roman"/>
+          <w:lang w:val="es-CO"/>
+        </w:rPr>
+        <w:t>Derecha:</w:t>
+      </w:r>
+    </w:p>
+    <w:p>
+      <w:pPr>
+        <w:spacing w:after="0" w:line="240" w:lineRule="auto"/>
+        <w:jc w:val="both"/>
+        <w:rPr>
+          <w:rFonts w:ascii="Times New Roman" w:hAnsi="Times New Roman" w:cs="Times New Roman"/>
+          <w:lang w:val="es-CO"/>
+        </w:rPr>
+      </w:pPr>
+    </w:p>
+    <w:p>
+      <w:pPr>
+        <w:spacing w:after="0" w:line="240" w:lineRule="auto"/>
+        <w:jc w:val="both"/>
+        <w:rPr>
+          <w:rFonts w:ascii="Times New Roman" w:hAnsi="Times New Roman" w:cs="Times New Roman"/>
+          <w:lang w:val="es-CO"/>
+        </w:rPr>
+      </w:pPr>
+      <w:r>
+        <w:rPr>
+          <w:rFonts w:ascii="Times New Roman" w:hAnsi="Times New Roman" w:cs="Times New Roman"/>
+          <w:lang w:val="es-CO"/>
+        </w:rPr>
+        <w:t>(</w:t>
+      </w:r>
+    </w:p>
+    <w:p>
+      <w:pPr>
+        <w:spacing w:after="0" w:line="240" w:lineRule="auto"/>
+        <w:jc w:val="both"/>
+        <w:rPr>
+          <w:rFonts w:ascii="Times New Roman" w:hAnsi="Times New Roman" w:cs="Times New Roman"/>
+          <w:lang w:val="es-CO"/>
+        </w:rPr>
+      </w:pPr>
+      <w:r>
+        <w:rPr>
+          <w:rFonts w:ascii="Times New Roman" w:hAnsi="Times New Roman" w:cs="Times New Roman"/>
+          <w:lang w:val="es-CO"/>
+        </w:rPr>
+        <w:t>[0,0,1,0,0,0],</w:t>
+      </w:r>
+    </w:p>
+    <w:p>
+      <w:pPr>
+        <w:spacing w:after="0" w:line="240" w:lineRule="auto"/>
+        <w:jc w:val="both"/>
+        <w:rPr>
+          <w:rFonts w:ascii="Times New Roman" w:hAnsi="Times New Roman" w:cs="Times New Roman"/>
+          <w:lang w:val="es-CO"/>
+        </w:rPr>
+      </w:pPr>
+      <w:r>
+        <w:rPr>
+          <w:rFonts w:ascii="Times New Roman" w:hAnsi="Times New Roman" w:cs="Times New Roman"/>
+          <w:lang w:val="es-CO"/>
+        </w:rPr>
+        <w:t>(3,1),</w:t>
+      </w:r>
+    </w:p>
+    <w:p>
+      <w:pPr>
+        <w:spacing w:after="0" w:line="240" w:lineRule="auto"/>
+        <w:jc w:val="both"/>
+        <w:rPr>
+          <w:rFonts w:ascii="Times New Roman" w:hAnsi="Times New Roman" w:cs="Times New Roman"/>
+          <w:lang w:val="es-CO"/>
+        </w:rPr>
+      </w:pPr>
+      <w:r>
+        <w:rPr>
+          <w:rFonts w:ascii="Times New Roman" w:hAnsi="Times New Roman" w:cs="Times New Roman"/>
+          <w:lang w:val="es-CO"/>
+        </w:rPr>
+        <w:t>30,</w:t>
+      </w:r>
+    </w:p>
+    <w:p>
+      <w:pPr>
+        <w:spacing w:after="0" w:line="240" w:lineRule="auto"/>
+        <w:jc w:val="both"/>
+        <w:rPr>
+          <w:rFonts w:ascii="Times New Roman" w:hAnsi="Times New Roman" w:cs="Times New Roman"/>
+          <w:lang w:val="es-CO"/>
+        </w:rPr>
+      </w:pPr>
+      <w:r>
+        <w:rPr>
+          <w:rFonts w:ascii="Times New Roman" w:hAnsi="Times New Roman" w:cs="Times New Roman"/>
+          <w:lang w:val="es-CO"/>
+        </w:rPr>
+        <w:t>[(0,4), (1,4), (2,2), (3,4), (4,3)]</w:t>
+      </w:r>
+    </w:p>
+    <w:p>
+      <w:pPr>
+        <w:spacing w:after="0" w:line="240" w:lineRule="auto"/>
+        <w:jc w:val="both"/>
+        <w:rPr>
+          <w:rFonts w:ascii="Times New Roman" w:hAnsi="Times New Roman" w:cs="Times New Roman"/>
+          <w:lang w:val="es-CO"/>
+        </w:rPr>
+      </w:pPr>
+      <w:r>
+        <w:rPr>
+          <w:rFonts w:ascii="Times New Roman" w:hAnsi="Times New Roman" w:cs="Times New Roman"/>
+          <w:lang w:val="es-CO"/>
+        </w:rPr>
+        <w:t>)</w:t>
+      </w:r>
+    </w:p>
+    <w:p>
+      <w:pPr>
+        <w:spacing w:after="0" w:line="240" w:lineRule="auto"/>
+        <w:jc w:val="both"/>
+        <w:rPr>
+          <w:rFonts w:ascii="Times New Roman" w:hAnsi="Times New Roman" w:cs="Times New Roman"/>
+          <w:lang w:val="es-CO"/>
+        </w:rPr>
+      </w:pPr>
+    </w:p>
+    <w:p>
+      <w:pPr>
+        <w:spacing w:after="0" w:line="240" w:lineRule="auto"/>
+        <w:jc w:val="both"/>
+        <w:rPr>
+          <w:rFonts w:ascii="Times New Roman" w:hAnsi="Times New Roman" w:cs="Times New Roman"/>
+          <w:lang w:val="es-CO"/>
+        </w:rPr>
+      </w:pPr>
+      <w:r>
+        <w:rPr>
+          <w:rFonts w:ascii="Times New Roman" w:hAnsi="Times New Roman" w:cs="Times New Roman"/>
+          <w:lang w:val="es-CO"/>
+        </w:rPr>
+        <w:t>Derecha:</w:t>
+      </w:r>
+    </w:p>
+    <w:p>
+      <w:pPr>
+        <w:spacing w:after="0" w:line="240" w:lineRule="auto"/>
+        <w:jc w:val="both"/>
+        <w:rPr>
+          <w:rFonts w:ascii="Times New Roman" w:hAnsi="Times New Roman" w:cs="Times New Roman"/>
+          <w:lang w:val="es-CO"/>
+        </w:rPr>
+      </w:pPr>
+    </w:p>
+    <w:p>
+      <w:pPr>
+        <w:spacing w:after="0" w:line="240" w:lineRule="auto"/>
+        <w:jc w:val="both"/>
+        <w:rPr>
+          <w:rFonts w:ascii="Times New Roman" w:hAnsi="Times New Roman" w:cs="Times New Roman"/>
+          <w:lang w:val="es-CO"/>
+        </w:rPr>
+      </w:pPr>
+      <w:r>
+        <w:rPr>
+          <w:rFonts w:ascii="Times New Roman" w:hAnsi="Times New Roman" w:cs="Times New Roman"/>
+          <w:lang w:val="es-CO"/>
+        </w:rPr>
+        <w:t>(</w:t>
+      </w:r>
+    </w:p>
+    <w:p>
+      <w:pPr>
+        <w:spacing w:after="0" w:line="240" w:lineRule="auto"/>
+        <w:jc w:val="both"/>
+        <w:rPr>
+          <w:rFonts w:ascii="Times New Roman" w:hAnsi="Times New Roman" w:cs="Times New Roman"/>
+          <w:lang w:val="es-CO"/>
+        </w:rPr>
+      </w:pPr>
+      <w:r>
+        <w:rPr>
+          <w:rFonts w:ascii="Times New Roman" w:hAnsi="Times New Roman" w:cs="Times New Roman"/>
+          <w:lang w:val="es-CO"/>
+        </w:rPr>
+        <w:t>[0,0,0,0,0,1],</w:t>
+      </w:r>
+    </w:p>
+    <w:p>
+      <w:pPr>
+        <w:spacing w:after="0" w:line="240" w:lineRule="auto"/>
+        <w:jc w:val="both"/>
+        <w:rPr>
+          <w:rFonts w:ascii="Times New Roman" w:hAnsi="Times New Roman" w:cs="Times New Roman"/>
+          <w:lang w:val="es-CO"/>
+        </w:rPr>
+      </w:pPr>
+      <w:r>
+        <w:rPr>
+          <w:rFonts w:ascii="Times New Roman" w:hAnsi="Times New Roman" w:cs="Times New Roman"/>
+          <w:lang w:val="es-CO"/>
+        </w:rPr>
+        <w:t>(3,2),</w:t>
+      </w:r>
+    </w:p>
+    <w:p>
+      <w:pPr>
+        <w:spacing w:after="0" w:line="240" w:lineRule="auto"/>
+        <w:jc w:val="both"/>
+        <w:rPr>
+          <w:rFonts w:ascii="Times New Roman" w:hAnsi="Times New Roman" w:cs="Times New Roman"/>
+          <w:lang w:val="es-CO"/>
+        </w:rPr>
+      </w:pPr>
+      <w:r>
+        <w:rPr>
+          <w:rFonts w:ascii="Times New Roman" w:hAnsi="Times New Roman" w:cs="Times New Roman"/>
+          <w:lang w:val="es-CO"/>
+        </w:rPr>
+        <w:t>35,</w:t>
+      </w:r>
+    </w:p>
+    <w:p>
+      <w:pPr>
+        <w:spacing w:after="0" w:line="240" w:lineRule="auto"/>
+        <w:jc w:val="both"/>
+        <w:rPr>
+          <w:rFonts w:ascii="Times New Roman" w:hAnsi="Times New Roman" w:cs="Times New Roman"/>
+          <w:lang w:val="es-CO"/>
+        </w:rPr>
+      </w:pPr>
+      <w:r>
+        <w:rPr>
+          <w:rFonts w:ascii="Times New Roman" w:hAnsi="Times New Roman" w:cs="Times New Roman"/>
+          <w:lang w:val="es-CO"/>
+        </w:rPr>
+        <w:t>[(0,4), (1,4), (2,2), (3,4), (4,3)]</w:t>
+      </w:r>
+    </w:p>
+    <w:p>
+      <w:pPr>
+        <w:spacing w:after="0" w:line="240" w:lineRule="auto"/>
+        <w:jc w:val="both"/>
+        <w:rPr>
+          <w:rFonts w:ascii="Times New Roman" w:hAnsi="Times New Roman" w:cs="Times New Roman"/>
+          <w:lang w:val="es-CO"/>
+        </w:rPr>
+      </w:pPr>
+      <w:r>
+        <w:rPr>
+          <w:rFonts w:ascii="Times New Roman" w:hAnsi="Times New Roman" w:cs="Times New Roman"/>
+          <w:lang w:val="es-CO"/>
+        </w:rPr>
+        <w:t>)</w:t>
+      </w:r>
+    </w:p>
+    <w:p>
+      <w:pPr>
+        <w:spacing w:after="0" w:line="240" w:lineRule="auto"/>
+        <w:jc w:val="both"/>
+        <w:rPr>
+          <w:rFonts w:ascii="Times New Roman" w:hAnsi="Times New Roman" w:cs="Times New Roman"/>
+          <w:lang w:val="es-CO"/>
+        </w:rPr>
+      </w:pPr>
+    </w:p>
+    <w:p>
+      <w:pPr>
+        <w:spacing w:after="0" w:line="240" w:lineRule="auto"/>
+        <w:jc w:val="both"/>
+        <w:rPr>
+          <w:rFonts w:ascii="Times New Roman" w:hAnsi="Times New Roman" w:cs="Times New Roman"/>
+          <w:lang w:val="es-CO"/>
+        </w:rPr>
+      </w:pPr>
+      <w:r>
+        <w:rPr>
+          <w:rFonts w:ascii="Times New Roman" w:hAnsi="Times New Roman" w:cs="Times New Roman"/>
+          <w:lang w:val="es-CO"/>
+        </w:rPr>
+        <w:t>Derecha:</w:t>
+      </w:r>
+    </w:p>
+    <w:p>
+      <w:pPr>
+        <w:spacing w:after="0" w:line="240" w:lineRule="auto"/>
+        <w:jc w:val="both"/>
+        <w:rPr>
+          <w:rFonts w:ascii="Times New Roman" w:hAnsi="Times New Roman" w:cs="Times New Roman"/>
+          <w:lang w:val="es-CO"/>
+        </w:rPr>
+      </w:pPr>
+    </w:p>
+    <w:p>
+      <w:pPr>
+        <w:spacing w:after="0" w:line="240" w:lineRule="auto"/>
+        <w:jc w:val="both"/>
+        <w:rPr>
+          <w:rFonts w:ascii="Times New Roman" w:hAnsi="Times New Roman" w:cs="Times New Roman"/>
+          <w:lang w:val="es-CO"/>
+        </w:rPr>
+      </w:pPr>
+      <w:r>
+        <w:rPr>
+          <w:rFonts w:ascii="Times New Roman" w:hAnsi="Times New Roman" w:cs="Times New Roman"/>
+          <w:lang w:val="es-CO"/>
+        </w:rPr>
+        <w:t>(</w:t>
+      </w:r>
+    </w:p>
+    <w:p>
+      <w:pPr>
+        <w:spacing w:after="0" w:line="240" w:lineRule="auto"/>
+        <w:jc w:val="both"/>
+        <w:rPr>
+          <w:rFonts w:ascii="Times New Roman" w:hAnsi="Times New Roman" w:cs="Times New Roman"/>
+          <w:lang w:val="es-CO"/>
+        </w:rPr>
+      </w:pPr>
+      <w:r>
+        <w:rPr>
+          <w:rFonts w:ascii="Times New Roman" w:hAnsi="Times New Roman" w:cs="Times New Roman"/>
+          <w:lang w:val="es-CO"/>
+        </w:rPr>
+        <w:t>[0,0,0,0,1,0],</w:t>
+      </w:r>
+    </w:p>
+    <w:p>
+      <w:pPr>
+        <w:spacing w:after="0" w:line="240" w:lineRule="auto"/>
+        <w:jc w:val="both"/>
+        <w:rPr>
+          <w:rFonts w:ascii="Times New Roman" w:hAnsi="Times New Roman" w:cs="Times New Roman"/>
+          <w:lang w:val="es-CO"/>
+        </w:rPr>
+      </w:pPr>
+      <w:r>
+        <w:rPr>
+          <w:rFonts w:ascii="Times New Roman" w:hAnsi="Times New Roman" w:cs="Times New Roman"/>
+          <w:lang w:val="es-CO"/>
+        </w:rPr>
+        <w:t>(3,3),</w:t>
+      </w:r>
+    </w:p>
+    <w:p>
+      <w:pPr>
+        <w:spacing w:after="0" w:line="240" w:lineRule="auto"/>
+        <w:jc w:val="both"/>
+        <w:rPr>
+          <w:rFonts w:ascii="Times New Roman" w:hAnsi="Times New Roman" w:cs="Times New Roman"/>
+          <w:lang w:val="es-CO"/>
+        </w:rPr>
+      </w:pPr>
+      <w:r>
+        <w:rPr>
+          <w:rFonts w:ascii="Times New Roman" w:hAnsi="Times New Roman" w:cs="Times New Roman"/>
+          <w:lang w:val="es-CO"/>
+        </w:rPr>
+        <w:t>40,</w:t>
+      </w:r>
+    </w:p>
+    <w:p>
+      <w:pPr>
+        <w:spacing w:after="0" w:line="240" w:lineRule="auto"/>
+        <w:jc w:val="both"/>
+        <w:rPr>
+          <w:rFonts w:ascii="Times New Roman" w:hAnsi="Times New Roman" w:cs="Times New Roman"/>
+          <w:lang w:val="es-CO"/>
+        </w:rPr>
+      </w:pPr>
+      <w:r>
+        <w:rPr>
+          <w:rFonts w:ascii="Times New Roman" w:hAnsi="Times New Roman" w:cs="Times New Roman"/>
+          <w:lang w:val="es-CO"/>
+        </w:rPr>
+        <w:t>[(0,4), (1,4), (2,2), (3,4), (4,3)]</w:t>
+      </w:r>
+    </w:p>
+    <w:p>
+      <w:pPr>
+        <w:spacing w:after="0" w:line="240" w:lineRule="auto"/>
+        <w:jc w:val="both"/>
+        <w:rPr>
+          <w:rFonts w:ascii="Times New Roman" w:hAnsi="Times New Roman" w:cs="Times New Roman"/>
+          <w:lang w:val="es-CO"/>
+        </w:rPr>
+      </w:pPr>
+      <w:r>
+        <w:rPr>
+          <w:rFonts w:ascii="Times New Roman" w:hAnsi="Times New Roman" w:cs="Times New Roman"/>
+          <w:lang w:val="es-CO"/>
+        </w:rPr>
+        <w:t>)</w:t>
+      </w:r>
+    </w:p>
+    <w:p>
+      <w:pPr>
+        <w:spacing w:after="0" w:line="240" w:lineRule="auto"/>
+        <w:jc w:val="both"/>
+        <w:rPr>
+          <w:rFonts w:ascii="Times New Roman" w:hAnsi="Times New Roman" w:cs="Times New Roman"/>
+          <w:lang w:val="es-CO"/>
+        </w:rPr>
+      </w:pPr>
+    </w:p>
+    <w:p>
+      <w:pPr>
+        <w:spacing w:after="0" w:line="240" w:lineRule="auto"/>
+        <w:jc w:val="both"/>
+        <w:rPr>
+          <w:rFonts w:ascii="Times New Roman" w:hAnsi="Times New Roman" w:cs="Times New Roman"/>
+          <w:lang w:val="es-CO"/>
+        </w:rPr>
+      </w:pPr>
+      <w:r>
+        <w:rPr>
+          <w:rFonts w:ascii="Times New Roman" w:hAnsi="Times New Roman" w:cs="Times New Roman"/>
+          <w:lang w:val="es-CO"/>
+        </w:rPr>
+        <w:t>Arriba:</w:t>
+      </w:r>
+    </w:p>
+    <w:p>
+      <w:pPr>
+        <w:spacing w:after="0" w:line="240" w:lineRule="auto"/>
+        <w:jc w:val="both"/>
+        <w:rPr>
+          <w:rFonts w:ascii="Times New Roman" w:hAnsi="Times New Roman" w:cs="Times New Roman"/>
+          <w:lang w:val="es-CO"/>
+        </w:rPr>
+      </w:pPr>
+    </w:p>
+    <w:p>
+      <w:pPr>
+        <w:spacing w:after="0" w:line="240" w:lineRule="auto"/>
+        <w:jc w:val="both"/>
+        <w:rPr>
+          <w:rFonts w:ascii="Times New Roman" w:hAnsi="Times New Roman" w:cs="Times New Roman"/>
+          <w:lang w:val="es-CO"/>
+        </w:rPr>
+      </w:pPr>
+      <w:r>
+        <w:rPr>
+          <w:rFonts w:ascii="Times New Roman" w:hAnsi="Times New Roman" w:cs="Times New Roman"/>
+          <w:lang w:val="es-CO"/>
+        </w:rPr>
+        <w:t>(</w:t>
+      </w:r>
+    </w:p>
+    <w:p>
+      <w:pPr>
+        <w:spacing w:after="0" w:line="240" w:lineRule="auto"/>
+        <w:jc w:val="both"/>
+        <w:rPr>
+          <w:rFonts w:ascii="Times New Roman" w:hAnsi="Times New Roman" w:cs="Times New Roman"/>
+          <w:lang w:val="es-CO"/>
+        </w:rPr>
+      </w:pPr>
+      <w:r>
+        <w:rPr>
+          <w:rFonts w:ascii="Times New Roman" w:hAnsi="Times New Roman" w:cs="Times New Roman"/>
+          <w:lang w:val="es-CO"/>
+        </w:rPr>
+        <w:t>[0,0,0,0,1,0],</w:t>
+      </w:r>
+    </w:p>
+    <w:p>
+      <w:pPr>
+        <w:spacing w:after="0" w:line="240" w:lineRule="auto"/>
+        <w:jc w:val="both"/>
+        <w:rPr>
+          <w:rFonts w:ascii="Times New Roman" w:hAnsi="Times New Roman" w:cs="Times New Roman"/>
+          <w:lang w:val="es-CO"/>
+        </w:rPr>
+      </w:pPr>
+      <w:r>
+        <w:rPr>
+          <w:rFonts w:ascii="Times New Roman" w:hAnsi="Times New Roman" w:cs="Times New Roman"/>
+          <w:lang w:val="es-CO"/>
+        </w:rPr>
+        <w:t>(2,3),</w:t>
+      </w:r>
+    </w:p>
+    <w:p>
+      <w:pPr>
+        <w:spacing w:after="0" w:line="240" w:lineRule="auto"/>
+        <w:jc w:val="both"/>
+        <w:rPr>
+          <w:rFonts w:ascii="Times New Roman" w:hAnsi="Times New Roman" w:cs="Times New Roman"/>
+          <w:lang w:val="es-CO"/>
+        </w:rPr>
+      </w:pPr>
+      <w:r>
+        <w:rPr>
+          <w:rFonts w:ascii="Times New Roman" w:hAnsi="Times New Roman" w:cs="Times New Roman"/>
+          <w:lang w:val="es-CO"/>
+        </w:rPr>
+        <w:t>45,</w:t>
+      </w:r>
+    </w:p>
+    <w:p>
+      <w:pPr>
+        <w:spacing w:after="0" w:line="240" w:lineRule="auto"/>
+        <w:jc w:val="both"/>
+        <w:rPr>
+          <w:rFonts w:ascii="Times New Roman" w:hAnsi="Times New Roman" w:cs="Times New Roman"/>
+          <w:lang w:val="es-CO"/>
+        </w:rPr>
+      </w:pPr>
+      <w:r>
+        <w:rPr>
+          <w:rFonts w:ascii="Times New Roman" w:hAnsi="Times New Roman" w:cs="Times New Roman"/>
+          <w:lang w:val="es-CO"/>
+        </w:rPr>
+        <w:t>[(0,4), (1,4), (2,2), (3,4), (4,3)]</w:t>
+      </w:r>
+    </w:p>
+    <w:p>
+      <w:pPr>
+        <w:spacing w:after="0" w:line="240" w:lineRule="auto"/>
+        <w:jc w:val="both"/>
+        <w:rPr>
+          <w:rFonts w:ascii="Times New Roman" w:hAnsi="Times New Roman" w:cs="Times New Roman"/>
+          <w:lang w:val="es-CO"/>
+        </w:rPr>
+      </w:pPr>
+      <w:r>
+        <w:rPr>
+          <w:rFonts w:ascii="Times New Roman" w:hAnsi="Times New Roman" w:cs="Times New Roman"/>
+          <w:lang w:val="es-CO"/>
+        </w:rPr>
+        <w:t>)</w:t>
+      </w:r>
+    </w:p>
+    <w:p>
+      <w:pPr>
+        <w:spacing w:after="0" w:line="240" w:lineRule="auto"/>
+        <w:jc w:val="both"/>
+        <w:rPr>
+          <w:rFonts w:ascii="Times New Roman" w:hAnsi="Times New Roman" w:cs="Times New Roman"/>
+          <w:lang w:val="es-CO"/>
+        </w:rPr>
+      </w:pPr>
+    </w:p>
+    <w:p>
+      <w:pPr>
+        <w:spacing w:after="0" w:line="240" w:lineRule="auto"/>
+        <w:jc w:val="both"/>
+        <w:rPr>
+          <w:rFonts w:ascii="Times New Roman" w:hAnsi="Times New Roman" w:cs="Times New Roman"/>
+          <w:lang w:val="es-CO"/>
+        </w:rPr>
+      </w:pPr>
+      <w:r>
+        <w:rPr>
+          <w:rFonts w:ascii="Times New Roman" w:hAnsi="Times New Roman" w:cs="Times New Roman"/>
+          <w:lang w:val="es-CO"/>
+        </w:rPr>
+        <w:t>Derecha:</w:t>
+      </w:r>
+    </w:p>
+    <w:p>
+      <w:pPr>
+        <w:spacing w:after="0" w:line="240" w:lineRule="auto"/>
+        <w:jc w:val="both"/>
+        <w:rPr>
+          <w:rFonts w:ascii="Times New Roman" w:hAnsi="Times New Roman" w:cs="Times New Roman"/>
+          <w:lang w:val="es-CO"/>
+        </w:rPr>
+      </w:pPr>
+    </w:p>
+    <w:p>
+      <w:pPr>
+        <w:spacing w:after="0" w:line="240" w:lineRule="auto"/>
+        <w:jc w:val="both"/>
+        <w:rPr>
+          <w:rFonts w:ascii="Times New Roman" w:hAnsi="Times New Roman" w:cs="Times New Roman"/>
+          <w:lang w:val="es-CO"/>
+        </w:rPr>
+      </w:pPr>
+      <w:r>
+        <w:rPr>
+          <w:rFonts w:ascii="Times New Roman" w:hAnsi="Times New Roman" w:cs="Times New Roman"/>
+          <w:lang w:val="es-CO"/>
+        </w:rPr>
+        <w:t>(</w:t>
+      </w:r>
+    </w:p>
+    <w:p>
+      <w:pPr>
+        <w:spacing w:after="0" w:line="240" w:lineRule="auto"/>
+        <w:jc w:val="both"/>
+        <w:rPr>
+          <w:rFonts w:ascii="Times New Roman" w:hAnsi="Times New Roman" w:cs="Times New Roman"/>
+          <w:lang w:val="es-CO"/>
+        </w:rPr>
+      </w:pPr>
+      <w:r>
+        <w:rPr>
+          <w:rFonts w:ascii="Times New Roman" w:hAnsi="Times New Roman" w:cs="Times New Roman"/>
+          <w:lang w:val="es-CO"/>
+        </w:rPr>
+        <w:t>[0,0,0,0,0,0],</w:t>
+      </w:r>
+    </w:p>
+    <w:p>
+      <w:pPr>
+        <w:spacing w:after="0" w:line="240" w:lineRule="auto"/>
+        <w:jc w:val="both"/>
+        <w:rPr>
+          <w:rFonts w:ascii="Times New Roman" w:hAnsi="Times New Roman" w:cs="Times New Roman"/>
+          <w:lang w:val="es-CO"/>
+        </w:rPr>
+      </w:pPr>
+      <w:r>
+        <w:rPr>
+          <w:rFonts w:ascii="Times New Roman" w:hAnsi="Times New Roman" w:cs="Times New Roman"/>
+          <w:lang w:val="es-CO"/>
+        </w:rPr>
+        <w:t>(2,4),</w:t>
+      </w:r>
+    </w:p>
+    <w:p>
+      <w:pPr>
+        <w:spacing w:after="0" w:line="240" w:lineRule="auto"/>
+        <w:jc w:val="both"/>
+        <w:rPr>
+          <w:rFonts w:ascii="Times New Roman" w:hAnsi="Times New Roman" w:cs="Times New Roman"/>
+          <w:lang w:val="es-CO"/>
+        </w:rPr>
+      </w:pPr>
+      <w:r>
+        <w:rPr>
+          <w:rFonts w:ascii="Times New Roman" w:hAnsi="Times New Roman" w:cs="Times New Roman"/>
+          <w:lang w:val="es-CO"/>
+        </w:rPr>
+        <w:t>50,</w:t>
+      </w:r>
+    </w:p>
+    <w:p>
+      <w:pPr>
+        <w:spacing w:after="0" w:line="240" w:lineRule="auto"/>
+        <w:jc w:val="both"/>
+        <w:rPr>
+          <w:rFonts w:ascii="Times New Roman" w:hAnsi="Times New Roman" w:cs="Times New Roman"/>
+          <w:lang w:val="es-CO"/>
+        </w:rPr>
+      </w:pPr>
+      <w:r>
+        <w:rPr>
+          <w:rFonts w:ascii="Times New Roman" w:hAnsi="Times New Roman" w:cs="Times New Roman"/>
+          <w:lang w:val="es-CO"/>
+        </w:rPr>
+        <w:t>[(0,4), (1,4), (2,2), (2,4), (3,4), (4,3)]</w:t>
+      </w:r>
+    </w:p>
+    <w:p>
+      <w:pPr>
+        <w:spacing w:after="0" w:line="240" w:lineRule="auto"/>
+        <w:jc w:val="both"/>
+        <w:rPr>
+          <w:rFonts w:ascii="Times New Roman" w:hAnsi="Times New Roman" w:cs="Times New Roman"/>
+          <w:lang w:val="es-CO"/>
+        </w:rPr>
+      </w:pPr>
+      <w:r>
+        <w:rPr>
+          <w:rFonts w:ascii="Times New Roman" w:hAnsi="Times New Roman" w:cs="Times New Roman"/>
+          <w:lang w:val="es-CO"/>
+        </w:rPr>
+        <w:t>)</w:t>
+      </w:r>
+    </w:p>
+    <w:p>
+      <w:pPr>
+        <w:spacing w:after="0" w:line="240" w:lineRule="auto"/>
+        <w:jc w:val="both"/>
+        <w:rPr>
+          <w:rFonts w:ascii="Times New Roman" w:hAnsi="Times New Roman" w:cs="Times New Roman"/>
+          <w:lang w:val="es-CO"/>
+        </w:rPr>
+      </w:pPr>
+    </w:p>
+    <w:p>
+      <w:pPr>
+        <w:spacing w:after="0" w:line="240" w:lineRule="auto"/>
+        <w:jc w:val="both"/>
+        <w:rPr>
+          <w:rFonts w:ascii="Times New Roman" w:hAnsi="Times New Roman" w:cs="Times New Roman"/>
+          <w:lang w:val="es-CO"/>
+        </w:rPr>
+      </w:pPr>
+      <w:r>
+        <w:rPr>
+          <w:rFonts w:ascii="Times New Roman" w:hAnsi="Times New Roman" w:cs="Times New Roman"/>
+          <w:lang w:val="es-CO"/>
+        </w:rPr>
+        <w:t>Izquierda:</w:t>
+      </w:r>
+    </w:p>
+    <w:p>
+      <w:pPr>
+        <w:spacing w:after="0" w:line="240" w:lineRule="auto"/>
+        <w:jc w:val="both"/>
+        <w:rPr>
+          <w:rFonts w:ascii="Times New Roman" w:hAnsi="Times New Roman" w:cs="Times New Roman"/>
+          <w:lang w:val="es-CO"/>
+        </w:rPr>
+      </w:pPr>
+    </w:p>
+    <w:p>
+      <w:pPr>
+        <w:spacing w:after="0" w:line="240" w:lineRule="auto"/>
+        <w:jc w:val="both"/>
+        <w:rPr>
+          <w:rFonts w:ascii="Times New Roman" w:hAnsi="Times New Roman" w:cs="Times New Roman"/>
+          <w:lang w:val="es-CO"/>
+        </w:rPr>
+      </w:pPr>
+      <w:r>
+        <w:rPr>
+          <w:rFonts w:ascii="Times New Roman" w:hAnsi="Times New Roman" w:cs="Times New Roman"/>
+          <w:lang w:val="es-CO"/>
+        </w:rPr>
+        <w:t>(</w:t>
+      </w:r>
+    </w:p>
+    <w:p>
+      <w:pPr>
+        <w:spacing w:after="0" w:line="240" w:lineRule="auto"/>
+        <w:jc w:val="both"/>
+        <w:rPr>
+          <w:rFonts w:ascii="Times New Roman" w:hAnsi="Times New Roman" w:cs="Times New Roman"/>
+          <w:lang w:val="es-CO"/>
+        </w:rPr>
+      </w:pPr>
+      <w:r>
+        <w:rPr>
+          <w:rFonts w:ascii="Times New Roman" w:hAnsi="Times New Roman" w:cs="Times New Roman"/>
+          <w:lang w:val="es-CO"/>
+        </w:rPr>
+        <w:t>[0,0,0,0,0,0],</w:t>
+      </w:r>
+    </w:p>
+    <w:p>
+      <w:pPr>
+        <w:spacing w:after="0" w:line="240" w:lineRule="auto"/>
+        <w:jc w:val="both"/>
+        <w:rPr>
+          <w:rFonts w:ascii="Times New Roman" w:hAnsi="Times New Roman" w:cs="Times New Roman"/>
+          <w:lang w:val="es-CO"/>
+        </w:rPr>
+      </w:pPr>
+      <w:r>
+        <w:rPr>
+          <w:rFonts w:ascii="Times New Roman" w:hAnsi="Times New Roman" w:cs="Times New Roman"/>
+          <w:lang w:val="es-CO"/>
+        </w:rPr>
+        <w:t>(2,3),</w:t>
+      </w:r>
+    </w:p>
+    <w:p>
+      <w:pPr>
+        <w:spacing w:after="0" w:line="240" w:lineRule="auto"/>
+        <w:jc w:val="both"/>
+        <w:rPr>
+          <w:rFonts w:ascii="Times New Roman" w:hAnsi="Times New Roman" w:cs="Times New Roman"/>
+          <w:lang w:val="es-CO"/>
+        </w:rPr>
+      </w:pPr>
+      <w:r>
+        <w:rPr>
+          <w:rFonts w:ascii="Times New Roman" w:hAnsi="Times New Roman" w:cs="Times New Roman"/>
+          <w:lang w:val="es-CO"/>
+        </w:rPr>
+        <w:t>55,</w:t>
+      </w:r>
+    </w:p>
+    <w:p>
+      <w:pPr>
+        <w:spacing w:after="0" w:line="240" w:lineRule="auto"/>
+        <w:jc w:val="both"/>
+        <w:rPr>
+          <w:rFonts w:ascii="Times New Roman" w:hAnsi="Times New Roman" w:cs="Times New Roman"/>
+          <w:lang w:val="es-CO"/>
+        </w:rPr>
+      </w:pPr>
+      <w:r>
+        <w:rPr>
+          <w:rFonts w:ascii="Times New Roman" w:hAnsi="Times New Roman" w:cs="Times New Roman"/>
+          <w:lang w:val="es-CO"/>
+        </w:rPr>
+        <w:t>[(0,4), (1,4), (2,2), (2,4), (3,4), (4,3)]</w:t>
+      </w:r>
+    </w:p>
+    <w:p>
+      <w:pPr>
+        <w:spacing w:after="0" w:line="240" w:lineRule="auto"/>
+        <w:jc w:val="both"/>
+        <w:rPr>
+          <w:rFonts w:ascii="Times New Roman" w:hAnsi="Times New Roman" w:cs="Times New Roman"/>
+          <w:lang w:val="es-CO"/>
+        </w:rPr>
+      </w:pPr>
+      <w:r>
+        <w:rPr>
+          <w:rFonts w:ascii="Times New Roman" w:hAnsi="Times New Roman" w:cs="Times New Roman"/>
+          <w:lang w:val="es-CO"/>
+        </w:rPr>
+        <w:t>)</w:t>
+      </w:r>
+    </w:p>
+    <w:p>
+      <w:pPr>
+        <w:spacing w:after="0" w:line="240" w:lineRule="auto"/>
+        <w:jc w:val="both"/>
+        <w:rPr>
+          <w:rFonts w:ascii="Times New Roman" w:hAnsi="Times New Roman" w:cs="Times New Roman"/>
+          <w:lang w:val="es-CO"/>
+        </w:rPr>
+      </w:pPr>
+    </w:p>
+    <w:p>
+      <w:pPr>
+        <w:spacing w:after="0" w:line="240" w:lineRule="auto"/>
+        <w:jc w:val="both"/>
+        <w:rPr>
+          <w:rFonts w:ascii="Times New Roman" w:hAnsi="Times New Roman" w:cs="Times New Roman"/>
+          <w:lang w:val="es-CO"/>
+        </w:rPr>
+      </w:pPr>
+      <w:r>
+        <w:rPr>
+          <w:rFonts w:ascii="Times New Roman" w:hAnsi="Times New Roman" w:cs="Times New Roman"/>
+          <w:lang w:val="es-CO"/>
+        </w:rPr>
+        <w:t>Izquierda:</w:t>
+      </w:r>
+    </w:p>
+    <w:p>
+      <w:pPr>
+        <w:spacing w:after="0" w:line="240" w:lineRule="auto"/>
+        <w:jc w:val="both"/>
+        <w:rPr>
+          <w:rFonts w:ascii="Times New Roman" w:hAnsi="Times New Roman" w:cs="Times New Roman"/>
+          <w:lang w:val="es-CO"/>
+        </w:rPr>
+      </w:pPr>
+    </w:p>
+    <w:p>
+      <w:pPr>
+        <w:spacing w:after="0" w:line="240" w:lineRule="auto"/>
+        <w:jc w:val="both"/>
+        <w:rPr>
+          <w:rFonts w:ascii="Times New Roman" w:hAnsi="Times New Roman" w:cs="Times New Roman"/>
+          <w:lang w:val="es-CO"/>
+        </w:rPr>
+      </w:pPr>
+      <w:r>
+        <w:rPr>
+          <w:rFonts w:ascii="Times New Roman" w:hAnsi="Times New Roman" w:cs="Times New Roman"/>
+          <w:lang w:val="es-CO"/>
+        </w:rPr>
+        <w:t>(</w:t>
+      </w:r>
+    </w:p>
+    <w:p>
+      <w:pPr>
+        <w:spacing w:after="0" w:line="240" w:lineRule="auto"/>
+        <w:jc w:val="both"/>
+        <w:rPr>
+          <w:rFonts w:ascii="Times New Roman" w:hAnsi="Times New Roman" w:cs="Times New Roman"/>
+          <w:lang w:val="es-CO"/>
+        </w:rPr>
+      </w:pPr>
+      <w:r>
+        <w:rPr>
+          <w:rFonts w:ascii="Times New Roman" w:hAnsi="Times New Roman" w:cs="Times New Roman"/>
+          <w:lang w:val="es-CO"/>
+        </w:rPr>
+        <w:t>[1,0,0,0,0,0],</w:t>
+      </w:r>
+    </w:p>
+    <w:p>
+      <w:pPr>
+        <w:spacing w:after="0" w:line="240" w:lineRule="auto"/>
+        <w:jc w:val="both"/>
+        <w:rPr>
+          <w:rFonts w:ascii="Times New Roman" w:hAnsi="Times New Roman" w:cs="Times New Roman"/>
+          <w:lang w:val="es-CO"/>
+        </w:rPr>
+      </w:pPr>
+      <w:r>
+        <w:rPr>
+          <w:rFonts w:ascii="Times New Roman" w:hAnsi="Times New Roman" w:cs="Times New Roman"/>
+          <w:lang w:val="es-CO"/>
+        </w:rPr>
+        <w:t>(2,2),</w:t>
+      </w:r>
+    </w:p>
+    <w:p>
+      <w:pPr>
+        <w:spacing w:after="0" w:line="240" w:lineRule="auto"/>
+        <w:jc w:val="both"/>
+        <w:rPr>
+          <w:rFonts w:ascii="Times New Roman" w:hAnsi="Times New Roman" w:cs="Times New Roman"/>
+          <w:lang w:val="es-CO"/>
+        </w:rPr>
+      </w:pPr>
+      <w:r>
+        <w:rPr>
+          <w:rFonts w:ascii="Times New Roman" w:hAnsi="Times New Roman" w:cs="Times New Roman"/>
+          <w:lang w:val="es-CO"/>
+        </w:rPr>
+        <w:t>65,</w:t>
+      </w:r>
+    </w:p>
+    <w:p>
+      <w:pPr>
+        <w:spacing w:after="0" w:line="240" w:lineRule="auto"/>
+        <w:jc w:val="both"/>
+        <w:rPr>
+          <w:rFonts w:ascii="Times New Roman" w:hAnsi="Times New Roman" w:cs="Times New Roman"/>
+          <w:lang w:val="es-CO"/>
+        </w:rPr>
+      </w:pPr>
+      <w:r>
+        <w:rPr>
+          <w:rFonts w:ascii="Times New Roman" w:hAnsi="Times New Roman" w:cs="Times New Roman"/>
+          <w:lang w:val="es-CO"/>
+        </w:rPr>
+        <w:t>[(0,4), (1,4), (2,4), (3,4), (4,3)]</w:t>
+      </w:r>
+    </w:p>
+    <w:p>
+      <w:pPr>
+        <w:spacing w:after="0" w:line="240" w:lineRule="auto"/>
+        <w:jc w:val="both"/>
+        <w:rPr>
+          <w:rFonts w:ascii="Times New Roman" w:hAnsi="Times New Roman" w:cs="Times New Roman"/>
+          <w:lang w:val="es-CO"/>
+        </w:rPr>
+      </w:pPr>
+      <w:r>
+        <w:rPr>
+          <w:rFonts w:ascii="Times New Roman" w:hAnsi="Times New Roman" w:cs="Times New Roman"/>
+          <w:lang w:val="es-CO"/>
+        </w:rPr>
+        <w:t>)</w:t>
+      </w:r>
+    </w:p>
+    <w:p>
+      <w:pPr>
+        <w:spacing w:after="0" w:line="240" w:lineRule="auto"/>
+        <w:jc w:val="both"/>
+        <w:rPr>
+          <w:rFonts w:ascii="Times New Roman" w:hAnsi="Times New Roman" w:cs="Times New Roman"/>
+          <w:lang w:val="es-CO"/>
+        </w:rPr>
+      </w:pPr>
+    </w:p>
+    <w:p>
+      <w:pPr>
+        <w:spacing w:after="0" w:line="240" w:lineRule="auto"/>
+        <w:jc w:val="both"/>
+        <w:rPr>
+          <w:rFonts w:ascii="Times New Roman" w:hAnsi="Times New Roman" w:cs="Times New Roman"/>
+          <w:lang w:val="es-CO"/>
+        </w:rPr>
+      </w:pPr>
+      <w:r>
+        <w:rPr>
+          <w:rFonts w:ascii="Times New Roman" w:hAnsi="Times New Roman" w:cs="Times New Roman"/>
+          <w:lang w:val="es-CO"/>
+        </w:rPr>
+        <w:t>Abajo:</w:t>
+      </w:r>
+    </w:p>
+    <w:p>
+      <w:pPr>
+        <w:spacing w:after="0" w:line="240" w:lineRule="auto"/>
+        <w:jc w:val="both"/>
+        <w:rPr>
+          <w:rFonts w:ascii="Times New Roman" w:hAnsi="Times New Roman" w:cs="Times New Roman"/>
+          <w:lang w:val="es-CO"/>
+        </w:rPr>
+      </w:pPr>
+    </w:p>
+    <w:p>
+      <w:pPr>
+        <w:spacing w:after="0" w:line="240" w:lineRule="auto"/>
+        <w:jc w:val="both"/>
+        <w:rPr>
+          <w:rFonts w:ascii="Times New Roman" w:hAnsi="Times New Roman" w:cs="Times New Roman"/>
+          <w:lang w:val="es-CO"/>
+        </w:rPr>
+      </w:pPr>
+      <w:r>
+        <w:rPr>
+          <w:rFonts w:ascii="Times New Roman" w:hAnsi="Times New Roman" w:cs="Times New Roman"/>
+          <w:lang w:val="es-CO"/>
+        </w:rPr>
+        <w:t>(</w:t>
+      </w:r>
+    </w:p>
+    <w:p>
+      <w:pPr>
+        <w:spacing w:after="0" w:line="240" w:lineRule="auto"/>
+        <w:jc w:val="both"/>
+        <w:rPr>
+          <w:rFonts w:ascii="Times New Roman" w:hAnsi="Times New Roman" w:cs="Times New Roman"/>
+          <w:lang w:val="es-CO"/>
+        </w:rPr>
+      </w:pPr>
+      <w:r>
+        <w:rPr>
+          <w:rFonts w:ascii="Times New Roman" w:hAnsi="Times New Roman" w:cs="Times New Roman"/>
+          <w:lang w:val="es-CO"/>
+        </w:rPr>
+        <w:t>[0,1,0,0,0,0],</w:t>
+      </w:r>
+    </w:p>
+    <w:p>
+      <w:pPr>
+        <w:spacing w:after="0" w:line="240" w:lineRule="auto"/>
+        <w:jc w:val="both"/>
+        <w:rPr>
+          <w:rFonts w:ascii="Times New Roman" w:hAnsi="Times New Roman" w:cs="Times New Roman"/>
+          <w:lang w:val="es-CO"/>
+        </w:rPr>
+      </w:pPr>
+      <w:r>
+        <w:rPr>
+          <w:rFonts w:ascii="Times New Roman" w:hAnsi="Times New Roman" w:cs="Times New Roman"/>
+          <w:lang w:val="es-CO"/>
+        </w:rPr>
+        <w:t>(3,2),</w:t>
+      </w:r>
+    </w:p>
+    <w:p>
+      <w:pPr>
+        <w:spacing w:after="0" w:line="240" w:lineRule="auto"/>
+        <w:jc w:val="both"/>
+        <w:rPr>
+          <w:rFonts w:ascii="Times New Roman" w:hAnsi="Times New Roman" w:cs="Times New Roman"/>
+          <w:lang w:val="es-CO"/>
+        </w:rPr>
+      </w:pPr>
+      <w:r>
+        <w:rPr>
+          <w:rFonts w:ascii="Times New Roman" w:hAnsi="Times New Roman" w:cs="Times New Roman"/>
+          <w:lang w:val="es-CO"/>
+        </w:rPr>
+        <w:t>70,</w:t>
+      </w:r>
+    </w:p>
+    <w:p>
+      <w:pPr>
+        <w:spacing w:after="0" w:line="240" w:lineRule="auto"/>
+        <w:jc w:val="both"/>
+        <w:rPr>
+          <w:rFonts w:ascii="Times New Roman" w:hAnsi="Times New Roman" w:cs="Times New Roman"/>
+          <w:lang w:val="es-CO"/>
+        </w:rPr>
+      </w:pPr>
+      <w:r>
+        <w:rPr>
+          <w:rFonts w:ascii="Times New Roman" w:hAnsi="Times New Roman" w:cs="Times New Roman"/>
+          <w:lang w:val="es-CO"/>
+        </w:rPr>
+        <w:t>[(0,4), (1,4), (2,4), (3,4), (4,3)]</w:t>
+      </w:r>
+    </w:p>
+    <w:p>
+      <w:pPr>
+        <w:spacing w:after="0" w:line="240" w:lineRule="auto"/>
+        <w:jc w:val="both"/>
+        <w:rPr>
+          <w:rFonts w:ascii="Times New Roman" w:hAnsi="Times New Roman" w:cs="Times New Roman"/>
+          <w:lang w:val="es-CO"/>
+        </w:rPr>
+      </w:pPr>
+      <w:r>
+        <w:rPr>
+          <w:rFonts w:ascii="Times New Roman" w:hAnsi="Times New Roman" w:cs="Times New Roman"/>
+          <w:lang w:val="es-CO"/>
+        </w:rPr>
+        <w:t>)</w:t>
+      </w:r>
+    </w:p>
+    <w:p>
+      <w:pPr>
+        <w:spacing w:after="0" w:line="240" w:lineRule="auto"/>
+        <w:jc w:val="both"/>
+        <w:rPr>
+          <w:rFonts w:ascii="Times New Roman" w:hAnsi="Times New Roman" w:cs="Times New Roman"/>
+          <w:lang w:val="es-CO"/>
+        </w:rPr>
+      </w:pPr>
+    </w:p>
+    <w:p>
+      <w:pPr>
+        <w:spacing w:after="0" w:line="240" w:lineRule="auto"/>
+        <w:jc w:val="both"/>
+        <w:rPr>
+          <w:rFonts w:ascii="Times New Roman" w:hAnsi="Times New Roman" w:cs="Times New Roman"/>
+          <w:lang w:val="es-CO"/>
+        </w:rPr>
+      </w:pPr>
+      <w:r>
+        <w:rPr>
+          <w:rFonts w:ascii="Times New Roman" w:hAnsi="Times New Roman" w:cs="Times New Roman"/>
+          <w:lang w:val="es-CO"/>
+        </w:rPr>
+        <w:t>Derecha:</w:t>
+      </w:r>
+    </w:p>
+    <w:p>
+      <w:pPr>
+        <w:spacing w:after="0" w:line="240" w:lineRule="auto"/>
+        <w:jc w:val="both"/>
+        <w:rPr>
+          <w:rFonts w:ascii="Times New Roman" w:hAnsi="Times New Roman" w:cs="Times New Roman"/>
+          <w:lang w:val="es-CO"/>
+        </w:rPr>
+      </w:pPr>
+    </w:p>
+    <w:p>
+      <w:pPr>
+        <w:spacing w:after="0" w:line="240" w:lineRule="auto"/>
+        <w:jc w:val="both"/>
+        <w:rPr>
+          <w:rFonts w:ascii="Times New Roman" w:hAnsi="Times New Roman" w:cs="Times New Roman"/>
+          <w:lang w:val="es-CO"/>
+        </w:rPr>
+      </w:pPr>
+      <w:r>
+        <w:rPr>
+          <w:rFonts w:ascii="Times New Roman" w:hAnsi="Times New Roman" w:cs="Times New Roman"/>
+          <w:lang w:val="es-CO"/>
+        </w:rPr>
+        <w:t>(</w:t>
+      </w:r>
+    </w:p>
+    <w:p>
+      <w:pPr>
+        <w:spacing w:after="0" w:line="240" w:lineRule="auto"/>
+        <w:jc w:val="both"/>
+        <w:rPr>
+          <w:rFonts w:ascii="Times New Roman" w:hAnsi="Times New Roman" w:cs="Times New Roman"/>
+          <w:lang w:val="es-CO"/>
+        </w:rPr>
+      </w:pPr>
+      <w:r>
+        <w:rPr>
+          <w:rFonts w:ascii="Times New Roman" w:hAnsi="Times New Roman" w:cs="Times New Roman"/>
+          <w:lang w:val="es-CO"/>
+        </w:rPr>
+        <w:t>[0,1,0,0,0,0],</w:t>
+      </w:r>
+    </w:p>
+    <w:p>
+      <w:pPr>
+        <w:spacing w:after="0" w:line="240" w:lineRule="auto"/>
+        <w:jc w:val="both"/>
+        <w:rPr>
+          <w:rFonts w:ascii="Times New Roman" w:hAnsi="Times New Roman" w:cs="Times New Roman"/>
+          <w:lang w:val="es-CO"/>
+        </w:rPr>
+      </w:pPr>
+      <w:r>
+        <w:rPr>
+          <w:rFonts w:ascii="Times New Roman" w:hAnsi="Times New Roman" w:cs="Times New Roman"/>
+          <w:lang w:val="es-CO"/>
+        </w:rPr>
+        <w:t>(3,3),</w:t>
+      </w:r>
+    </w:p>
+    <w:p>
+      <w:pPr>
+        <w:spacing w:after="0" w:line="240" w:lineRule="auto"/>
+        <w:jc w:val="both"/>
+        <w:rPr>
+          <w:rFonts w:ascii="Times New Roman" w:hAnsi="Times New Roman" w:cs="Times New Roman"/>
+          <w:lang w:val="es-CO"/>
+        </w:rPr>
+      </w:pPr>
+      <w:r>
+        <w:rPr>
+          <w:rFonts w:ascii="Times New Roman" w:hAnsi="Times New Roman" w:cs="Times New Roman"/>
+          <w:lang w:val="es-CO"/>
+        </w:rPr>
+        <w:t>75,</w:t>
+      </w:r>
+    </w:p>
+    <w:p>
+      <w:pPr>
+        <w:spacing w:after="0" w:line="240" w:lineRule="auto"/>
+        <w:jc w:val="both"/>
+        <w:rPr>
+          <w:rFonts w:ascii="Times New Roman" w:hAnsi="Times New Roman" w:cs="Times New Roman"/>
+          <w:lang w:val="es-CO"/>
+        </w:rPr>
+      </w:pPr>
+      <w:r>
+        <w:rPr>
+          <w:rFonts w:ascii="Times New Roman" w:hAnsi="Times New Roman" w:cs="Times New Roman"/>
+          <w:lang w:val="es-CO"/>
+        </w:rPr>
+        <w:t>[(0,4), (1,4), (2,4), (3,4), (4,3)]</w:t>
+      </w:r>
+    </w:p>
+    <w:p>
+      <w:pPr>
+        <w:spacing w:after="0" w:line="240" w:lineRule="auto"/>
+        <w:jc w:val="both"/>
+        <w:rPr>
+          <w:rFonts w:ascii="Times New Roman" w:hAnsi="Times New Roman" w:cs="Times New Roman"/>
+          <w:lang w:val="es-CO"/>
+        </w:rPr>
+      </w:pPr>
+      <w:r>
+        <w:rPr>
+          <w:rFonts w:ascii="Times New Roman" w:hAnsi="Times New Roman" w:cs="Times New Roman"/>
+          <w:lang w:val="es-CO"/>
+        </w:rPr>
+        <w:t>)</w:t>
+      </w:r>
+    </w:p>
+    <w:p>
+      <w:pPr>
+        <w:spacing w:after="0" w:line="240" w:lineRule="auto"/>
+        <w:jc w:val="both"/>
+        <w:rPr>
+          <w:rFonts w:ascii="Times New Roman" w:hAnsi="Times New Roman" w:cs="Times New Roman"/>
+          <w:lang w:val="es-CO"/>
+        </w:rPr>
+      </w:pPr>
+    </w:p>
+    <w:p>
+      <w:pPr>
+        <w:spacing w:after="0" w:line="240" w:lineRule="auto"/>
+        <w:jc w:val="both"/>
+        <w:rPr>
+          <w:rFonts w:ascii="Times New Roman" w:hAnsi="Times New Roman" w:cs="Times New Roman"/>
+          <w:lang w:val="es-CO"/>
+        </w:rPr>
+      </w:pPr>
+      <w:r>
+        <w:rPr>
+          <w:rFonts w:ascii="Times New Roman" w:hAnsi="Times New Roman" w:cs="Times New Roman"/>
+          <w:lang w:val="es-CO"/>
+        </w:rPr>
+        <w:t>Abajo:</w:t>
+      </w:r>
+    </w:p>
+    <w:p>
+      <w:pPr>
+        <w:spacing w:after="0" w:line="240" w:lineRule="auto"/>
+        <w:jc w:val="both"/>
+        <w:rPr>
+          <w:rFonts w:ascii="Times New Roman" w:hAnsi="Times New Roman" w:cs="Times New Roman"/>
+          <w:lang w:val="es-CO"/>
+        </w:rPr>
+      </w:pPr>
+    </w:p>
+    <w:p>
+      <w:pPr>
+        <w:spacing w:after="0" w:line="240" w:lineRule="auto"/>
+        <w:jc w:val="both"/>
+        <w:rPr>
+          <w:rFonts w:ascii="Times New Roman" w:hAnsi="Times New Roman" w:cs="Times New Roman"/>
+          <w:lang w:val="es-CO"/>
+        </w:rPr>
+      </w:pPr>
+      <w:r>
+        <w:rPr>
+          <w:rFonts w:ascii="Times New Roman" w:hAnsi="Times New Roman" w:cs="Times New Roman"/>
+          <w:lang w:val="es-CO"/>
+        </w:rPr>
+        <w:t>(</w:t>
+      </w:r>
+    </w:p>
+    <w:p>
+      <w:pPr>
+        <w:spacing w:after="0" w:line="240" w:lineRule="auto"/>
+        <w:jc w:val="both"/>
+        <w:rPr>
+          <w:rFonts w:ascii="Times New Roman" w:hAnsi="Times New Roman" w:cs="Times New Roman"/>
+          <w:lang w:val="es-CO"/>
+        </w:rPr>
+      </w:pPr>
+      <w:r>
+        <w:rPr>
+          <w:rFonts w:ascii="Times New Roman" w:hAnsi="Times New Roman" w:cs="Times New Roman"/>
+          <w:lang w:val="es-CO"/>
+        </w:rPr>
+        <w:t>[1,0,0,0,0,1],</w:t>
+      </w:r>
+    </w:p>
+    <w:p>
+      <w:pPr>
+        <w:spacing w:after="0" w:line="240" w:lineRule="auto"/>
+        <w:jc w:val="both"/>
+        <w:rPr>
+          <w:rFonts w:ascii="Times New Roman" w:hAnsi="Times New Roman" w:cs="Times New Roman"/>
+          <w:lang w:val="es-CO"/>
+        </w:rPr>
+      </w:pPr>
+      <w:r>
+        <w:rPr>
+          <w:rFonts w:ascii="Times New Roman" w:hAnsi="Times New Roman" w:cs="Times New Roman"/>
+          <w:lang w:val="es-CO"/>
+        </w:rPr>
+        <w:t>(4,3),</w:t>
+      </w:r>
+    </w:p>
+    <w:p>
+      <w:pPr>
+        <w:spacing w:after="0" w:line="240" w:lineRule="auto"/>
+        <w:jc w:val="both"/>
+        <w:rPr>
+          <w:rFonts w:ascii="Times New Roman" w:hAnsi="Times New Roman" w:cs="Times New Roman"/>
+          <w:lang w:val="es-CO"/>
+        </w:rPr>
+      </w:pPr>
+      <w:r>
+        <w:rPr>
+          <w:rFonts w:ascii="Times New Roman" w:hAnsi="Times New Roman" w:cs="Times New Roman"/>
+          <w:lang w:val="es-CO"/>
+        </w:rPr>
+        <w:t>85,</w:t>
+      </w:r>
+    </w:p>
+    <w:p>
+      <w:pPr>
+        <w:spacing w:after="0" w:line="240" w:lineRule="auto"/>
+        <w:jc w:val="both"/>
+        <w:rPr>
+          <w:rFonts w:ascii="Times New Roman" w:hAnsi="Times New Roman" w:cs="Times New Roman"/>
+          <w:lang w:val="es-CO"/>
+        </w:rPr>
+      </w:pPr>
+      <w:r>
+        <w:rPr>
+          <w:rFonts w:ascii="Times New Roman" w:hAnsi="Times New Roman" w:cs="Times New Roman"/>
+          <w:lang w:val="es-CO"/>
+        </w:rPr>
+        <w:t>[(0,4), (1,4), (2,4), (3,4)]</w:t>
+      </w:r>
+    </w:p>
+    <w:p>
+      <w:pPr>
+        <w:spacing w:after="0" w:line="240" w:lineRule="auto"/>
+        <w:jc w:val="both"/>
+        <w:rPr>
+          <w:rFonts w:ascii="Times New Roman" w:hAnsi="Times New Roman" w:cs="Times New Roman"/>
+          <w:lang w:val="es-CO"/>
+        </w:rPr>
+      </w:pPr>
+      <w:r>
+        <w:rPr>
+          <w:rFonts w:ascii="Times New Roman" w:hAnsi="Times New Roman" w:cs="Times New Roman"/>
+          <w:lang w:val="es-CO"/>
+        </w:rPr>
+        <w:t>)</w:t>
+      </w:r>
+    </w:p>
+    <w:p>
+      <w:pPr>
+        <w:spacing w:after="0" w:line="240" w:lineRule="auto"/>
+        <w:jc w:val="both"/>
+        <w:rPr>
+          <w:rFonts w:ascii="Times New Roman" w:hAnsi="Times New Roman" w:cs="Times New Roman"/>
+          <w:lang w:val="es-CO"/>
+        </w:rPr>
+      </w:pPr>
+    </w:p>
+    <w:p>
+      <w:pPr>
+        <w:spacing w:after="0" w:line="240" w:lineRule="auto"/>
+        <w:jc w:val="both"/>
+        <w:rPr>
+          <w:rFonts w:ascii="Times New Roman" w:hAnsi="Times New Roman" w:cs="Times New Roman"/>
+          <w:lang w:val="es-CO"/>
+        </w:rPr>
+      </w:pPr>
+      <w:r>
+        <w:rPr>
+          <w:rFonts w:ascii="Times New Roman" w:hAnsi="Times New Roman" w:cs="Times New Roman"/>
+          <w:lang w:val="es-CO"/>
+        </w:rPr>
+        <w:t>Derecha:</w:t>
+      </w:r>
+    </w:p>
+    <w:p>
+      <w:pPr>
+        <w:spacing w:after="0" w:line="240" w:lineRule="auto"/>
+        <w:jc w:val="both"/>
+        <w:rPr>
+          <w:rFonts w:ascii="Times New Roman" w:hAnsi="Times New Roman" w:cs="Times New Roman"/>
+          <w:lang w:val="es-CO"/>
+        </w:rPr>
+      </w:pPr>
+    </w:p>
+    <w:p>
+      <w:pPr>
+        <w:spacing w:after="0" w:line="240" w:lineRule="auto"/>
+        <w:jc w:val="both"/>
+        <w:rPr>
+          <w:rFonts w:ascii="Times New Roman" w:hAnsi="Times New Roman" w:cs="Times New Roman"/>
+          <w:lang w:val="es-CO"/>
+        </w:rPr>
+      </w:pPr>
+      <w:r>
+        <w:rPr>
+          <w:rFonts w:ascii="Times New Roman" w:hAnsi="Times New Roman" w:cs="Times New Roman"/>
+          <w:lang w:val="es-CO"/>
+        </w:rPr>
+        <w:t>(</w:t>
+      </w:r>
+    </w:p>
+    <w:p>
+      <w:pPr>
+        <w:spacing w:after="0" w:line="240" w:lineRule="auto"/>
+        <w:jc w:val="both"/>
+        <w:rPr>
+          <w:rFonts w:ascii="Times New Roman" w:hAnsi="Times New Roman" w:cs="Times New Roman"/>
+          <w:lang w:val="es-CO"/>
+        </w:rPr>
+      </w:pPr>
+      <w:r>
+        <w:rPr>
+          <w:rFonts w:ascii="Times New Roman" w:hAnsi="Times New Roman" w:cs="Times New Roman"/>
+          <w:lang w:val="es-CO"/>
+        </w:rPr>
+        <w:t>[0,0,1,0,1,0],</w:t>
+      </w:r>
+    </w:p>
+    <w:p>
+      <w:pPr>
+        <w:spacing w:after="0" w:line="240" w:lineRule="auto"/>
+        <w:jc w:val="both"/>
+        <w:rPr>
+          <w:rFonts w:ascii="Times New Roman" w:hAnsi="Times New Roman" w:cs="Times New Roman"/>
+          <w:lang w:val="es-CO"/>
+        </w:rPr>
+      </w:pPr>
+      <w:r>
+        <w:rPr>
+          <w:rFonts w:ascii="Times New Roman" w:hAnsi="Times New Roman" w:cs="Times New Roman"/>
+          <w:lang w:val="es-CO"/>
+        </w:rPr>
+        <w:t>(4,4),</w:t>
+      </w:r>
+    </w:p>
+    <w:p>
+      <w:pPr>
+        <w:spacing w:after="0" w:line="240" w:lineRule="auto"/>
+        <w:jc w:val="both"/>
+        <w:rPr>
+          <w:rFonts w:ascii="Times New Roman" w:hAnsi="Times New Roman" w:cs="Times New Roman"/>
+          <w:lang w:val="es-CO"/>
+        </w:rPr>
+      </w:pPr>
+      <w:r>
+        <w:rPr>
+          <w:rFonts w:ascii="Times New Roman" w:hAnsi="Times New Roman" w:cs="Times New Roman"/>
+          <w:lang w:val="es-CO"/>
+        </w:rPr>
+        <w:lastRenderedPageBreak/>
+        <w:t>90,</w:t>
+      </w:r>
+    </w:p>
+    <w:p>
+      <w:pPr>
+        <w:spacing w:after="0" w:line="240" w:lineRule="auto"/>
+        <w:jc w:val="both"/>
+        <w:rPr>
+          <w:rFonts w:ascii="Times New Roman" w:hAnsi="Times New Roman" w:cs="Times New Roman"/>
+          <w:lang w:val="es-CO"/>
+        </w:rPr>
+      </w:pPr>
+      <w:r>
+        <w:rPr>
+          <w:rFonts w:ascii="Times New Roman" w:hAnsi="Times New Roman" w:cs="Times New Roman"/>
+          <w:lang w:val="es-CO"/>
+        </w:rPr>
+        <w:t>[(0,4), (1,4), (2,4), (3,4)]</w:t>
+      </w:r>
+    </w:p>
+    <w:p>
+      <w:pPr>
+        <w:spacing w:after="0" w:line="240" w:lineRule="auto"/>
+        <w:jc w:val="both"/>
+        <w:rPr>
+          <w:rFonts w:ascii="Times New Roman" w:hAnsi="Times New Roman" w:cs="Times New Roman"/>
+          <w:lang w:val="es-CO"/>
+        </w:rPr>
+      </w:pPr>
+      <w:r>
+        <w:rPr>
+          <w:rFonts w:ascii="Times New Roman" w:hAnsi="Times New Roman" w:cs="Times New Roman"/>
+          <w:lang w:val="es-CO"/>
+        </w:rPr>
+        <w:t>)</w:t>
+      </w:r>
+    </w:p>
+    <w:p>
+      <w:pPr>
+        <w:spacing w:after="0" w:line="240" w:lineRule="auto"/>
+        <w:jc w:val="both"/>
+        <w:rPr>
+          <w:rFonts w:ascii="Times New Roman" w:hAnsi="Times New Roman" w:cs="Times New Roman"/>
+          <w:lang w:val="es-CO"/>
+        </w:rPr>
+      </w:pPr>
+    </w:p>
+    <w:p>
+      <w:pPr>
+        <w:spacing w:after="0" w:line="240" w:lineRule="auto"/>
+        <w:jc w:val="both"/>
+        <w:rPr>
+          <w:rFonts w:ascii="Times New Roman" w:hAnsi="Times New Roman" w:cs="Times New Roman"/>
+          <w:lang w:val="es-CO"/>
+        </w:rPr>
+      </w:pPr>
+      <w:r>
+        <w:rPr>
+          <w:rFonts w:ascii="Times New Roman" w:hAnsi="Times New Roman" w:cs="Times New Roman"/>
+          <w:lang w:val="es-CO"/>
+        </w:rPr>
+        <w:t>Arriba:</w:t>
+      </w:r>
+    </w:p>
+    <w:p>
+      <w:pPr>
+        <w:spacing w:after="0" w:line="240" w:lineRule="auto"/>
+        <w:jc w:val="both"/>
+        <w:rPr>
+          <w:rFonts w:ascii="Times New Roman" w:hAnsi="Times New Roman" w:cs="Times New Roman"/>
+          <w:lang w:val="es-CO"/>
+        </w:rPr>
+      </w:pPr>
+    </w:p>
+    <w:p>
+      <w:pPr>
+        <w:spacing w:after="0" w:line="240" w:lineRule="auto"/>
+        <w:jc w:val="both"/>
+        <w:rPr>
+          <w:rFonts w:ascii="Times New Roman" w:hAnsi="Times New Roman" w:cs="Times New Roman"/>
+          <w:lang w:val="es-CO"/>
+        </w:rPr>
+      </w:pPr>
+      <w:r>
+        <w:rPr>
+          <w:rFonts w:ascii="Times New Roman" w:hAnsi="Times New Roman" w:cs="Times New Roman"/>
+          <w:lang w:val="es-CO"/>
+        </w:rPr>
+        <w:t>(</w:t>
+      </w:r>
+    </w:p>
+    <w:p>
+      <w:pPr>
+        <w:spacing w:after="0" w:line="240" w:lineRule="auto"/>
+        <w:jc w:val="both"/>
+        <w:rPr>
+          <w:rFonts w:ascii="Times New Roman" w:hAnsi="Times New Roman" w:cs="Times New Roman"/>
+          <w:lang w:val="es-CO"/>
+        </w:rPr>
+      </w:pPr>
+      <w:r>
+        <w:rPr>
+          <w:rFonts w:ascii="Times New Roman" w:hAnsi="Times New Roman" w:cs="Times New Roman"/>
+          <w:lang w:val="es-CO"/>
+        </w:rPr>
+        <w:t>[1,0,1,0,1,0],</w:t>
+      </w:r>
+    </w:p>
+    <w:p>
+      <w:pPr>
+        <w:spacing w:after="0" w:line="240" w:lineRule="auto"/>
+        <w:jc w:val="both"/>
+        <w:rPr>
+          <w:rFonts w:ascii="Times New Roman" w:hAnsi="Times New Roman" w:cs="Times New Roman"/>
+          <w:lang w:val="es-CO"/>
+        </w:rPr>
+      </w:pPr>
+      <w:r>
+        <w:rPr>
+          <w:rFonts w:ascii="Times New Roman" w:hAnsi="Times New Roman" w:cs="Times New Roman"/>
+          <w:lang w:val="es-CO"/>
+        </w:rPr>
+        <w:t>(3,4),</w:t>
+      </w:r>
+    </w:p>
+    <w:p>
+      <w:pPr>
+        <w:spacing w:after="0" w:line="240" w:lineRule="auto"/>
+        <w:jc w:val="both"/>
+        <w:rPr>
+          <w:rFonts w:ascii="Times New Roman" w:hAnsi="Times New Roman" w:cs="Times New Roman"/>
+          <w:lang w:val="es-CO"/>
+        </w:rPr>
+      </w:pPr>
+      <w:r>
+        <w:rPr>
+          <w:rFonts w:ascii="Times New Roman" w:hAnsi="Times New Roman" w:cs="Times New Roman"/>
+          <w:lang w:val="es-CO"/>
+        </w:rPr>
+        <w:t>100,</w:t>
+      </w:r>
+    </w:p>
+    <w:p>
+      <w:pPr>
+        <w:spacing w:after="0" w:line="240" w:lineRule="auto"/>
+        <w:jc w:val="both"/>
+        <w:rPr>
+          <w:rFonts w:ascii="Times New Roman" w:hAnsi="Times New Roman" w:cs="Times New Roman"/>
+          <w:lang w:val="es-CO"/>
+        </w:rPr>
+      </w:pPr>
+      <w:r>
+        <w:rPr>
+          <w:rFonts w:ascii="Times New Roman" w:hAnsi="Times New Roman" w:cs="Times New Roman"/>
+          <w:lang w:val="es-CO"/>
+        </w:rPr>
+        <w:t>[(0,4), (1,4), (2,4)]</w:t>
+      </w:r>
+    </w:p>
+    <w:p>
+      <w:pPr>
+        <w:spacing w:after="0" w:line="240" w:lineRule="auto"/>
+        <w:jc w:val="both"/>
+        <w:rPr>
+          <w:rFonts w:ascii="Times New Roman" w:hAnsi="Times New Roman" w:cs="Times New Roman"/>
+          <w:lang w:val="es-CO"/>
+        </w:rPr>
+      </w:pPr>
+      <w:r>
+        <w:rPr>
+          <w:rFonts w:ascii="Times New Roman" w:hAnsi="Times New Roman" w:cs="Times New Roman"/>
+          <w:lang w:val="es-CO"/>
+        </w:rPr>
+        <w:t>)</w:t>
+      </w:r>
+    </w:p>
+    <w:p>
+      <w:pPr>
+        <w:spacing w:after="0" w:line="240" w:lineRule="auto"/>
+        <w:jc w:val="both"/>
+        <w:rPr>
+          <w:rFonts w:ascii="Times New Roman" w:hAnsi="Times New Roman" w:cs="Times New Roman"/>
+          <w:lang w:val="es-CO"/>
+        </w:rPr>
+      </w:pPr>
+    </w:p>
+    <w:p>
+      <w:pPr>
+        <w:spacing w:after="0" w:line="240" w:lineRule="auto"/>
+        <w:jc w:val="both"/>
+        <w:rPr>
+          <w:rFonts w:ascii="Times New Roman" w:hAnsi="Times New Roman" w:cs="Times New Roman"/>
+          <w:lang w:val="es-CO"/>
+        </w:rPr>
+      </w:pPr>
+      <w:r>
+        <w:rPr>
+          <w:rFonts w:ascii="Times New Roman" w:hAnsi="Times New Roman" w:cs="Times New Roman"/>
+          <w:lang w:val="es-CO"/>
+        </w:rPr>
+        <w:t>Arriba:</w:t>
+      </w:r>
+    </w:p>
+    <w:p>
+      <w:pPr>
+        <w:spacing w:after="0" w:line="240" w:lineRule="auto"/>
+        <w:jc w:val="both"/>
+        <w:rPr>
+          <w:rFonts w:ascii="Times New Roman" w:hAnsi="Times New Roman" w:cs="Times New Roman"/>
+          <w:lang w:val="es-CO"/>
+        </w:rPr>
+      </w:pPr>
+    </w:p>
+    <w:p>
+      <w:pPr>
+        <w:spacing w:after="0" w:line="240" w:lineRule="auto"/>
+        <w:jc w:val="both"/>
+        <w:rPr>
+          <w:rFonts w:ascii="Times New Roman" w:hAnsi="Times New Roman" w:cs="Times New Roman"/>
+          <w:lang w:val="es-CO"/>
+        </w:rPr>
+      </w:pPr>
+      <w:r>
+        <w:rPr>
+          <w:rFonts w:ascii="Times New Roman" w:hAnsi="Times New Roman" w:cs="Times New Roman"/>
+          <w:lang w:val="es-CO"/>
+        </w:rPr>
+        <w:t>(</w:t>
+      </w:r>
+    </w:p>
+    <w:p>
+      <w:pPr>
+        <w:spacing w:after="0" w:line="240" w:lineRule="auto"/>
+        <w:jc w:val="both"/>
+        <w:rPr>
+          <w:rFonts w:ascii="Times New Roman" w:hAnsi="Times New Roman" w:cs="Times New Roman"/>
+          <w:lang w:val="es-CO"/>
+        </w:rPr>
+      </w:pPr>
+      <w:r>
+        <w:rPr>
+          <w:rFonts w:ascii="Times New Roman" w:hAnsi="Times New Roman" w:cs="Times New Roman"/>
+          <w:lang w:val="es-CO"/>
+        </w:rPr>
+        <w:t>[1,0,1,1,1,0],</w:t>
+      </w:r>
+    </w:p>
+    <w:p>
+      <w:pPr>
+        <w:spacing w:after="0" w:line="240" w:lineRule="auto"/>
+        <w:jc w:val="both"/>
+        <w:rPr>
+          <w:rFonts w:ascii="Times New Roman" w:hAnsi="Times New Roman" w:cs="Times New Roman"/>
+          <w:lang w:val="es-CO"/>
+        </w:rPr>
+      </w:pPr>
+      <w:r>
+        <w:rPr>
+          <w:rFonts w:ascii="Times New Roman" w:hAnsi="Times New Roman" w:cs="Times New Roman"/>
+          <w:lang w:val="es-CO"/>
+        </w:rPr>
+        <w:t>(2,4),</w:t>
+      </w:r>
+    </w:p>
+    <w:p>
+      <w:pPr>
+        <w:spacing w:after="0" w:line="240" w:lineRule="auto"/>
+        <w:jc w:val="both"/>
+        <w:rPr>
+          <w:rFonts w:ascii="Times New Roman" w:hAnsi="Times New Roman" w:cs="Times New Roman"/>
+          <w:lang w:val="es-CO"/>
+        </w:rPr>
+      </w:pPr>
+      <w:r>
+        <w:rPr>
+          <w:rFonts w:ascii="Times New Roman" w:hAnsi="Times New Roman" w:cs="Times New Roman"/>
+          <w:lang w:val="es-CO"/>
+        </w:rPr>
+        <w:t>110,</w:t>
+      </w:r>
+    </w:p>
+    <w:p>
+      <w:pPr>
+        <w:spacing w:after="0" w:line="240" w:lineRule="auto"/>
+        <w:jc w:val="both"/>
+        <w:rPr>
+          <w:rFonts w:ascii="Times New Roman" w:hAnsi="Times New Roman" w:cs="Times New Roman"/>
+          <w:lang w:val="es-CO"/>
+        </w:rPr>
+      </w:pPr>
+      <w:r>
+        <w:rPr>
+          <w:rFonts w:ascii="Times New Roman" w:hAnsi="Times New Roman" w:cs="Times New Roman"/>
+          <w:lang w:val="es-CO"/>
+        </w:rPr>
+        <w:t>[(0,4), (1,4)]</w:t>
+      </w:r>
+    </w:p>
+    <w:p>
+      <w:pPr>
+        <w:spacing w:after="0" w:line="240" w:lineRule="auto"/>
+        <w:jc w:val="both"/>
+        <w:rPr>
+          <w:rFonts w:ascii="Times New Roman" w:hAnsi="Times New Roman" w:cs="Times New Roman"/>
+          <w:lang w:val="es-CO"/>
+        </w:rPr>
+      </w:pPr>
+      <w:r>
+        <w:rPr>
+          <w:rFonts w:ascii="Times New Roman" w:hAnsi="Times New Roman" w:cs="Times New Roman"/>
+          <w:lang w:val="es-CO"/>
+        </w:rPr>
+        <w:t>)</w:t>
+      </w:r>
+    </w:p>
+    <w:p>
+      <w:pPr>
+        <w:spacing w:after="0" w:line="240" w:lineRule="auto"/>
+        <w:jc w:val="both"/>
+        <w:rPr>
+          <w:rFonts w:ascii="Times New Roman" w:hAnsi="Times New Roman" w:cs="Times New Roman"/>
+          <w:lang w:val="es-CO"/>
+        </w:rPr>
+      </w:pPr>
+    </w:p>
+    <w:p>
+      <w:pPr>
+        <w:spacing w:after="0" w:line="240" w:lineRule="auto"/>
+        <w:jc w:val="both"/>
+        <w:rPr>
+          <w:rFonts w:ascii="Times New Roman" w:hAnsi="Times New Roman" w:cs="Times New Roman"/>
+          <w:lang w:val="es-CO"/>
+        </w:rPr>
+      </w:pPr>
+      <w:r>
+        <w:rPr>
+          <w:rFonts w:ascii="Times New Roman" w:hAnsi="Times New Roman" w:cs="Times New Roman"/>
+          <w:lang w:val="es-CO"/>
+        </w:rPr>
+        <w:t>Arriba:</w:t>
+      </w:r>
+    </w:p>
+    <w:p>
+      <w:pPr>
+        <w:spacing w:after="0" w:line="240" w:lineRule="auto"/>
+        <w:jc w:val="both"/>
+        <w:rPr>
+          <w:rFonts w:ascii="Times New Roman" w:hAnsi="Times New Roman" w:cs="Times New Roman"/>
+          <w:lang w:val="es-CO"/>
+        </w:rPr>
+      </w:pPr>
+    </w:p>
+    <w:p>
+      <w:pPr>
+        <w:spacing w:after="0" w:line="240" w:lineRule="auto"/>
+        <w:jc w:val="both"/>
+        <w:rPr>
+          <w:rFonts w:ascii="Times New Roman" w:hAnsi="Times New Roman" w:cs="Times New Roman"/>
+          <w:lang w:val="es-CO"/>
+        </w:rPr>
+      </w:pPr>
+      <w:r>
+        <w:rPr>
+          <w:rFonts w:ascii="Times New Roman" w:hAnsi="Times New Roman" w:cs="Times New Roman"/>
+          <w:lang w:val="es-CO"/>
+        </w:rPr>
+        <w:t>(</w:t>
+      </w:r>
+    </w:p>
+    <w:p>
+      <w:pPr>
+        <w:spacing w:after="0" w:line="240" w:lineRule="auto"/>
+        <w:jc w:val="both"/>
+        <w:rPr>
+          <w:rFonts w:ascii="Times New Roman" w:hAnsi="Times New Roman" w:cs="Times New Roman"/>
+          <w:lang w:val="es-CO"/>
+        </w:rPr>
+      </w:pPr>
+      <w:r>
+        <w:rPr>
+          <w:rFonts w:ascii="Times New Roman" w:hAnsi="Times New Roman" w:cs="Times New Roman"/>
+          <w:lang w:val="es-CO"/>
+        </w:rPr>
+        <w:t>[1,0,1,1,1,1],</w:t>
+      </w:r>
+    </w:p>
+    <w:p>
+      <w:pPr>
+        <w:spacing w:after="0" w:line="240" w:lineRule="auto"/>
+        <w:jc w:val="both"/>
+        <w:rPr>
+          <w:rFonts w:ascii="Times New Roman" w:hAnsi="Times New Roman" w:cs="Times New Roman"/>
+          <w:lang w:val="es-CO"/>
+        </w:rPr>
+      </w:pPr>
+      <w:r>
+        <w:rPr>
+          <w:rFonts w:ascii="Times New Roman" w:hAnsi="Times New Roman" w:cs="Times New Roman"/>
+          <w:lang w:val="es-CO"/>
+        </w:rPr>
+        <w:t>(1,4),</w:t>
+      </w:r>
+    </w:p>
+    <w:p>
+      <w:pPr>
+        <w:spacing w:after="0" w:line="240" w:lineRule="auto"/>
+        <w:jc w:val="both"/>
+        <w:rPr>
+          <w:rFonts w:ascii="Times New Roman" w:hAnsi="Times New Roman" w:cs="Times New Roman"/>
+          <w:lang w:val="es-CO"/>
+        </w:rPr>
+      </w:pPr>
+      <w:r>
+        <w:rPr>
+          <w:rFonts w:ascii="Times New Roman" w:hAnsi="Times New Roman" w:cs="Times New Roman"/>
+          <w:lang w:val="es-CO"/>
+        </w:rPr>
+        <w:t>120,</w:t>
+      </w:r>
+    </w:p>
+    <w:p>
+      <w:pPr>
+        <w:spacing w:after="0" w:line="240" w:lineRule="auto"/>
+        <w:jc w:val="both"/>
+        <w:rPr>
+          <w:rFonts w:ascii="Times New Roman" w:hAnsi="Times New Roman" w:cs="Times New Roman"/>
+          <w:lang w:val="es-CO"/>
+        </w:rPr>
+      </w:pPr>
+      <w:r>
+        <w:rPr>
+          <w:rFonts w:ascii="Times New Roman" w:hAnsi="Times New Roman" w:cs="Times New Roman"/>
+          <w:lang w:val="es-CO"/>
+        </w:rPr>
+        <w:t>[(0,4)]</w:t>
+      </w:r>
+    </w:p>
+    <w:p>
+      <w:pPr>
+        <w:spacing w:after="0" w:line="240" w:lineRule="auto"/>
+        <w:jc w:val="both"/>
+        <w:rPr>
+          <w:rFonts w:ascii="Times New Roman" w:hAnsi="Times New Roman" w:cs="Times New Roman"/>
+          <w:lang w:val="es-CO"/>
+        </w:rPr>
+      </w:pPr>
+      <w:r>
+        <w:rPr>
+          <w:rFonts w:ascii="Times New Roman" w:hAnsi="Times New Roman" w:cs="Times New Roman"/>
+          <w:lang w:val="es-CO"/>
+        </w:rPr>
+        <w:t>)</w:t>
+      </w:r>
+    </w:p>
+    <w:p>
+      <w:pPr>
+        <w:spacing w:after="0" w:line="240" w:lineRule="auto"/>
+        <w:jc w:val="both"/>
+        <w:rPr>
+          <w:rFonts w:ascii="Times New Roman" w:hAnsi="Times New Roman" w:cs="Times New Roman"/>
+          <w:lang w:val="es-CO"/>
+        </w:rPr>
+      </w:pPr>
+    </w:p>
+    <w:p>
+      <w:pPr>
+        <w:spacing w:after="0" w:line="240" w:lineRule="auto"/>
+        <w:jc w:val="both"/>
+        <w:rPr>
+          <w:rFonts w:ascii="Times New Roman" w:hAnsi="Times New Roman" w:cs="Times New Roman"/>
+          <w:lang w:val="es-CO"/>
+        </w:rPr>
+      </w:pPr>
+      <w:r>
+        <w:rPr>
+          <w:rFonts w:ascii="Times New Roman" w:hAnsi="Times New Roman" w:cs="Times New Roman"/>
+          <w:lang w:val="es-CO"/>
+        </w:rPr>
+        <w:t>Arriba:</w:t>
+      </w:r>
+    </w:p>
+    <w:p>
+      <w:pPr>
+        <w:spacing w:after="0" w:line="240" w:lineRule="auto"/>
+        <w:jc w:val="both"/>
+        <w:rPr>
+          <w:rFonts w:ascii="Times New Roman" w:hAnsi="Times New Roman" w:cs="Times New Roman"/>
+          <w:lang w:val="es-CO"/>
+        </w:rPr>
+      </w:pPr>
+    </w:p>
+    <w:p>
+      <w:pPr>
+        <w:spacing w:after="0" w:line="240" w:lineRule="auto"/>
+        <w:jc w:val="both"/>
+        <w:rPr>
+          <w:rFonts w:ascii="Times New Roman" w:hAnsi="Times New Roman" w:cs="Times New Roman"/>
+          <w:lang w:val="es-CO"/>
+        </w:rPr>
+      </w:pPr>
+      <w:r>
+        <w:rPr>
+          <w:rFonts w:ascii="Times New Roman" w:hAnsi="Times New Roman" w:cs="Times New Roman"/>
+          <w:lang w:val="es-CO"/>
+        </w:rPr>
+        <w:t>(</w:t>
+      </w:r>
+    </w:p>
+    <w:p>
+      <w:pPr>
+        <w:spacing w:after="0" w:line="240" w:lineRule="auto"/>
+        <w:jc w:val="both"/>
+        <w:rPr>
+          <w:rFonts w:ascii="Times New Roman" w:hAnsi="Times New Roman" w:cs="Times New Roman"/>
+          <w:lang w:val="es-CO"/>
+        </w:rPr>
+      </w:pPr>
+      <w:r>
+        <w:rPr>
+          <w:rFonts w:ascii="Times New Roman" w:hAnsi="Times New Roman" w:cs="Times New Roman"/>
+          <w:lang w:val="es-CO"/>
+        </w:rPr>
+        <w:t>[1,1,1,1,1,1],</w:t>
+      </w:r>
+    </w:p>
+    <w:p>
+      <w:pPr>
+        <w:spacing w:after="0" w:line="240" w:lineRule="auto"/>
+        <w:jc w:val="both"/>
+        <w:rPr>
+          <w:rFonts w:ascii="Times New Roman" w:hAnsi="Times New Roman" w:cs="Times New Roman"/>
+          <w:lang w:val="es-CO"/>
+        </w:rPr>
+      </w:pPr>
+      <w:r>
+        <w:rPr>
+          <w:rFonts w:ascii="Times New Roman" w:hAnsi="Times New Roman" w:cs="Times New Roman"/>
+          <w:lang w:val="es-CO"/>
+        </w:rPr>
+        <w:t>(0,4),</w:t>
+      </w:r>
+    </w:p>
+    <w:p>
+      <w:pPr>
+        <w:spacing w:after="0" w:line="240" w:lineRule="auto"/>
+        <w:jc w:val="both"/>
+        <w:rPr>
+          <w:rFonts w:ascii="Times New Roman" w:hAnsi="Times New Roman" w:cs="Times New Roman"/>
+          <w:lang w:val="es-CO"/>
+        </w:rPr>
+      </w:pPr>
+      <w:r>
+        <w:rPr>
+          <w:rFonts w:ascii="Times New Roman" w:hAnsi="Times New Roman" w:cs="Times New Roman"/>
+          <w:lang w:val="es-CO"/>
+        </w:rPr>
+        <w:t>130,</w:t>
+      </w:r>
+    </w:p>
+    <w:p>
+      <w:pPr>
+        <w:spacing w:after="0" w:line="240" w:lineRule="auto"/>
+        <w:jc w:val="both"/>
+        <w:rPr>
+          <w:rFonts w:ascii="Times New Roman" w:hAnsi="Times New Roman" w:cs="Times New Roman"/>
+          <w:lang w:val="es-CO"/>
+        </w:rPr>
+      </w:pPr>
+      <w:r>
+        <w:rPr>
+          <w:rFonts w:ascii="Times New Roman" w:hAnsi="Times New Roman" w:cs="Times New Roman"/>
+          <w:lang w:val="es-CO"/>
+        </w:rPr>
+        <w:t>[]</w:t>
+      </w:r>
+    </w:p>
+    <w:p>
+      <w:pPr>
+        <w:spacing w:after="0" w:line="240" w:lineRule="auto"/>
+        <w:jc w:val="both"/>
+        <w:rPr>
+          <w:rFonts w:ascii="Times New Roman" w:hAnsi="Times New Roman" w:cs="Times New Roman"/>
+          <w:lang w:val="es-CO"/>
+        </w:rPr>
+      </w:pPr>
+      <w:r>
+        <w:rPr>
+          <w:rFonts w:ascii="Times New Roman" w:hAnsi="Times New Roman" w:cs="Times New Roman"/>
+          <w:lang w:val="es-CO"/>
+        </w:rPr>
+        <w:t>)</w:t>
+      </w:r>
+    </w:p>
+    <w:p>
+      <w:pPr>
+        <w:spacing w:after="0" w:line="240" w:lineRule="auto"/>
+        <w:jc w:val="both"/>
+        <w:rPr>
+          <w:rFonts w:ascii="Times New Roman" w:hAnsi="Times New Roman" w:cs="Times New Roman"/>
+          <w:lang w:val="es-CO"/>
+        </w:rPr>
+      </w:pPr>
+    </w:p>
+    <w:p>
+      <w:pPr>
+        <w:spacing w:after="0" w:line="240" w:lineRule="auto"/>
+        <w:jc w:val="both"/>
+        <w:rPr>
+          <w:rFonts w:ascii="Times New Roman" w:hAnsi="Times New Roman" w:cs="Times New Roman"/>
+          <w:lang w:val="es-CO"/>
+        </w:rPr>
+      </w:pPr>
+      <w:r>
+        <w:rPr>
+          <w:rFonts w:ascii="Times New Roman" w:hAnsi="Times New Roman" w:cs="Times New Roman"/>
+          <w:lang w:val="es-CO"/>
+        </w:rPr>
+        <w:t>Esto termina el caso dándonos como salida:</w:t>
+      </w:r>
+    </w:p>
+    <w:p>
+      <w:pPr>
+        <w:spacing w:after="0" w:line="240" w:lineRule="auto"/>
+        <w:jc w:val="both"/>
+        <w:rPr>
+          <w:rFonts w:ascii="Times New Roman" w:hAnsi="Times New Roman" w:cs="Times New Roman"/>
+          <w:lang w:val="es-CO"/>
+        </w:rPr>
+      </w:pPr>
+    </w:p>
+    <w:p>
+      <w:pPr>
+        <w:spacing w:after="0" w:line="240" w:lineRule="auto"/>
+        <w:jc w:val="both"/>
+        <w:rPr>
+          <w:rFonts w:ascii="Times New Roman" w:hAnsi="Times New Roman" w:cs="Times New Roman"/>
           <w:lang w:val="en-US"/>
         </w:rPr>
-        <w:t>Solucion al problema:</w:t>
-      </w:r>
-    </w:p>
-    <w:p>
-      <w:pPr>
-        <w:spacing w:after="0" w:line="240" w:lineRule="auto"/>
-        <w:jc w:val="both"/>
-        <w:rPr>
-          <w:rFonts w:ascii="Times New Roman" w:hAnsi="Times New Roman" w:cs="Times New Roman"/>
-          <w:lang w:val="es-CO"/>
-        </w:rPr>
-      </w:pPr>
-    </w:p>
-    <w:p>
-      <w:pPr>
-        <w:spacing w:after="0" w:line="240" w:lineRule="auto"/>
-        <w:jc w:val="both"/>
-        <w:rPr>
-          <w:rFonts w:ascii="Times New Roman" w:hAnsi="Times New Roman" w:cs="Times New Roman"/>
-          <w:lang w:val="es-CO"/>
-        </w:rPr>
-      </w:pPr>
-      <w:r>
-        <w:rPr>
-          <w:rFonts w:ascii="Times New Roman" w:hAnsi="Times New Roman" w:cs="Times New Roman"/>
-          <w:lang w:val="es-CO"/>
-        </w:rPr>
-        <w:t>Para este problema al ser un grafo de estados ponderado decidimos hacer uso del algoritmo de búsqueda de D</w:t>
-      </w:r>
-      <w:r>
-        <w:rPr>
-          <w:rFonts w:ascii="Times New Roman" w:hAnsi="Times New Roman" w:cs="Times New Roman"/>
-          <w:lang w:val="es-CO"/>
-        </w:rPr>
-        <w:t>ijkstra</w:t>
-      </w:r>
-      <w:r>
-        <w:rPr>
-          <w:rFonts w:ascii="Times New Roman" w:hAnsi="Times New Roman" w:cs="Times New Roman"/>
-          <w:lang w:val="es-CO"/>
-        </w:rPr>
-        <w:t>. Los estados a la hora de representarlos en el programa decidimos que usaríamos una representación diferente ya que la complejidad aumenta a medida que añadimos mas elementos al estado, así que de esta forma decidimos lo siguiente:</w:t>
-      </w:r>
-    </w:p>
-    <w:p>
-      <w:pPr>
-        <w:spacing w:after="0" w:line="240" w:lineRule="auto"/>
-        <w:jc w:val="both"/>
-        <w:rPr>
-          <w:rFonts w:ascii="Times New Roman" w:hAnsi="Times New Roman" w:cs="Times New Roman"/>
-          <w:lang w:val="es-CO"/>
-        </w:rPr>
-      </w:pPr>
-      <w:r>
-        <w:rPr>
-          <w:rFonts w:ascii="Times New Roman" w:hAnsi="Times New Roman" w:cs="Times New Roman"/>
-          <w:lang w:val="es-CO"/>
-        </w:rPr>
-        <w:t>Un entero para la fila</w:t>
-      </w:r>
-    </w:p>
-    <w:p>
-      <w:pPr>
-        <w:spacing w:after="0" w:line="240" w:lineRule="auto"/>
-        <w:jc w:val="both"/>
-        <w:rPr>
-          <w:rFonts w:ascii="Times New Roman" w:hAnsi="Times New Roman" w:cs="Times New Roman"/>
-          <w:lang w:val="es-CO"/>
-        </w:rPr>
-      </w:pPr>
-      <w:r>
-        <w:rPr>
-          <w:rFonts w:ascii="Times New Roman" w:hAnsi="Times New Roman" w:cs="Times New Roman"/>
-          <w:lang w:val="es-CO"/>
-        </w:rPr>
-        <w:t>Un entero para la columna</w:t>
-      </w:r>
-    </w:p>
-    <w:p>
-      <w:pPr>
-        <w:spacing w:after="0" w:line="240" w:lineRule="auto"/>
-        <w:jc w:val="both"/>
-        <w:rPr>
-          <w:rFonts w:ascii="Times New Roman" w:hAnsi="Times New Roman" w:cs="Times New Roman"/>
-          <w:lang w:val="es-CO"/>
-        </w:rPr>
-      </w:pPr>
-      <w:r>
-        <w:rPr>
-          <w:rFonts w:ascii="Times New Roman" w:hAnsi="Times New Roman" w:cs="Times New Roman"/>
-          <w:lang w:val="es-CO"/>
-        </w:rPr>
-        <w:t>Un entero para la representación del dado</w:t>
-      </w:r>
-    </w:p>
-    <w:p>
-      <w:pPr>
-        <w:spacing w:after="0" w:line="240" w:lineRule="auto"/>
-        <w:jc w:val="both"/>
-        <w:rPr>
-          <w:rFonts w:ascii="Times New Roman" w:hAnsi="Times New Roman" w:cs="Times New Roman"/>
-          <w:lang w:val="es-CO"/>
-        </w:rPr>
-      </w:pPr>
-    </w:p>
-    <w:p>
-      <w:pPr>
-        <w:spacing w:after="0" w:line="240" w:lineRule="auto"/>
-        <w:jc w:val="both"/>
-        <w:rPr>
-          <w:rFonts w:ascii="Times New Roman" w:hAnsi="Times New Roman" w:cs="Times New Roman"/>
-          <w:lang w:val="es-CO"/>
-        </w:rPr>
-      </w:pPr>
-      <w:r>
-        <w:rPr>
-          <w:rFonts w:ascii="Times New Roman" w:hAnsi="Times New Roman" w:cs="Times New Roman"/>
-          <w:lang w:val="es-CO"/>
-        </w:rPr>
-        <w:t>Esto lo compactamos en un solo entero tomando en cuenta lo siguiente:</w:t>
-      </w:r>
-    </w:p>
-    <w:p>
-      <w:pPr>
-        <w:spacing w:after="0" w:line="240" w:lineRule="auto"/>
-        <w:jc w:val="both"/>
-        <w:rPr>
-          <w:rFonts w:ascii="Times New Roman" w:hAnsi="Times New Roman" w:cs="Times New Roman"/>
-          <w:lang w:val="es-CO"/>
-        </w:rPr>
-      </w:pPr>
-    </w:p>
-    <w:p>
-      <w:pPr>
-        <w:spacing w:after="0" w:line="240" w:lineRule="auto"/>
-        <w:jc w:val="both"/>
-        <w:rPr>
-          <w:rFonts w:ascii="Times New Roman" w:hAnsi="Times New Roman" w:cs="Times New Roman"/>
-          <w:lang w:val="es-CO"/>
-        </w:rPr>
-      </w:pPr>
-      <w:r>
-        <w:rPr>
-          <w:rFonts w:ascii="Times New Roman" w:hAnsi="Times New Roman" w:cs="Times New Roman"/>
-          <w:lang w:val="es-CO"/>
-        </w:rPr>
-        <w:t xml:space="preserve">Como </w:t>
-      </w:r>
-      <w:r>
-        <w:rPr>
-          <w:rFonts w:ascii="Times New Roman" w:hAnsi="Times New Roman" w:cs="Times New Roman"/>
-          <w:lang w:val="es-CO"/>
-        </w:rPr>
-        <w:t>el máximo de la grilla es de 8x8 entonces lo máximo que ira tanto la fila y la columna es 7 de esta forma podemos en 3 bits representar estos valores. Por otro lado, como las caras siempre son 6 y queremos saber si tiene oro o no entonces podemos usar los 6 bits siguientes a la fila y columna de este entero.</w:t>
-      </w:r>
-    </w:p>
-    <w:p>
-      <w:pPr>
-        <w:spacing w:after="0" w:line="240" w:lineRule="auto"/>
-        <w:jc w:val="both"/>
-        <w:rPr>
-          <w:rFonts w:ascii="Times New Roman" w:hAnsi="Times New Roman" w:cs="Times New Roman"/>
-          <w:lang w:val="es-CO"/>
-        </w:rPr>
-      </w:pPr>
-    </w:p>
-    <w:p>
-      <w:pPr>
-        <w:spacing w:after="0" w:line="240" w:lineRule="auto"/>
-        <w:jc w:val="both"/>
-        <w:rPr>
-          <w:rFonts w:ascii="Times New Roman" w:hAnsi="Times New Roman" w:cs="Times New Roman"/>
-          <w:lang w:val="es-CO"/>
-        </w:rPr>
-      </w:pPr>
-      <w:r>
-        <w:rPr>
-          <w:rFonts w:ascii="Times New Roman" w:hAnsi="Times New Roman" w:cs="Times New Roman"/>
-          <w:lang w:val="es-CO"/>
-        </w:rPr>
-        <w:t>Para las posiciones del oro optamos por representarlo en un entero también, como la grilla máxima es de 8x8 entonces tenemos 64 posiciones, las cuales con un uint64 podemos representarlo, de esta forma donde estén los oros ponemos un 1 y de resto 0.</w:t>
-      </w:r>
-    </w:p>
-    <w:p>
-      <w:pPr>
-        <w:spacing w:after="0" w:line="240" w:lineRule="auto"/>
-        <w:jc w:val="both"/>
-        <w:rPr>
-          <w:rFonts w:ascii="Times New Roman" w:hAnsi="Times New Roman" w:cs="Times New Roman"/>
-          <w:lang w:val="es-CO"/>
-        </w:rPr>
-      </w:pPr>
-    </w:p>
-    <w:p>
-      <w:pPr>
-        <w:spacing w:after="0" w:line="240" w:lineRule="auto"/>
-        <w:jc w:val="both"/>
-        <w:rPr>
-          <w:rFonts w:ascii="Times New Roman" w:hAnsi="Times New Roman" w:cs="Times New Roman"/>
-          <w:lang w:val="es-CO"/>
-        </w:rPr>
-      </w:pPr>
-      <w:r>
-        <w:rPr>
-          <w:rFonts w:ascii="Times New Roman" w:hAnsi="Times New Roman" w:cs="Times New Roman"/>
-          <w:lang w:val="es-CO"/>
-        </w:rPr>
-        <w:t>Todo esto lo podemos poner en una priority queue y un unordered map para continuar con el algoritmo de Dijkstra.</w:t>
-      </w:r>
-    </w:p>
-    <w:p>
-      <w:pPr>
-        <w:spacing w:after="0" w:line="240" w:lineRule="auto"/>
-        <w:jc w:val="both"/>
-        <w:rPr>
-          <w:rFonts w:ascii="Times New Roman" w:hAnsi="Times New Roman" w:cs="Times New Roman"/>
-          <w:lang w:val="es-CO"/>
-        </w:rPr>
-      </w:pPr>
-      <w:r>
-        <w:rPr>
-          <w:rFonts w:ascii="Times New Roman" w:hAnsi="Times New Roman" w:cs="Times New Roman"/>
-          <w:lang w:val="es-CO"/>
-        </w:rPr>
-        <w:br/>
-      </w:r>
-    </w:p>
-    <w:p>
-      <w:pPr>
-        <w:spacing w:after="0" w:line="240" w:lineRule="auto"/>
-        <w:jc w:val="both"/>
-        <w:rPr>
-          <w:rFonts w:ascii="Times New Roman" w:hAnsi="Times New Roman" w:cs="Times New Roman"/>
-          <w:lang w:val="es-CO"/>
-        </w:rPr>
-      </w:pPr>
-    </w:p>
-    <w:p>
-      <w:pPr>
-        <w:spacing w:after="0" w:line="240" w:lineRule="auto"/>
-        <w:jc w:val="both"/>
-        <w:rPr>
-          <w:rFonts w:ascii="Times New Roman" w:hAnsi="Times New Roman" w:cs="Times New Roman"/>
-          <w:lang w:val="es-CO"/>
-        </w:rPr>
-      </w:pPr>
-    </w:p>
-    <w:p>
-      <w:pPr>
-        <w:spacing w:after="0" w:line="240" w:lineRule="auto"/>
-        <w:jc w:val="both"/>
-        <w:rPr>
-          <w:rFonts w:ascii="Times New Roman" w:hAnsi="Times New Roman" w:cs="Times New Roman"/>
-          <w:lang w:val="es-CO"/>
-        </w:rPr>
-      </w:pPr>
-    </w:p>
-    <w:p>
-      <w:pPr>
-        <w:spacing w:after="0" w:line="240" w:lineRule="auto"/>
-        <w:jc w:val="both"/>
-        <w:rPr>
-          <w:rFonts w:ascii="Times New Roman" w:hAnsi="Times New Roman" w:cs="Times New Roman"/>
-          <w:lang w:val="es-CO"/>
-        </w:rPr>
-      </w:pPr>
-    </w:p>
-    <w:p>
-      <w:pPr>
-        <w:spacing w:after="0" w:line="240" w:lineRule="auto"/>
-        <w:jc w:val="both"/>
-        <w:rPr>
-          <w:rFonts w:ascii="Times New Roman" w:hAnsi="Times New Roman" w:cs="Times New Roman"/>
-          <w:lang w:val="es-CO"/>
-        </w:rPr>
-      </w:pPr>
-    </w:p>
-    <w:p>
-      <w:pPr>
-        <w:spacing w:after="0" w:line="240" w:lineRule="auto"/>
-        <w:jc w:val="both"/>
-        <w:rPr>
-          <w:rFonts w:ascii="Times New Roman" w:hAnsi="Times New Roman" w:cs="Times New Roman"/>
-          <w:lang w:val="es-CO"/>
-        </w:rPr>
-      </w:pPr>
-    </w:p>
-    <w:p>
-      <w:pPr>
-        <w:spacing w:after="0" w:line="240" w:lineRule="auto"/>
-        <w:jc w:val="both"/>
-        <w:rPr>
-          <w:rFonts w:ascii="Times New Roman" w:hAnsi="Times New Roman" w:cs="Times New Roman"/>
-          <w:lang w:val="es-CO"/>
-        </w:rPr>
-      </w:pPr>
-    </w:p>
-    <w:p>
-      <w:pPr>
-        <w:spacing w:after="0" w:line="240" w:lineRule="auto"/>
-        <w:jc w:val="both"/>
-        <w:rPr>
-          <w:rFonts w:ascii="Times New Roman" w:hAnsi="Times New Roman" w:cs="Times New Roman"/>
-          <w:lang w:val="es-CO"/>
-        </w:rPr>
-      </w:pPr>
-    </w:p>
-    <w:p>
-      <w:pPr>
-        <w:spacing w:after="0" w:line="240" w:lineRule="auto"/>
-        <w:jc w:val="both"/>
-        <w:rPr>
-          <w:rFonts w:ascii="Times New Roman" w:hAnsi="Times New Roman" w:cs="Times New Roman"/>
-          <w:lang w:val="es-CO"/>
-        </w:rPr>
-      </w:pPr>
-    </w:p>
-    <w:p>
-      <w:pPr>
-        <w:spacing w:after="0" w:line="240" w:lineRule="auto"/>
-        <w:jc w:val="both"/>
-        <w:rPr>
-          <w:rFonts w:ascii="Times New Roman" w:hAnsi="Times New Roman" w:cs="Times New Roman"/>
-          <w:lang w:val="es-CO"/>
-        </w:rPr>
-      </w:pPr>
-    </w:p>
-    <w:p>
-      <w:pPr>
-        <w:spacing w:after="0" w:line="240" w:lineRule="auto"/>
-        <w:jc w:val="both"/>
-        <w:rPr>
-          <w:rFonts w:ascii="Times New Roman" w:hAnsi="Times New Roman" w:cs="Times New Roman"/>
-          <w:lang w:val="es-CO"/>
+      </w:pPr>
+      <w:r>
+        <w:rPr>
+          <w:rFonts w:ascii="Times New Roman" w:hAnsi="Times New Roman" w:cs="Times New Roman"/>
+          <w:lang w:val="en-US"/>
+        </w:rPr>
+        <w:t xml:space="preserve">Screw you guys, I got all the gold for 130 </w:t>
+      </w:r>
+      <w:proofErr w:type="gramStart"/>
+      <w:r>
+        <w:rPr>
+          <w:rFonts w:ascii="Times New Roman" w:hAnsi="Times New Roman" w:cs="Times New Roman"/>
+          <w:lang w:val="en-US"/>
+        </w:rPr>
+        <w:t>cost</w:t>
+      </w:r>
+      <w:proofErr w:type="gramEnd"/>
+      <w:r>
+        <w:rPr>
+          <w:rFonts w:ascii="Times New Roman" w:hAnsi="Times New Roman" w:cs="Times New Roman"/>
+          <w:lang w:val="en-US"/>
+        </w:rPr>
+        <w:t>!</w:t>
+      </w:r>
+    </w:p>
+    <w:p>
+      <w:pPr>
+        <w:spacing w:after="0" w:line="240" w:lineRule="auto"/>
+        <w:jc w:val="both"/>
+        <w:rPr>
+          <w:rFonts w:ascii="Times New Roman" w:hAnsi="Times New Roman" w:cs="Times New Roman"/>
+          <w:lang w:val="en-US"/>
+        </w:rPr>
+      </w:pPr>
+    </w:p>
+    <w:p>
+      <w:pPr>
+        <w:spacing w:after="0" w:line="240" w:lineRule="auto"/>
+        <w:jc w:val="both"/>
+        <w:rPr>
+          <w:rFonts w:ascii="Times New Roman" w:hAnsi="Times New Roman" w:cs="Times New Roman"/>
+          <w:lang w:val="en-US"/>
+        </w:rPr>
+      </w:pPr>
+    </w:p>
+    <w:p>
+      <w:pPr>
+        <w:spacing w:after="0" w:line="240" w:lineRule="auto"/>
+        <w:jc w:val="both"/>
+        <w:rPr>
+          <w:rFonts w:ascii="Times New Roman" w:hAnsi="Times New Roman" w:cs="Times New Roman"/>
+          <w:lang w:val="en-US"/>
+        </w:rPr>
+      </w:pPr>
+    </w:p>
+    <w:p>
+      <w:pPr>
+        <w:spacing w:after="0" w:line="240" w:lineRule="auto"/>
+        <w:jc w:val="both"/>
+        <w:rPr>
+          <w:rFonts w:ascii="Times New Roman" w:hAnsi="Times New Roman" w:cs="Times New Roman"/>
+          <w:lang w:val="en-US"/>
+        </w:rPr>
+      </w:pPr>
+    </w:p>
+    <w:p>
+      <w:pPr>
+        <w:spacing w:after="0" w:line="240" w:lineRule="auto"/>
+        <w:jc w:val="both"/>
+        <w:rPr>
+          <w:rFonts w:ascii="Times New Roman" w:hAnsi="Times New Roman" w:cs="Times New Roman"/>
+          <w:lang w:val="en-US"/>
+        </w:rPr>
+      </w:pPr>
+    </w:p>
+    <w:p>
+      <w:pPr>
+        <w:spacing w:after="0" w:line="240" w:lineRule="auto"/>
+        <w:jc w:val="both"/>
+        <w:rPr>
+          <w:rFonts w:ascii="Times New Roman" w:hAnsi="Times New Roman" w:cs="Times New Roman"/>
+          <w:lang w:val="en-US"/>
+        </w:rPr>
+      </w:pPr>
+    </w:p>
+    <w:p>
+      <w:pPr>
+        <w:spacing w:after="0" w:line="240" w:lineRule="auto"/>
+        <w:jc w:val="both"/>
+        <w:rPr>
+          <w:rFonts w:ascii="Times New Roman" w:hAnsi="Times New Roman" w:cs="Times New Roman"/>
+          <w:lang w:val="en-US"/>
+        </w:rPr>
+      </w:pPr>
+    </w:p>
+    <w:p>
+      <w:pPr>
+        <w:spacing w:after="0" w:line="240" w:lineRule="auto"/>
+        <w:jc w:val="both"/>
+        <w:rPr>
+          <w:rFonts w:ascii="Times New Roman" w:hAnsi="Times New Roman" w:cs="Times New Roman"/>
+          <w:lang w:val="en-US"/>
         </w:rPr>
       </w:pPr>
     </w:p>
@@ -5752,7 +9184,7 @@
         <w:jc w:val="both"/>
         <w:rPr>
           <w:rFonts w:ascii="Times New Roman" w:hAnsi="Times New Roman" w:cs="Times New Roman"/>
-          <w:lang w:val="es-CO"/>
+          <w:lang w:val="en-US"/>
         </w:rPr>
       </w:pPr>
     </w:p>
@@ -5762,7 +9194,7 @@
         <w:jc w:val="both"/>
         <w:rPr>
           <w:rFonts w:ascii="Times New Roman" w:hAnsi="Times New Roman" w:cs="Times New Roman"/>
-          <w:lang w:val="es-CO"/>
+          <w:lang w:val="en-US"/>
         </w:rPr>
       </w:pPr>
     </w:p>
@@ -5772,7 +9204,7 @@
         <w:jc w:val="both"/>
         <w:rPr>
           <w:rFonts w:ascii="Times New Roman" w:hAnsi="Times New Roman" w:cs="Times New Roman"/>
-          <w:lang w:val="es-CO"/>
+          <w:lang w:val="en-US"/>
         </w:rPr>
       </w:pPr>
     </w:p>
@@ -5782,7 +9214,7 @@
         <w:jc w:val="both"/>
         <w:rPr>
           <w:rFonts w:ascii="Times New Roman" w:hAnsi="Times New Roman" w:cs="Times New Roman"/>
-          <w:lang w:val="es-CO"/>
+          <w:lang w:val="en-US"/>
         </w:rPr>
       </w:pPr>
     </w:p>
@@ -5792,7 +9224,7 @@
         <w:jc w:val="both"/>
         <w:rPr>
           <w:rFonts w:ascii="Times New Roman" w:hAnsi="Times New Roman" w:cs="Times New Roman"/>
-          <w:lang w:val="es-CO"/>
+          <w:lang w:val="en-US"/>
         </w:rPr>
       </w:pPr>
     </w:p>
@@ -5802,37 +9234,37 @@
         <w:jc w:val="both"/>
         <w:rPr>
           <w:rFonts w:ascii="Times New Roman" w:hAnsi="Times New Roman" w:cs="Times New Roman"/>
-          <w:lang w:val="es-CO"/>
-        </w:rPr>
-      </w:pPr>
-    </w:p>
-    <w:p>
-      <w:pPr>
-        <w:spacing w:after="0" w:line="240" w:lineRule="auto"/>
-        <w:jc w:val="both"/>
-        <w:rPr>
-          <w:rFonts w:ascii="Times New Roman" w:hAnsi="Times New Roman" w:cs="Times New Roman"/>
-          <w:lang w:val="es-CO"/>
-        </w:rPr>
-      </w:pPr>
-    </w:p>
-    <w:p>
-      <w:pPr>
-        <w:spacing w:after="0" w:line="240" w:lineRule="auto"/>
-        <w:jc w:val="both"/>
-        <w:rPr>
-          <w:rFonts w:ascii="Times New Roman" w:hAnsi="Times New Roman" w:cs="Times New Roman"/>
-          <w:lang w:val="es-CO"/>
-        </w:rPr>
-      </w:pPr>
-    </w:p>
-    <w:p>
-      <w:pPr>
-        <w:spacing w:after="0" w:line="240" w:lineRule="auto"/>
-        <w:jc w:val="both"/>
-        <w:rPr>
-          <w:rFonts w:ascii="Times New Roman" w:hAnsi="Times New Roman" w:cs="Times New Roman"/>
-          <w:lang w:val="es-CO"/>
+          <w:lang w:val="en-US"/>
+        </w:rPr>
+      </w:pPr>
+    </w:p>
+    <w:p>
+      <w:pPr>
+        <w:spacing w:after="0" w:line="240" w:lineRule="auto"/>
+        <w:jc w:val="both"/>
+        <w:rPr>
+          <w:rFonts w:ascii="Times New Roman" w:hAnsi="Times New Roman" w:cs="Times New Roman"/>
+          <w:lang w:val="en-US"/>
+        </w:rPr>
+      </w:pPr>
+    </w:p>
+    <w:p>
+      <w:pPr>
+        <w:spacing w:after="0" w:line="240" w:lineRule="auto"/>
+        <w:jc w:val="both"/>
+        <w:rPr>
+          <w:rFonts w:ascii="Times New Roman" w:hAnsi="Times New Roman" w:cs="Times New Roman"/>
+          <w:lang w:val="en-US"/>
+        </w:rPr>
+      </w:pPr>
+    </w:p>
+    <w:p>
+      <w:pPr>
+        <w:spacing w:after="0" w:line="240" w:lineRule="auto"/>
+        <w:jc w:val="both"/>
+        <w:rPr>
+          <w:rFonts w:ascii="Times New Roman" w:hAnsi="Times New Roman" w:cs="Times New Roman"/>
+          <w:lang w:val="en-US"/>
         </w:rPr>
       </w:pPr>
     </w:p>
@@ -5842,7 +9274,7 @@
         <w:jc w:val="both"/>
         <w:rPr>
           <w:rFonts w:ascii="Times New Roman" w:hAnsi="Times New Roman" w:cs="Times New Roman"/>
-          <w:lang w:val="es-CO"/>
+          <w:lang w:val="en-US"/>
         </w:rPr>
       </w:pPr>
     </w:p>
@@ -5852,7 +9284,7 @@
         <w:jc w:val="both"/>
         <w:rPr>
           <w:rFonts w:ascii="Times New Roman" w:hAnsi="Times New Roman" w:cs="Times New Roman"/>
-          <w:lang w:val="es-CO"/>
+          <w:lang w:val="en-US"/>
         </w:rPr>
       </w:pPr>
     </w:p>
@@ -5862,7 +9294,7 @@
         <w:jc w:val="both"/>
         <w:rPr>
           <w:rFonts w:ascii="Times New Roman" w:hAnsi="Times New Roman" w:cs="Times New Roman"/>
-          <w:lang w:val="es-CO"/>
+          <w:lang w:val="en-US"/>
         </w:rPr>
       </w:pPr>
     </w:p>
@@ -5872,7 +9304,7 @@
         <w:jc w:val="both"/>
         <w:rPr>
           <w:rFonts w:ascii="Times New Roman" w:hAnsi="Times New Roman" w:cs="Times New Roman"/>
-          <w:lang w:val="es-CO"/>
+          <w:lang w:val="en-US"/>
         </w:rPr>
       </w:pPr>
     </w:p>
@@ -5882,7 +9314,7 @@
         <w:jc w:val="both"/>
         <w:rPr>
           <w:rFonts w:ascii="Times New Roman" w:hAnsi="Times New Roman" w:cs="Times New Roman"/>
-          <w:lang w:val="es-CO"/>
+          <w:lang w:val="en-US"/>
         </w:rPr>
       </w:pPr>
     </w:p>
@@ -5892,7 +9324,7 @@
         <w:jc w:val="both"/>
         <w:rPr>
           <w:rFonts w:ascii="Times New Roman" w:hAnsi="Times New Roman" w:cs="Times New Roman"/>
-          <w:lang w:val="es-CO"/>
+          <w:lang w:val="en-US"/>
         </w:rPr>
       </w:pPr>
     </w:p>
@@ -5902,7 +9334,7 @@
         <w:jc w:val="both"/>
         <w:rPr>
           <w:rFonts w:ascii="Times New Roman" w:hAnsi="Times New Roman" w:cs="Times New Roman"/>
-          <w:lang w:val="es-CO"/>
+          <w:lang w:val="en-US"/>
         </w:rPr>
       </w:pPr>
     </w:p>

--- a/CARTMAN AND THE GOLDEN CUBE.docx
+++ b/CARTMAN AND THE GOLDEN CUBE.docx
@@ -1,24 +1,22 @@
 
 <file path=word/document.xml><?xml version="1.0" encoding="utf-8"?>
-<w:document xmlns:wpc="http://schemas.microsoft.com/office/word/2010/wordprocessingCanvas" xmlns:cx="http://schemas.microsoft.com/office/drawing/2014/chartex" xmlns:cx1="http://schemas.microsoft.com/office/drawing/2015/9/8/chartex" xmlns:cx2="http://schemas.microsoft.com/office/drawing/2015/10/21/chartex" xmlns:cx3="http://schemas.microsoft.com/office/drawing/2016/5/9/chartex" xmlns:cx4="http://schemas.microsoft.com/office/drawing/2016/5/10/chartex" xmlns:cx5="http://schemas.microsoft.com/office/drawing/2016/5/11/chartex" xmlns:cx6="http://schemas.microsoft.com/office/drawing/2016/5/12/chartex" xmlns:cx7="http://schemas.microsoft.com/office/drawing/2016/5/13/chartex" xmlns:cx8="http://schemas.microsoft.com/office/drawing/2016/5/14/chartex" xmlns:mc="http://schemas.openxmlformats.org/markup-compatibility/2006" xmlns:aink="http://schemas.microsoft.com/office/drawing/2016/ink" xmlns:am3d="http://schemas.microsoft.com/office/drawing/2017/model3d" xmlns:o="urn:schemas-microsoft-com:office:office" xmlns:oel="http://schemas.microsoft.com/office/2019/extlst" xmlns:r="http://schemas.openxmlformats.org/officeDocument/2006/relationships" xmlns:m="http://schemas.openxmlformats.org/officeDocument/2006/math" xmlns:v="urn:schemas-microsoft-com:vml" xmlns:wp14="http://schemas.microsoft.com/office/word/2010/wordprocessingDrawing" xmlns:wp="http://schemas.openxmlformats.org/drawingml/2006/wordprocessingDrawing" xmlns:w10="urn:schemas-microsoft-com:office:word" xmlns:w="http://schemas.openxmlformats.org/wordprocessingml/2006/main" xmlns:w14="http://schemas.microsoft.com/office/word/2010/wordml" xmlns:w15="http://schemas.microsoft.com/office/word/2012/wordml" xmlns:w16cex="http://schemas.microsoft.com/office/word/2018/wordml/cex" xmlns:w16cid="http://schemas.microsoft.com/office/word/2016/wordml/cid" xmlns:w16="http://schemas.microsoft.com/office/word/2018/wordml" xmlns:w16du="http://schemas.microsoft.com/office/word/2023/wordml/word16du" xmlns:w16sdtdh="http://schemas.microsoft.com/office/word/2020/wordml/sdtdatahash" xmlns:w16sdtfl="http://schemas.microsoft.com/office/word/2024/wordml/sdtformatlock" xmlns:w16se="http://schemas.microsoft.com/office/word/2015/wordml/symex" xmlns:wpg="http://schemas.microsoft.com/office/word/2010/wordprocessingGroup" xmlns:wpi="http://schemas.microsoft.com/office/word/2010/wordprocessingInk" xmlns:wne="http://schemas.microsoft.com/office/word/2006/wordml" xmlns:wps="http://schemas.microsoft.com/office/word/2010/wordprocessingShape" mc:Ignorable="w14 w15 w16se w16cid w16 w16cex w16sdtdh w16sdtfl w16du wp14">
+<w:document xmlns:wpc="http://schemas.microsoft.com/office/word/2010/wordprocessingCanvas" xmlns:cx="http://schemas.microsoft.com/office/drawing/2014/chartex" xmlns:cx1="http://schemas.microsoft.com/office/drawing/2015/9/8/chartex" xmlns:cx2="http://schemas.microsoft.com/office/drawing/2015/10/21/chartex" xmlns:cx3="http://schemas.microsoft.com/office/drawing/2016/5/9/chartex" xmlns:cx4="http://schemas.microsoft.com/office/drawing/2016/5/10/chartex" xmlns:cx5="http://schemas.microsoft.com/office/drawing/2016/5/11/chartex" xmlns:cx6="http://schemas.microsoft.com/office/drawing/2016/5/12/chartex" xmlns:cx7="http://schemas.microsoft.com/office/drawing/2016/5/13/chartex" xmlns:cx8="http://schemas.microsoft.com/office/drawing/2016/5/14/chartex" xmlns:mc="http://schemas.openxmlformats.org/markup-compatibility/2006" xmlns:aink="http://schemas.microsoft.com/office/drawing/2016/ink" xmlns:am3d="http://schemas.microsoft.com/office/drawing/2017/model3d" xmlns:o="urn:schemas-microsoft-com:office:office" xmlns:r="http://schemas.openxmlformats.org/officeDocument/2006/relationships" xmlns:m="http://schemas.openxmlformats.org/officeDocument/2006/math" xmlns:v="urn:schemas-microsoft-com:vml" xmlns:wp14="http://schemas.microsoft.com/office/word/2010/wordprocessingDrawing" xmlns:wp="http://schemas.openxmlformats.org/drawingml/2006/wordprocessingDrawing" xmlns:w10="urn:schemas-microsoft-com:office:word" xmlns:w="http://schemas.openxmlformats.org/wordprocessingml/2006/main" xmlns:w14="http://schemas.microsoft.com/office/word/2010/wordml" xmlns:w15="http://schemas.microsoft.com/office/word/2012/wordml" xmlns:w16cex="http://schemas.microsoft.com/office/word/2018/wordml/cex" xmlns:w16cid="http://schemas.microsoft.com/office/word/2016/wordml/cid" xmlns:w16="http://schemas.microsoft.com/office/word/2018/wordml" xmlns:w16sdtdh="http://schemas.microsoft.com/office/word/2020/wordml/sdtdatahash" xmlns:w16se="http://schemas.microsoft.com/office/word/2015/wordml/symex" xmlns:wpg="http://schemas.microsoft.com/office/word/2010/wordprocessingGroup" xmlns:wpi="http://schemas.microsoft.com/office/word/2010/wordprocessingInk" xmlns:wne="http://schemas.microsoft.com/office/word/2006/wordml" xmlns:wps="http://schemas.microsoft.com/office/word/2010/wordprocessingShape" mc:Ignorable="w14 w15 w16se w16cid w16 w16cex w16sdtdh wp14">
   <w:body>
     <w:p>
       <w:pPr>
         <w:jc w:val="center"/>
         <w:rPr>
+          <w:rFonts w:ascii="Times New Roman" w:hAnsi="Times New Roman" w:cs="Times New Roman"/>
           <w:b/>
           <w:bCs/>
-          <w:sz w:val="32"/>
-          <w:szCs w:val="32"/>
-          <w:lang w:val="es-CO"/>
-        </w:rPr>
-      </w:pPr>
-      <w:r>
-        <w:rPr>
+          <w:lang w:val="es-CO"/>
+        </w:rPr>
+      </w:pPr>
+      <w:r>
+        <w:rPr>
+          <w:rFonts w:ascii="Times New Roman" w:hAnsi="Times New Roman" w:cs="Times New Roman"/>
           <w:b/>
           <w:bCs/>
-          <w:sz w:val="32"/>
-          <w:szCs w:val="32"/>
           <w:lang w:val="es-CO"/>
         </w:rPr>
         <w:t>CARTMAN AND THE GOLDEN CUBE</w:t>
@@ -28,19 +26,17 @@
       <w:pPr>
         <w:jc w:val="center"/>
         <w:rPr>
+          <w:rFonts w:ascii="Times New Roman" w:hAnsi="Times New Roman" w:cs="Times New Roman"/>
           <w:b/>
           <w:bCs/>
-          <w:sz w:val="18"/>
-          <w:szCs w:val="18"/>
-          <w:lang w:val="es-CO"/>
-        </w:rPr>
-      </w:pPr>
-      <w:r>
-        <w:rPr>
+          <w:lang w:val="es-CO"/>
+        </w:rPr>
+      </w:pPr>
+      <w:r>
+        <w:rPr>
+          <w:rFonts w:ascii="Times New Roman" w:hAnsi="Times New Roman" w:cs="Times New Roman"/>
           <w:b/>
           <w:bCs/>
-          <w:sz w:val="18"/>
-          <w:szCs w:val="18"/>
           <w:lang w:val="es-CO"/>
         </w:rPr>
         <w:t xml:space="preserve">Hecho por Yura Hernández y Juan José Bolivar </w:t>
@@ -50,19 +46,17 @@
       <w:pPr>
         <w:jc w:val="center"/>
         <w:rPr>
+          <w:rFonts w:ascii="Times New Roman" w:hAnsi="Times New Roman" w:cs="Times New Roman"/>
           <w:b/>
           <w:bCs/>
-          <w:sz w:val="18"/>
-          <w:szCs w:val="18"/>
-          <w:lang w:val="es-CO"/>
-        </w:rPr>
-      </w:pPr>
-      <w:r>
-        <w:rPr>
+          <w:lang w:val="es-CO"/>
+        </w:rPr>
+      </w:pPr>
+      <w:r>
+        <w:rPr>
+          <w:rFonts w:ascii="Times New Roman" w:hAnsi="Times New Roman" w:cs="Times New Roman"/>
           <w:b/>
           <w:bCs/>
-          <w:sz w:val="18"/>
-          <w:szCs w:val="18"/>
           <w:lang w:val="es-CO"/>
         </w:rPr>
         <w:t>Pontificia Universidad Javeriana Cali</w:t>
@@ -72,19 +66,17 @@
       <w:pPr>
         <w:jc w:val="center"/>
         <w:rPr>
+          <w:rFonts w:ascii="Times New Roman" w:hAnsi="Times New Roman" w:cs="Times New Roman"/>
           <w:b/>
           <w:bCs/>
-          <w:sz w:val="18"/>
-          <w:szCs w:val="18"/>
-          <w:lang w:val="es-CO"/>
-        </w:rPr>
-      </w:pPr>
-      <w:r>
-        <w:rPr>
+          <w:lang w:val="es-CO"/>
+        </w:rPr>
+      </w:pPr>
+      <w:r>
+        <w:rPr>
+          <w:rFonts w:ascii="Times New Roman" w:hAnsi="Times New Roman" w:cs="Times New Roman"/>
           <w:b/>
           <w:bCs/>
-          <w:sz w:val="18"/>
-          <w:szCs w:val="18"/>
           <w:lang w:val="es-CO"/>
         </w:rPr>
         <w:t>Proyecto Final Arboles y Grafos</w:t>
@@ -94,10 +86,9 @@
       <w:pPr>
         <w:jc w:val="center"/>
         <w:rPr>
+          <w:rFonts w:ascii="Times New Roman" w:hAnsi="Times New Roman" w:cs="Times New Roman"/>
           <w:b/>
           <w:bCs/>
-          <w:sz w:val="18"/>
-          <w:szCs w:val="18"/>
           <w:lang w:val="es-CO"/>
         </w:rPr>
         <w:sectPr>
@@ -109,10 +100,9 @@
       </w:pPr>
       <w:r>
         <w:rPr>
+          <w:rFonts w:ascii="Times New Roman" w:hAnsi="Times New Roman" w:cs="Times New Roman"/>
           <w:b/>
           <w:bCs/>
-          <w:sz w:val="18"/>
-          <w:szCs w:val="18"/>
           <w:lang w:val="es-CO"/>
         </w:rPr>
         <w:t>Profesor: Carlos Ramírez</w:t>
@@ -185,6 +175,7 @@
         </w:rPr>
         <w:t xml:space="preserve"> cara es independiente y puede o no contener oro. </w:t>
       </w:r>
+      <w:proofErr w:type="spellStart"/>
       <w:r>
         <w:rPr>
           <w:sz w:val="22"/>
@@ -192,7 +183,6 @@
         </w:rPr>
         <w:t>Adem</w:t>
       </w:r>
-      <w:proofErr w:type="spellStart"/>
       <w:r>
         <w:rPr>
           <w:sz w:val="22"/>
@@ -235,23 +225,7 @@
           <w:sz w:val="22"/>
           <w:szCs w:val="22"/>
         </w:rPr>
-        <w:t xml:space="preserve"> Por esto es </w:t>
-      </w:r>
-      <w:proofErr w:type="gramStart"/>
-      <w:r>
-        <w:rPr>
-          <w:sz w:val="22"/>
-          <w:szCs w:val="22"/>
-        </w:rPr>
-        <w:t>que</w:t>
-      </w:r>
-      <w:proofErr w:type="gramEnd"/>
-      <w:r>
-        <w:rPr>
-          <w:sz w:val="22"/>
-          <w:szCs w:val="22"/>
-        </w:rPr>
-        <w:t xml:space="preserve"> nosotros al darnos cuenta de </w:t>
+        <w:t xml:space="preserve"> Por esto es que nosotros al darnos cuenta de </w:t>
       </w:r>
       <w:r>
         <w:rPr>
@@ -289,32 +263,71 @@
         <w:pStyle w:val="font-claude-response-body"/>
         <w:jc w:val="both"/>
         <w:rPr>
+          <w:sz w:val="22"/>
+          <w:szCs w:val="22"/>
+        </w:rPr>
+      </w:pPr>
+      <w:r>
+        <w:rPr>
+          <w:rStyle w:val="Textoennegrita"/>
+          <w:sz w:val="22"/>
+          <w:szCs w:val="22"/>
+        </w:rPr>
+        <w:t>Entrada:</w:t>
+      </w:r>
+      <w:r>
+        <w:rPr>
+          <w:sz w:val="22"/>
+          <w:szCs w:val="22"/>
+        </w:rPr>
+        <w:t xml:space="preserve"> </w:t>
+      </w:r>
+      <w:proofErr w:type="gramStart"/>
+      <w:r>
+        <w:rPr>
+          <w:sz w:val="22"/>
+          <w:szCs w:val="22"/>
+        </w:rPr>
+        <w:t>A,B</w:t>
+      </w:r>
+      <w:proofErr w:type="gramEnd"/>
+      <w:r>
+        <w:rPr>
+          <w:sz w:val="22"/>
+          <w:szCs w:val="22"/>
+        </w:rPr>
+        <w:t xml:space="preserve"> </w:t>
+      </w:r>
+      <w:r>
+        <w:rPr>
           <w:rFonts w:ascii="Cambria Math" w:hAnsi="Cambria Math" w:cs="Cambria Math"/>
           <w:sz w:val="22"/>
           <w:szCs w:val="22"/>
         </w:rPr>
-      </w:pPr>
-      <w:r>
-        <w:rPr>
-          <w:rStyle w:val="Fuerte"/>
+        <w:t>∈</w:t>
+      </w:r>
+      <w:r>
+        <w:rPr>
           <w:sz w:val="22"/>
           <w:szCs w:val="22"/>
         </w:rPr>
-        <w:t>Entrada:</w:t>
-      </w:r>
+        <w:t xml:space="preserve"> N, una matriz M[0..r)[0..c) | M[</w:t>
+      </w:r>
+      <w:proofErr w:type="spellStart"/>
       <w:r>
         <w:rPr>
           <w:sz w:val="22"/>
           <w:szCs w:val="22"/>
         </w:rPr>
-        <w:t xml:space="preserve"> </w:t>
-      </w:r>
+        <w:t>i,j</w:t>
+      </w:r>
+      <w:proofErr w:type="spellEnd"/>
       <w:r>
         <w:rPr>
           <w:sz w:val="22"/>
           <w:szCs w:val="22"/>
         </w:rPr>
-        <w:t xml:space="preserve">A,B </w:t>
+        <w:t xml:space="preserve">] </w:t>
       </w:r>
       <w:r>
         <w:rPr>
@@ -326,165 +339,85 @@
       </w:r>
       <w:r>
         <w:rPr>
+          <w:sz w:val="22"/>
+          <w:szCs w:val="22"/>
+        </w:rPr>
+        <w:t xml:space="preserve"> ∑ donde ∑ </w:t>
+      </w:r>
+      <w:r>
+        <w:rPr>
           <w:rFonts w:ascii="Cambria Math" w:hAnsi="Cambria Math" w:cs="Cambria Math"/>
           <w:sz w:val="22"/>
           <w:szCs w:val="22"/>
         </w:rPr>
-        <w:t xml:space="preserve"> N, una matriz M[</w:t>
-      </w:r>
-      <w:proofErr w:type="gramStart"/>
-      <w:r>
-        <w:rPr>
-          <w:rFonts w:ascii="Cambria Math" w:hAnsi="Cambria Math" w:cs="Cambria Math"/>
+        <w:t>∈</w:t>
+      </w:r>
+      <w:r>
+        <w:rPr>
           <w:sz w:val="22"/>
           <w:szCs w:val="22"/>
         </w:rPr>
-        <w:t>0..</w:t>
-      </w:r>
-      <w:proofErr w:type="gramEnd"/>
-      <w:r>
-        <w:rPr>
-          <w:rFonts w:ascii="Cambria Math" w:hAnsi="Cambria Math" w:cs="Cambria Math"/>
+        <w:t xml:space="preserve"> {“.”,”S”,”G”} | {(</w:t>
+      </w:r>
+      <w:proofErr w:type="spellStart"/>
+      <w:r>
+        <w:rPr>
           <w:sz w:val="22"/>
           <w:szCs w:val="22"/>
         </w:rPr>
-        <w:t>r)[</w:t>
-      </w:r>
-      <w:proofErr w:type="gramStart"/>
-      <w:r>
-        <w:rPr>
-          <w:rFonts w:ascii="Cambria Math" w:hAnsi="Cambria Math" w:cs="Cambria Math"/>
+        <w:t>i,j</w:t>
+      </w:r>
+      <w:proofErr w:type="spellEnd"/>
+      <w:r>
+        <w:rPr>
           <w:sz w:val="22"/>
           <w:szCs w:val="22"/>
         </w:rPr>
-        <w:t>0..</w:t>
-      </w:r>
-      <w:proofErr w:type="gramEnd"/>
-      <w:r>
-        <w:rPr>
-          <w:rFonts w:ascii="Cambria Math" w:hAnsi="Cambria Math" w:cs="Cambria Math"/>
+        <w:t>): M[</w:t>
+      </w:r>
+      <w:proofErr w:type="spellStart"/>
+      <w:r>
+        <w:rPr>
           <w:sz w:val="22"/>
           <w:szCs w:val="22"/>
         </w:rPr>
-        <w:t>c) | M[</w:t>
-      </w:r>
-      <w:proofErr w:type="spellStart"/>
-      <w:r>
-        <w:rPr>
-          <w:rFonts w:ascii="Cambria Math" w:hAnsi="Cambria Math" w:cs="Cambria Math"/>
+        <w:t>i,j</w:t>
+      </w:r>
+      <w:proofErr w:type="spellEnd"/>
+      <w:r>
+        <w:rPr>
           <w:sz w:val="22"/>
           <w:szCs w:val="22"/>
         </w:rPr>
-        <w:t>i,j</w:t>
-      </w:r>
-      <w:proofErr w:type="spellEnd"/>
-      <w:r>
-        <w:rPr>
-          <w:rFonts w:ascii="Cambria Math" w:hAnsi="Cambria Math" w:cs="Cambria Math"/>
+        <w:t>] = ”G”} = 6 | {(</w:t>
+      </w:r>
+      <w:proofErr w:type="spellStart"/>
+      <w:r>
+        <w:rPr>
           <w:sz w:val="22"/>
           <w:szCs w:val="22"/>
         </w:rPr>
-        <w:t xml:space="preserve">] </w:t>
-      </w:r>
-      <w:r>
-        <w:rPr>
-          <w:rFonts w:ascii="Cambria Math" w:hAnsi="Cambria Math" w:cs="Cambria Math"/>
+        <w:t>i,j</w:t>
+      </w:r>
+      <w:proofErr w:type="spellEnd"/>
+      <w:r>
+        <w:rPr>
           <w:sz w:val="22"/>
           <w:szCs w:val="22"/>
         </w:rPr>
-        <w:t>∈</w:t>
-      </w:r>
-      <w:r>
-        <w:rPr>
-          <w:rFonts w:ascii="Cambria Math" w:hAnsi="Cambria Math" w:cs="Cambria Math"/>
+        <w:t>): M[</w:t>
+      </w:r>
+      <w:proofErr w:type="spellStart"/>
+      <w:r>
+        <w:rPr>
           <w:sz w:val="22"/>
           <w:szCs w:val="22"/>
         </w:rPr>
-        <w:t xml:space="preserve"> ∑ donde ∑ </w:t>
-      </w:r>
-      <w:r>
-        <w:rPr>
-          <w:rFonts w:ascii="Cambria Math" w:hAnsi="Cambria Math" w:cs="Cambria Math"/>
-          <w:sz w:val="22"/>
-          <w:szCs w:val="22"/>
-        </w:rPr>
-        <w:t>∈</w:t>
-      </w:r>
-      <w:r>
-        <w:rPr>
-          <w:rFonts w:ascii="Cambria Math" w:hAnsi="Cambria Math" w:cs="Cambria Math"/>
-          <w:sz w:val="22"/>
-          <w:szCs w:val="22"/>
-        </w:rPr>
-        <w:t xml:space="preserve"> {“.”,”S”,”G”} | {(</w:t>
-      </w:r>
-      <w:proofErr w:type="spellStart"/>
-      <w:r>
-        <w:rPr>
-          <w:rFonts w:ascii="Cambria Math" w:hAnsi="Cambria Math" w:cs="Cambria Math"/>
-          <w:sz w:val="22"/>
-          <w:szCs w:val="22"/>
-        </w:rPr>
         <w:t>i,j</w:t>
       </w:r>
       <w:proofErr w:type="spellEnd"/>
       <w:r>
         <w:rPr>
-          <w:rFonts w:ascii="Cambria Math" w:hAnsi="Cambria Math" w:cs="Cambria Math"/>
-          <w:sz w:val="22"/>
-          <w:szCs w:val="22"/>
-        </w:rPr>
-        <w:t>): M[</w:t>
-      </w:r>
-      <w:proofErr w:type="spellStart"/>
-      <w:r>
-        <w:rPr>
-          <w:rFonts w:ascii="Cambria Math" w:hAnsi="Cambria Math" w:cs="Cambria Math"/>
-          <w:sz w:val="22"/>
-          <w:szCs w:val="22"/>
-        </w:rPr>
-        <w:t>i,j</w:t>
-      </w:r>
-      <w:proofErr w:type="spellEnd"/>
-      <w:r>
-        <w:rPr>
-          <w:rFonts w:ascii="Cambria Math" w:hAnsi="Cambria Math" w:cs="Cambria Math"/>
-          <w:sz w:val="22"/>
-          <w:szCs w:val="22"/>
-        </w:rPr>
-        <w:t>] = ”G”} = 6 | {(</w:t>
-      </w:r>
-      <w:proofErr w:type="spellStart"/>
-      <w:r>
-        <w:rPr>
-          <w:rFonts w:ascii="Cambria Math" w:hAnsi="Cambria Math" w:cs="Cambria Math"/>
-          <w:sz w:val="22"/>
-          <w:szCs w:val="22"/>
-        </w:rPr>
-        <w:t>i,j</w:t>
-      </w:r>
-      <w:proofErr w:type="spellEnd"/>
-      <w:r>
-        <w:rPr>
-          <w:rFonts w:ascii="Cambria Math" w:hAnsi="Cambria Math" w:cs="Cambria Math"/>
-          <w:sz w:val="22"/>
-          <w:szCs w:val="22"/>
-        </w:rPr>
-        <w:t>): M[</w:t>
-      </w:r>
-      <w:proofErr w:type="spellStart"/>
-      <w:r>
-        <w:rPr>
-          <w:rFonts w:ascii="Cambria Math" w:hAnsi="Cambria Math" w:cs="Cambria Math"/>
-          <w:sz w:val="22"/>
-          <w:szCs w:val="22"/>
-        </w:rPr>
-        <w:t>i,j</w:t>
-      </w:r>
-      <w:proofErr w:type="spellEnd"/>
-      <w:r>
-        <w:rPr>
-          <w:rFonts w:ascii="Cambria Math" w:hAnsi="Cambria Math" w:cs="Cambria Math"/>
           <w:sz w:val="22"/>
           <w:szCs w:val="22"/>
         </w:rPr>
@@ -503,7 +436,7 @@
       </w:pPr>
       <w:r>
         <w:rPr>
-          <w:rStyle w:val="Fuerte"/>
+          <w:rStyle w:val="Textoennegrita"/>
           <w:sz w:val="22"/>
           <w:szCs w:val="22"/>
         </w:rPr>
@@ -511,7 +444,7 @@
       </w:r>
       <w:r>
         <w:rPr>
-          <w:rStyle w:val="Fuerte"/>
+          <w:rStyle w:val="Textoennegrita"/>
           <w:sz w:val="22"/>
           <w:szCs w:val="22"/>
         </w:rPr>
@@ -519,7 +452,7 @@
       </w:r>
       <w:r>
         <w:rPr>
-          <w:rStyle w:val="Fuerte"/>
+          <w:rStyle w:val="Textoennegrita"/>
           <w:b w:val="0"/>
           <w:bCs w:val="0"/>
           <w:sz w:val="22"/>
@@ -537,7 +470,6 @@
       </w:r>
       <w:r>
         <w:rPr>
-          <w:rFonts w:ascii="Cambria Math" w:hAnsi="Cambria Math" w:cs="Cambria Math"/>
           <w:sz w:val="22"/>
           <w:szCs w:val="22"/>
         </w:rPr>
@@ -546,7 +478,6 @@
       <w:proofErr w:type="spellStart"/>
       <w:r>
         <w:rPr>
-          <w:rFonts w:ascii="Cambria Math" w:hAnsi="Cambria Math" w:cs="Cambria Math"/>
           <w:sz w:val="22"/>
           <w:szCs w:val="22"/>
         </w:rPr>
@@ -555,37 +486,35 @@
       <w:proofErr w:type="spellEnd"/>
       <w:r>
         <w:rPr>
-          <w:rFonts w:ascii="Cambria Math" w:hAnsi="Cambria Math" w:cs="Cambria Math"/>
           <w:sz w:val="22"/>
           <w:szCs w:val="22"/>
         </w:rPr>
         <w:t xml:space="preserve"> y M(</w:t>
       </w:r>
       <w:proofErr w:type="spellStart"/>
-      <w:r>
-        <w:rPr>
-          <w:rFonts w:ascii="Cambria Math" w:hAnsi="Cambria Math" w:cs="Cambria Math"/>
+      <w:proofErr w:type="gramStart"/>
+      <w:r>
+        <w:rPr>
           <w:sz w:val="22"/>
           <w:szCs w:val="22"/>
         </w:rPr>
         <w:t>r,c</w:t>
       </w:r>
       <w:proofErr w:type="spellEnd"/>
-      <w:r>
-        <w:rPr>
-          <w:rFonts w:ascii="Cambria Math" w:hAnsi="Cambria Math" w:cs="Cambria Math"/>
+      <w:proofErr w:type="gramEnd"/>
+      <w:r>
+        <w:rPr>
           <w:sz w:val="22"/>
           <w:szCs w:val="22"/>
         </w:rPr>
-        <w:t xml:space="preserve">) = “G’ y costo a en cualquier otro </w:t>
-      </w:r>
-      <w:r>
-        <w:rPr>
-          <w:rFonts w:ascii="Cambria Math" w:hAnsi="Cambria Math" w:cs="Cambria Math"/>
+        <w:t xml:space="preserve">) = </w:t>
+      </w:r>
+      <w:r>
+        <w:rPr>
           <w:sz w:val="22"/>
           <w:szCs w:val="22"/>
         </w:rPr>
-        <w:t>caso, si no es posible obtener los 6 oros entonces x = -1.</w:t>
+        <w:t>“G’ y costo a en cualquier otro caso, si no es posible obtener los 6 oros entonces x = -1.</w:t>
       </w:r>
     </w:p>
     <w:p>
@@ -650,6 +579,7 @@
         <w:t>(</w:t>
       </w:r>
       <w:proofErr w:type="spellStart"/>
+      <w:proofErr w:type="gramStart"/>
       <w:r>
         <w:rPr>
           <w:rFonts w:ascii="Times New Roman" w:hAnsi="Times New Roman" w:cs="Times New Roman"/>
@@ -658,6 +588,7 @@
         <w:t>x,y</w:t>
       </w:r>
       <w:proofErr w:type="spellEnd"/>
+      <w:proofErr w:type="gramEnd"/>
       <w:r>
         <w:rPr>
           <w:rFonts w:ascii="Times New Roman" w:hAnsi="Times New Roman" w:cs="Times New Roman"/>
@@ -714,14 +645,37 @@
           <w:rFonts w:ascii="Times New Roman" w:hAnsi="Times New Roman" w:cs="Times New Roman"/>
           <w:lang w:val="es-ES"/>
         </w:rPr>
-        <w:t xml:space="preserve"> </w:t>
-      </w:r>
+        <w:t xml:space="preserve"> (</w:t>
+      </w:r>
+      <w:proofErr w:type="spellStart"/>
       <w:r>
         <w:rPr>
           <w:rFonts w:ascii="Times New Roman" w:hAnsi="Times New Roman" w:cs="Times New Roman"/>
           <w:lang w:val="es-ES"/>
         </w:rPr>
-        <w:t>(</w:t>
+        <w:t>x,y</w:t>
+      </w:r>
+      <w:proofErr w:type="spellEnd"/>
+      <w:r>
+        <w:rPr>
+          <w:rFonts w:ascii="Times New Roman" w:hAnsi="Times New Roman" w:cs="Times New Roman"/>
+          <w:lang w:val="es-ES"/>
+        </w:rPr>
+        <w:t>)</w:t>
+      </w:r>
+      <w:r>
+        <w:rPr>
+          <w:rFonts w:ascii="Times New Roman" w:hAnsi="Times New Roman" w:cs="Times New Roman"/>
+          <w:lang w:val="es-ES"/>
+        </w:rPr>
+        <w:t>,</w:t>
+      </w:r>
+      <w:r>
+        <w:rPr>
+          <w:rFonts w:ascii="Times New Roman" w:hAnsi="Times New Roman" w:cs="Times New Roman"/>
+          <w:lang w:val="es-ES"/>
+        </w:rPr>
+        <w:t xml:space="preserve"> (</w:t>
       </w:r>
       <w:proofErr w:type="spellStart"/>
       <w:r>
@@ -751,14 +705,37 @@
           <w:rFonts w:ascii="Times New Roman" w:hAnsi="Times New Roman" w:cs="Times New Roman"/>
           <w:lang w:val="es-ES"/>
         </w:rPr>
-        <w:t xml:space="preserve"> </w:t>
-      </w:r>
+        <w:t xml:space="preserve"> (</w:t>
+      </w:r>
+      <w:proofErr w:type="spellStart"/>
       <w:r>
         <w:rPr>
           <w:rFonts w:ascii="Times New Roman" w:hAnsi="Times New Roman" w:cs="Times New Roman"/>
           <w:lang w:val="es-ES"/>
         </w:rPr>
-        <w:t>(</w:t>
+        <w:t>x,y</w:t>
+      </w:r>
+      <w:proofErr w:type="spellEnd"/>
+      <w:r>
+        <w:rPr>
+          <w:rFonts w:ascii="Times New Roman" w:hAnsi="Times New Roman" w:cs="Times New Roman"/>
+          <w:lang w:val="es-ES"/>
+        </w:rPr>
+        <w:t>)</w:t>
+      </w:r>
+      <w:r>
+        <w:rPr>
+          <w:rFonts w:ascii="Times New Roman" w:hAnsi="Times New Roman" w:cs="Times New Roman"/>
+          <w:lang w:val="es-ES"/>
+        </w:rPr>
+        <w:t>,</w:t>
+      </w:r>
+      <w:r>
+        <w:rPr>
+          <w:rFonts w:ascii="Times New Roman" w:hAnsi="Times New Roman" w:cs="Times New Roman"/>
+          <w:lang w:val="es-ES"/>
+        </w:rPr>
+        <w:t xml:space="preserve"> (</w:t>
       </w:r>
       <w:proofErr w:type="spellStart"/>
       <w:r>
@@ -788,88 +765,7 @@
           <w:rFonts w:ascii="Times New Roman" w:hAnsi="Times New Roman" w:cs="Times New Roman"/>
           <w:lang w:val="es-ES"/>
         </w:rPr>
-        <w:t xml:space="preserve"> </w:t>
-      </w:r>
-      <w:r>
-        <w:rPr>
-          <w:rFonts w:ascii="Times New Roman" w:hAnsi="Times New Roman" w:cs="Times New Roman"/>
-          <w:lang w:val="es-ES"/>
-        </w:rPr>
-        <w:t>(</w:t>
-      </w:r>
-      <w:proofErr w:type="spellStart"/>
-      <w:r>
-        <w:rPr>
-          <w:rFonts w:ascii="Times New Roman" w:hAnsi="Times New Roman" w:cs="Times New Roman"/>
-          <w:lang w:val="es-ES"/>
-        </w:rPr>
-        <w:t>x,y</w:t>
-      </w:r>
-      <w:proofErr w:type="spellEnd"/>
-      <w:r>
-        <w:rPr>
-          <w:rFonts w:ascii="Times New Roman" w:hAnsi="Times New Roman" w:cs="Times New Roman"/>
-          <w:lang w:val="es-ES"/>
-        </w:rPr>
-        <w:t>)</w:t>
-      </w:r>
-      <w:r>
-        <w:rPr>
-          <w:rFonts w:ascii="Times New Roman" w:hAnsi="Times New Roman" w:cs="Times New Roman"/>
-          <w:lang w:val="es-ES"/>
-        </w:rPr>
-        <w:t>,</w:t>
-      </w:r>
-      <w:r>
-        <w:rPr>
-          <w:rFonts w:ascii="Times New Roman" w:hAnsi="Times New Roman" w:cs="Times New Roman"/>
-          <w:lang w:val="es-ES"/>
-        </w:rPr>
-        <w:t xml:space="preserve"> </w:t>
-      </w:r>
-      <w:r>
-        <w:rPr>
-          <w:rFonts w:ascii="Times New Roman" w:hAnsi="Times New Roman" w:cs="Times New Roman"/>
-          <w:lang w:val="es-ES"/>
-        </w:rPr>
-        <w:t>(</w:t>
-      </w:r>
-      <w:proofErr w:type="spellStart"/>
-      <w:r>
-        <w:rPr>
-          <w:rFonts w:ascii="Times New Roman" w:hAnsi="Times New Roman" w:cs="Times New Roman"/>
-          <w:lang w:val="es-ES"/>
-        </w:rPr>
-        <w:t>x,y</w:t>
-      </w:r>
-      <w:proofErr w:type="spellEnd"/>
-      <w:r>
-        <w:rPr>
-          <w:rFonts w:ascii="Times New Roman" w:hAnsi="Times New Roman" w:cs="Times New Roman"/>
-          <w:lang w:val="es-ES"/>
-        </w:rPr>
-        <w:t>)</w:t>
-      </w:r>
-      <w:r>
-        <w:rPr>
-          <w:rFonts w:ascii="Times New Roman" w:hAnsi="Times New Roman" w:cs="Times New Roman"/>
-          <w:lang w:val="es-ES"/>
-        </w:rPr>
-        <w:t>,</w:t>
-      </w:r>
-      <w:r>
-        <w:rPr>
-          <w:rFonts w:ascii="Times New Roman" w:hAnsi="Times New Roman" w:cs="Times New Roman"/>
-          <w:lang w:val="es-ES"/>
-        </w:rPr>
-        <w:t xml:space="preserve"> </w:t>
-      </w:r>
-      <w:r>
-        <w:rPr>
-          <w:rFonts w:ascii="Times New Roman" w:hAnsi="Times New Roman" w:cs="Times New Roman"/>
-          <w:lang w:val="es-ES"/>
-        </w:rPr>
-        <w:t>(</w:t>
+        <w:t xml:space="preserve"> (</w:t>
       </w:r>
       <w:proofErr w:type="spellStart"/>
       <w:r>
@@ -973,14 +869,7 @@
           <w:rFonts w:ascii="Times New Roman" w:hAnsi="Times New Roman" w:cs="Times New Roman"/>
           <w:lang w:val="es-ES"/>
         </w:rPr>
-        <w:t xml:space="preserve"> L</w:t>
-      </w:r>
-      <w:r>
-        <w:rPr>
-          <w:rFonts w:ascii="Times New Roman" w:hAnsi="Times New Roman" w:cs="Times New Roman"/>
-          <w:lang w:val="es-ES"/>
-        </w:rPr>
-        <w:t>a representación en los casos de prueba es una traza de ejecución para ilustrar el recorrido, no el estado formal.</w:t>
+        <w:t xml:space="preserve"> La representación en los casos de prueba es una traza de ejecución para ilustrar el recorrido, no el estado formal.</w:t>
       </w:r>
     </w:p>
     <w:p>
@@ -1045,12 +934,28 @@
           <w:rFonts w:ascii="Times New Roman" w:hAnsi="Times New Roman" w:cs="Times New Roman"/>
         </w:rPr>
       </w:pPr>
-      <w:r>
-        <w:rPr>
-          <w:rFonts w:ascii="Times New Roman" w:hAnsi="Times New Roman" w:cs="Times New Roman"/>
-        </w:rPr>
-        <w:t>G . G .</w:t>
-      </w:r>
+      <w:proofErr w:type="gramStart"/>
+      <w:r>
+        <w:rPr>
+          <w:rFonts w:ascii="Times New Roman" w:hAnsi="Times New Roman" w:cs="Times New Roman"/>
+        </w:rPr>
+        <w:t>G .</w:t>
+      </w:r>
+      <w:proofErr w:type="gramEnd"/>
+      <w:r>
+        <w:rPr>
+          <w:rFonts w:ascii="Times New Roman" w:hAnsi="Times New Roman" w:cs="Times New Roman"/>
+        </w:rPr>
+        <w:t xml:space="preserve"> </w:t>
+      </w:r>
+      <w:proofErr w:type="gramStart"/>
+      <w:r>
+        <w:rPr>
+          <w:rFonts w:ascii="Times New Roman" w:hAnsi="Times New Roman" w:cs="Times New Roman"/>
+        </w:rPr>
+        <w:t>G .</w:t>
+      </w:r>
+      <w:proofErr w:type="gramEnd"/>
     </w:p>
     <w:p>
       <w:pPr>
@@ -1067,6 +972,7 @@
         <w:t xml:space="preserve">G </w:t>
       </w:r>
       <w:proofErr w:type="spellStart"/>
+      <w:proofErr w:type="gramStart"/>
       <w:r>
         <w:rPr>
           <w:rFonts w:ascii="Times New Roman" w:hAnsi="Times New Roman" w:cs="Times New Roman"/>
@@ -1078,22 +984,37 @@
         <w:rPr>
           <w:rFonts w:ascii="Times New Roman" w:hAnsi="Times New Roman" w:cs="Times New Roman"/>
         </w:rPr>
-        <w:t xml:space="preserve"> . .</w:t>
-      </w:r>
-    </w:p>
-    <w:p>
-      <w:pPr>
-        <w:spacing w:after="0" w:line="240" w:lineRule="auto"/>
-        <w:jc w:val="both"/>
-        <w:rPr>
-          <w:rFonts w:ascii="Times New Roman" w:hAnsi="Times New Roman" w:cs="Times New Roman"/>
-        </w:rPr>
-      </w:pPr>
-      <w:r>
-        <w:rPr>
-          <w:rFonts w:ascii="Times New Roman" w:hAnsi="Times New Roman" w:cs="Times New Roman"/>
-        </w:rPr>
-        <w:t>G . . G</w:t>
+        <w:t xml:space="preserve"> .</w:t>
+      </w:r>
+      <w:proofErr w:type="gramEnd"/>
+      <w:r>
+        <w:rPr>
+          <w:rFonts w:ascii="Times New Roman" w:hAnsi="Times New Roman" w:cs="Times New Roman"/>
+        </w:rPr>
+        <w:t xml:space="preserve"> .</w:t>
+      </w:r>
+    </w:p>
+    <w:p>
+      <w:pPr>
+        <w:spacing w:after="0" w:line="240" w:lineRule="auto"/>
+        <w:jc w:val="both"/>
+        <w:rPr>
+          <w:rFonts w:ascii="Times New Roman" w:hAnsi="Times New Roman" w:cs="Times New Roman"/>
+        </w:rPr>
+      </w:pPr>
+      <w:proofErr w:type="gramStart"/>
+      <w:r>
+        <w:rPr>
+          <w:rFonts w:ascii="Times New Roman" w:hAnsi="Times New Roman" w:cs="Times New Roman"/>
+        </w:rPr>
+        <w:t>G .</w:t>
+      </w:r>
+      <w:proofErr w:type="gramEnd"/>
+      <w:r>
+        <w:rPr>
+          <w:rFonts w:ascii="Times New Roman" w:hAnsi="Times New Roman" w:cs="Times New Roman"/>
+        </w:rPr>
+        <w:t xml:space="preserve"> . G</w:t>
       </w:r>
     </w:p>
     <w:p>
@@ -2997,13 +2918,54 @@
           <w:lang w:val="en-US"/>
         </w:rPr>
       </w:pPr>
+      <w:r>
+        <w:rPr>
+          <w:rFonts w:ascii="Times New Roman" w:hAnsi="Times New Roman" w:cs="Times New Roman"/>
+          <w:lang w:val="en-US"/>
+        </w:rPr>
+        <w:t xml:space="preserve">G </w:t>
+      </w:r>
+      <w:proofErr w:type="spellStart"/>
+      <w:r>
+        <w:rPr>
+          <w:rFonts w:ascii="Times New Roman" w:hAnsi="Times New Roman" w:cs="Times New Roman"/>
+          <w:lang w:val="en-US"/>
+        </w:rPr>
+        <w:t>G</w:t>
+      </w:r>
+      <w:proofErr w:type="spellEnd"/>
+      <w:r>
+        <w:rPr>
+          <w:rFonts w:ascii="Times New Roman" w:hAnsi="Times New Roman" w:cs="Times New Roman"/>
+          <w:lang w:val="en-US"/>
+        </w:rPr>
+        <w:t xml:space="preserve"> </w:t>
+      </w:r>
       <w:proofErr w:type="gramStart"/>
       <w:r>
         <w:rPr>
           <w:rFonts w:ascii="Times New Roman" w:hAnsi="Times New Roman" w:cs="Times New Roman"/>
           <w:lang w:val="en-US"/>
         </w:rPr>
-        <w:t xml:space="preserve">G </w:t>
+        <w:t>G .</w:t>
+      </w:r>
+      <w:proofErr w:type="gramEnd"/>
+    </w:p>
+    <w:p>
+      <w:pPr>
+        <w:spacing w:after="0" w:line="240" w:lineRule="auto"/>
+        <w:jc w:val="both"/>
+        <w:rPr>
+          <w:rFonts w:ascii="Times New Roman" w:hAnsi="Times New Roman" w:cs="Times New Roman"/>
+          <w:lang w:val="en-US"/>
+        </w:rPr>
+      </w:pPr>
+      <w:r>
+        <w:rPr>
+          <w:rFonts w:ascii="Times New Roman" w:hAnsi="Times New Roman" w:cs="Times New Roman"/>
+          <w:lang w:val="en-US"/>
+        </w:rPr>
+        <w:t xml:space="preserve">. . G </w:t>
       </w:r>
       <w:proofErr w:type="spellStart"/>
       <w:r>
@@ -3014,89 +2976,32 @@
         <w:t>G</w:t>
       </w:r>
       <w:proofErr w:type="spellEnd"/>
-      <w:proofErr w:type="gramEnd"/>
-      <w:r>
+    </w:p>
+    <w:p>
+      <w:pPr>
+        <w:spacing w:after="0" w:line="240" w:lineRule="auto"/>
+        <w:jc w:val="both"/>
         <w:rPr>
           <w:rFonts w:ascii="Times New Roman" w:hAnsi="Times New Roman" w:cs="Times New Roman"/>
           <w:lang w:val="en-US"/>
         </w:rPr>
-        <w:t xml:space="preserve"> </w:t>
-      </w:r>
-      <w:proofErr w:type="spellStart"/>
-      <w:r>
-        <w:rPr>
-          <w:rFonts w:ascii="Times New Roman" w:hAnsi="Times New Roman" w:cs="Times New Roman"/>
-          <w:lang w:val="en-US"/>
-        </w:rPr>
-        <w:t>G</w:t>
-      </w:r>
-      <w:proofErr w:type="spellEnd"/>
-      <w:r>
-        <w:rPr>
-          <w:rFonts w:ascii="Times New Roman" w:hAnsi="Times New Roman" w:cs="Times New Roman"/>
-          <w:lang w:val="en-US"/>
-        </w:rPr>
-        <w:t xml:space="preserve"> .</w:t>
-      </w:r>
-    </w:p>
-    <w:p>
-      <w:pPr>
-        <w:spacing w:after="0" w:line="240" w:lineRule="auto"/>
-        <w:jc w:val="both"/>
-        <w:rPr>
-          <w:rFonts w:ascii="Times New Roman" w:hAnsi="Times New Roman" w:cs="Times New Roman"/>
-          <w:lang w:val="en-US"/>
-        </w:rPr>
-      </w:pPr>
-      <w:r>
-        <w:rPr>
-          <w:rFonts w:ascii="Times New Roman" w:hAnsi="Times New Roman" w:cs="Times New Roman"/>
-          <w:lang w:val="en-US"/>
-        </w:rPr>
-        <w:t xml:space="preserve">. . G </w:t>
-      </w:r>
-      <w:proofErr w:type="spellStart"/>
-      <w:r>
-        <w:rPr>
-          <w:rFonts w:ascii="Times New Roman" w:hAnsi="Times New Roman" w:cs="Times New Roman"/>
-          <w:lang w:val="en-US"/>
-        </w:rPr>
-        <w:t>G</w:t>
-      </w:r>
-      <w:proofErr w:type="spellEnd"/>
-    </w:p>
-    <w:p>
-      <w:pPr>
-        <w:spacing w:after="0" w:line="240" w:lineRule="auto"/>
-        <w:jc w:val="both"/>
-        <w:rPr>
-          <w:rFonts w:ascii="Times New Roman" w:hAnsi="Times New Roman" w:cs="Times New Roman"/>
-          <w:lang w:val="en-US"/>
-        </w:rPr>
-      </w:pPr>
-    </w:p>
-    <w:p>
-      <w:pPr>
-        <w:spacing w:after="0" w:line="240" w:lineRule="auto"/>
-        <w:jc w:val="both"/>
-        <w:rPr>
-          <w:rFonts w:ascii="Times New Roman" w:hAnsi="Times New Roman" w:cs="Times New Roman"/>
-          <w:lang w:val="es-CO"/>
-        </w:rPr>
-      </w:pPr>
-      <w:r>
-        <w:rPr>
-          <w:rFonts w:ascii="Times New Roman" w:hAnsi="Times New Roman" w:cs="Times New Roman"/>
-          <w:lang w:val="es-CO"/>
-        </w:rPr>
-        <w:t>El estado inicial sería e</w:t>
-      </w:r>
-      <w:r>
-        <w:rPr>
-          <w:rFonts w:ascii="Times New Roman" w:hAnsi="Times New Roman" w:cs="Times New Roman"/>
-          <w:lang w:val="es-CO"/>
-        </w:rPr>
-        <w:t>l siguiente:</w:t>
+      </w:pPr>
+    </w:p>
+    <w:p>
+      <w:pPr>
+        <w:spacing w:after="0" w:line="240" w:lineRule="auto"/>
+        <w:jc w:val="both"/>
+        <w:rPr>
+          <w:rFonts w:ascii="Times New Roman" w:hAnsi="Times New Roman" w:cs="Times New Roman"/>
+          <w:lang w:val="es-CO"/>
+        </w:rPr>
+      </w:pPr>
+      <w:r>
+        <w:rPr>
+          <w:rFonts w:ascii="Times New Roman" w:hAnsi="Times New Roman" w:cs="Times New Roman"/>
+          <w:lang w:val="es-CO"/>
+        </w:rPr>
+        <w:t>El estado inicial sería el siguiente:</w:t>
       </w:r>
     </w:p>
     <w:p>
@@ -3150,7 +3055,21 @@
           <w:rFonts w:ascii="Times New Roman" w:hAnsi="Times New Roman" w:cs="Times New Roman"/>
         </w:rPr>
         <w:br/>
-        <w:t>[(1,0),(2,0),(2,1),(2,2),(3,2),(3,3)]</w:t>
+        <w:t>[(1,0</w:t>
+      </w:r>
+      <w:proofErr w:type="gramStart"/>
+      <w:r>
+        <w:rPr>
+          <w:rFonts w:ascii="Times New Roman" w:hAnsi="Times New Roman" w:cs="Times New Roman"/>
+        </w:rPr>
+        <w:t>),(</w:t>
+      </w:r>
+      <w:proofErr w:type="gramEnd"/>
+      <w:r>
+        <w:rPr>
+          <w:rFonts w:ascii="Times New Roman" w:hAnsi="Times New Roman" w:cs="Times New Roman"/>
+        </w:rPr>
+        <w:t>2,0),(2,1),(2,2),(3,2),(3,3)]</w:t>
       </w:r>
       <w:r>
         <w:rPr>
@@ -3228,7 +3147,21 @@
           <w:rFonts w:ascii="Times New Roman" w:hAnsi="Times New Roman" w:cs="Times New Roman"/>
         </w:rPr>
         <w:br/>
-        <w:t>[(2,0),(2,1),(2,2),(3,2),(3,3)]</w:t>
+        <w:t>[(2,0</w:t>
+      </w:r>
+      <w:proofErr w:type="gramStart"/>
+      <w:r>
+        <w:rPr>
+          <w:rFonts w:ascii="Times New Roman" w:hAnsi="Times New Roman" w:cs="Times New Roman"/>
+        </w:rPr>
+        <w:t>),(</w:t>
+      </w:r>
+      <w:proofErr w:type="gramEnd"/>
+      <w:r>
+        <w:rPr>
+          <w:rFonts w:ascii="Times New Roman" w:hAnsi="Times New Roman" w:cs="Times New Roman"/>
+        </w:rPr>
+        <w:t>2,1),(2,2),(3,2),(3,3)]</w:t>
       </w:r>
       <w:r>
         <w:rPr>
@@ -3305,7 +3238,21 @@
           <w:rFonts w:ascii="Times New Roman" w:hAnsi="Times New Roman" w:cs="Times New Roman"/>
         </w:rPr>
         <w:br/>
-        <w:t>[(2,1),(2,2),(3,2),(3,3)]</w:t>
+        <w:t>[(2,1</w:t>
+      </w:r>
+      <w:proofErr w:type="gramStart"/>
+      <w:r>
+        <w:rPr>
+          <w:rFonts w:ascii="Times New Roman" w:hAnsi="Times New Roman" w:cs="Times New Roman"/>
+        </w:rPr>
+        <w:t>),(</w:t>
+      </w:r>
+      <w:proofErr w:type="gramEnd"/>
+      <w:r>
+        <w:rPr>
+          <w:rFonts w:ascii="Times New Roman" w:hAnsi="Times New Roman" w:cs="Times New Roman"/>
+        </w:rPr>
+        <w:t>2,2),(3,2),(3,3)]</w:t>
       </w:r>
       <w:r>
         <w:rPr>
@@ -3398,7 +3345,21 @@
           <w:rFonts w:ascii="Times New Roman" w:hAnsi="Times New Roman" w:cs="Times New Roman"/>
         </w:rPr>
         <w:br/>
-        <w:t>[(2,2),(3,2),(3,3)]</w:t>
+        <w:t>[(2,2</w:t>
+      </w:r>
+      <w:proofErr w:type="gramStart"/>
+      <w:r>
+        <w:rPr>
+          <w:rFonts w:ascii="Times New Roman" w:hAnsi="Times New Roman" w:cs="Times New Roman"/>
+        </w:rPr>
+        <w:t>),(</w:t>
+      </w:r>
+      <w:proofErr w:type="gramEnd"/>
+      <w:r>
+        <w:rPr>
+          <w:rFonts w:ascii="Times New Roman" w:hAnsi="Times New Roman" w:cs="Times New Roman"/>
+        </w:rPr>
+        <w:t>3,2),(3,3)]</w:t>
       </w:r>
       <w:r>
         <w:rPr>
@@ -3551,7 +3512,21 @@
           <w:rFonts w:ascii="Times New Roman" w:hAnsi="Times New Roman" w:cs="Times New Roman"/>
         </w:rPr>
         <w:br/>
-        <w:t>[(3,2),(3,3)]</w:t>
+        <w:t>[(3,2</w:t>
+      </w:r>
+      <w:proofErr w:type="gramStart"/>
+      <w:r>
+        <w:rPr>
+          <w:rFonts w:ascii="Times New Roman" w:hAnsi="Times New Roman" w:cs="Times New Roman"/>
+        </w:rPr>
+        <w:t>),(</w:t>
+      </w:r>
+      <w:proofErr w:type="gramEnd"/>
+      <w:r>
+        <w:rPr>
+          <w:rFonts w:ascii="Times New Roman" w:hAnsi="Times New Roman" w:cs="Times New Roman"/>
+        </w:rPr>
+        <w:t>3,3)]</w:t>
       </w:r>
       <w:r>
         <w:rPr>
@@ -3774,9 +3749,14 @@
       <w:r>
         <w:rPr>
           <w:rFonts w:ascii="Times New Roman" w:hAnsi="Times New Roman" w:cs="Times New Roman"/>
+        </w:rPr>
+        <w:br/>
+      </w:r>
+      <w:r>
+        <w:rPr>
+          <w:rFonts w:ascii="Times New Roman" w:hAnsi="Times New Roman" w:cs="Times New Roman"/>
           <w:lang w:val="en-US"/>
         </w:rPr>
-        <w:br/>
         <w:t xml:space="preserve">Screw you guys, I got all the gold for 12 </w:t>
       </w:r>
       <w:proofErr w:type="gramStart"/>
@@ -3941,24 +3921,56 @@
           <w:rFonts w:ascii="Times New Roman" w:hAnsi="Times New Roman" w:cs="Times New Roman"/>
           <w:lang w:val="es-CO"/>
         </w:rPr>
-        <w:t>. . G . .</w:t>
-      </w:r>
-    </w:p>
-    <w:p>
-      <w:pPr>
-        <w:spacing w:after="0" w:line="240" w:lineRule="auto"/>
-        <w:jc w:val="both"/>
-        <w:rPr>
-          <w:rFonts w:ascii="Times New Roman" w:hAnsi="Times New Roman" w:cs="Times New Roman"/>
-          <w:lang w:val="es-CO"/>
-        </w:rPr>
-      </w:pPr>
-      <w:r>
-        <w:rPr>
-          <w:rFonts w:ascii="Times New Roman" w:hAnsi="Times New Roman" w:cs="Times New Roman"/>
-          <w:lang w:val="es-CO"/>
-        </w:rPr>
-        <w:t>. . G . .</w:t>
+        <w:t xml:space="preserve">. . </w:t>
+      </w:r>
+      <w:proofErr w:type="gramStart"/>
+      <w:r>
+        <w:rPr>
+          <w:rFonts w:ascii="Times New Roman" w:hAnsi="Times New Roman" w:cs="Times New Roman"/>
+          <w:lang w:val="es-CO"/>
+        </w:rPr>
+        <w:t>G .</w:t>
+      </w:r>
+      <w:proofErr w:type="gramEnd"/>
+      <w:r>
+        <w:rPr>
+          <w:rFonts w:ascii="Times New Roman" w:hAnsi="Times New Roman" w:cs="Times New Roman"/>
+          <w:lang w:val="es-CO"/>
+        </w:rPr>
+        <w:t xml:space="preserve"> .</w:t>
+      </w:r>
+    </w:p>
+    <w:p>
+      <w:pPr>
+        <w:spacing w:after="0" w:line="240" w:lineRule="auto"/>
+        <w:jc w:val="both"/>
+        <w:rPr>
+          <w:rFonts w:ascii="Times New Roman" w:hAnsi="Times New Roman" w:cs="Times New Roman"/>
+          <w:lang w:val="es-CO"/>
+        </w:rPr>
+      </w:pPr>
+      <w:r>
+        <w:rPr>
+          <w:rFonts w:ascii="Times New Roman" w:hAnsi="Times New Roman" w:cs="Times New Roman"/>
+          <w:lang w:val="es-CO"/>
+        </w:rPr>
+        <w:t xml:space="preserve">. . </w:t>
+      </w:r>
+      <w:proofErr w:type="gramStart"/>
+      <w:r>
+        <w:rPr>
+          <w:rFonts w:ascii="Times New Roman" w:hAnsi="Times New Roman" w:cs="Times New Roman"/>
+          <w:lang w:val="es-CO"/>
+        </w:rPr>
+        <w:t>G .</w:t>
+      </w:r>
+      <w:proofErr w:type="gramEnd"/>
+      <w:r>
+        <w:rPr>
+          <w:rFonts w:ascii="Times New Roman" w:hAnsi="Times New Roman" w:cs="Times New Roman"/>
+          <w:lang w:val="es-CO"/>
+        </w:rPr>
+        <w:t xml:space="preserve"> .</w:t>
       </w:r>
     </w:p>
     <w:p>
@@ -3993,39 +4005,41 @@
         </w:rPr>
         <w:t xml:space="preserve"> </w:t>
       </w:r>
-      <w:proofErr w:type="spellStart"/>
-      <w:r>
-        <w:rPr>
-          <w:rFonts w:ascii="Times New Roman" w:hAnsi="Times New Roman" w:cs="Times New Roman"/>
-          <w:lang w:val="es-CO"/>
-        </w:rPr>
-        <w:t>G</w:t>
-      </w:r>
-      <w:proofErr w:type="spellEnd"/>
-      <w:r>
-        <w:rPr>
-          <w:rFonts w:ascii="Times New Roman" w:hAnsi="Times New Roman" w:cs="Times New Roman"/>
-          <w:lang w:val="es-CO"/>
-        </w:rPr>
-        <w:t xml:space="preserve"> .</w:t>
-      </w:r>
-    </w:p>
-    <w:p>
-      <w:pPr>
-        <w:spacing w:after="0" w:line="240" w:lineRule="auto"/>
-        <w:jc w:val="both"/>
-        <w:rPr>
-          <w:rFonts w:ascii="Times New Roman" w:hAnsi="Times New Roman" w:cs="Times New Roman"/>
-          <w:lang w:val="es-CO"/>
-        </w:rPr>
-      </w:pPr>
-      <w:r>
-        <w:rPr>
-          <w:rFonts w:ascii="Times New Roman" w:hAnsi="Times New Roman" w:cs="Times New Roman"/>
-          <w:lang w:val="es-CO"/>
-        </w:rPr>
-        <w:t>G . . . .</w:t>
-      </w:r>
+      <w:proofErr w:type="gramStart"/>
+      <w:r>
+        <w:rPr>
+          <w:rFonts w:ascii="Times New Roman" w:hAnsi="Times New Roman" w:cs="Times New Roman"/>
+          <w:lang w:val="es-CO"/>
+        </w:rPr>
+        <w:t>G .</w:t>
+      </w:r>
+      <w:proofErr w:type="gramEnd"/>
+    </w:p>
+    <w:p>
+      <w:pPr>
+        <w:spacing w:after="0" w:line="240" w:lineRule="auto"/>
+        <w:jc w:val="both"/>
+        <w:rPr>
+          <w:rFonts w:ascii="Times New Roman" w:hAnsi="Times New Roman" w:cs="Times New Roman"/>
+          <w:lang w:val="es-CO"/>
+        </w:rPr>
+      </w:pPr>
+      <w:r>
+        <w:rPr>
+          <w:rFonts w:ascii="Times New Roman" w:hAnsi="Times New Roman" w:cs="Times New Roman"/>
+          <w:lang w:val="es-CO"/>
+        </w:rPr>
+        <w:t xml:space="preserve">G </w:t>
+      </w:r>
+      <w:proofErr w:type="gramStart"/>
+      <w:r>
+        <w:rPr>
+          <w:rFonts w:ascii="Times New Roman" w:hAnsi="Times New Roman" w:cs="Times New Roman"/>
+          <w:lang w:val="es-CO"/>
+        </w:rPr>
+        <w:t>. . . .</w:t>
+      </w:r>
+      <w:proofErr w:type="gramEnd"/>
     </w:p>
     <w:p>
       <w:pPr>
@@ -5838,21 +5852,7 @@
           <w:rFonts w:ascii="Times New Roman" w:hAnsi="Times New Roman" w:cs="Times New Roman"/>
           <w:lang w:val="es-CO"/>
         </w:rPr>
-        <w:t>Para este problema al ser un grafo de estados ponderado decidimos hacer uso del algoritmo de búsqueda de D</w:t>
-      </w:r>
-      <w:r>
-        <w:rPr>
-          <w:rFonts w:ascii="Times New Roman" w:hAnsi="Times New Roman" w:cs="Times New Roman"/>
-          <w:lang w:val="es-CO"/>
-        </w:rPr>
-        <w:t>ijkstra</w:t>
-      </w:r>
-      <w:r>
-        <w:rPr>
-          <w:rFonts w:ascii="Times New Roman" w:hAnsi="Times New Roman" w:cs="Times New Roman"/>
-          <w:lang w:val="es-CO"/>
-        </w:rPr>
-        <w:t xml:space="preserve">. Los estados a la hora de representarlos en el programa decidimos que usaríamos una representación diferente ya que la complejidad aumenta a medida que añadimos </w:t>
+        <w:t xml:space="preserve">Para este problema al ser un grafo de estados ponderado decidimos hacer uso del algoritmo de búsqueda de Dijkstra. Los estados a la hora de representarlos en el programa decidimos que usaríamos una representación diferente ya que la complejidad aumenta a medida que añadimos </w:t>
       </w:r>
       <w:proofErr w:type="spellStart"/>
       <w:r>
@@ -6166,22 +6166,30 @@
         <w:rPr>
           <w:rFonts w:ascii="Times New Roman" w:hAnsi="Times New Roman" w:cs="Times New Roman"/>
         </w:rPr>
-        <w:t>.S..G</w:t>
-      </w:r>
-    </w:p>
-    <w:p>
-      <w:pPr>
-        <w:spacing w:after="0" w:line="240" w:lineRule="auto"/>
-        <w:jc w:val="both"/>
-        <w:rPr>
-          <w:rFonts w:ascii="Times New Roman" w:hAnsi="Times New Roman" w:cs="Times New Roman"/>
-        </w:rPr>
-      </w:pPr>
+        <w:t>.</w:t>
+      </w:r>
       <w:proofErr w:type="gramStart"/>
       <w:r>
         <w:rPr>
           <w:rFonts w:ascii="Times New Roman" w:hAnsi="Times New Roman" w:cs="Times New Roman"/>
         </w:rPr>
+        <w:t>S..G</w:t>
+      </w:r>
+      <w:proofErr w:type="gramEnd"/>
+    </w:p>
+    <w:p>
+      <w:pPr>
+        <w:spacing w:after="0" w:line="240" w:lineRule="auto"/>
+        <w:jc w:val="both"/>
+        <w:rPr>
+          <w:rFonts w:ascii="Times New Roman" w:hAnsi="Times New Roman" w:cs="Times New Roman"/>
+        </w:rPr>
+      </w:pPr>
+      <w:proofErr w:type="gramStart"/>
+      <w:r>
+        <w:rPr>
+          <w:rFonts w:ascii="Times New Roman" w:hAnsi="Times New Roman" w:cs="Times New Roman"/>
+        </w:rPr>
         <w:t>....</w:t>
       </w:r>
       <w:proofErr w:type="gramEnd"/>
@@ -6205,9 +6213,15 @@
         <w:rPr>
           <w:rFonts w:ascii="Times New Roman" w:hAnsi="Times New Roman" w:cs="Times New Roman"/>
         </w:rPr>
-        <w:t>..G..</w:t>
+        <w:t>..</w:t>
       </w:r>
       <w:proofErr w:type="gramEnd"/>
+      <w:r>
+        <w:rPr>
+          <w:rFonts w:ascii="Times New Roman" w:hAnsi="Times New Roman" w:cs="Times New Roman"/>
+        </w:rPr>
+        <w:t>G..</w:t>
+      </w:r>
     </w:p>
     <w:p>
       <w:pPr>
@@ -9120,61 +9134,567 @@
     </w:p>
     <w:p>
       <w:pPr>
-        <w:spacing w:after="0" w:line="240" w:lineRule="auto"/>
-        <w:jc w:val="both"/>
-        <w:rPr>
-          <w:rFonts w:ascii="Times New Roman" w:hAnsi="Times New Roman" w:cs="Times New Roman"/>
-          <w:lang w:val="en-US"/>
-        </w:rPr>
-      </w:pPr>
-    </w:p>
-    <w:p>
-      <w:pPr>
-        <w:spacing w:after="0" w:line="240" w:lineRule="auto"/>
-        <w:jc w:val="both"/>
-        <w:rPr>
-          <w:rFonts w:ascii="Times New Roman" w:hAnsi="Times New Roman" w:cs="Times New Roman"/>
-          <w:lang w:val="en-US"/>
-        </w:rPr>
-      </w:pPr>
-    </w:p>
-    <w:p>
-      <w:pPr>
-        <w:spacing w:after="0" w:line="240" w:lineRule="auto"/>
-        <w:jc w:val="both"/>
-        <w:rPr>
-          <w:rFonts w:ascii="Times New Roman" w:hAnsi="Times New Roman" w:cs="Times New Roman"/>
-          <w:lang w:val="en-US"/>
-        </w:rPr>
-      </w:pPr>
-    </w:p>
-    <w:p>
-      <w:pPr>
-        <w:spacing w:after="0" w:line="240" w:lineRule="auto"/>
-        <w:jc w:val="both"/>
-        <w:rPr>
-          <w:rFonts w:ascii="Times New Roman" w:hAnsi="Times New Roman" w:cs="Times New Roman"/>
-          <w:lang w:val="en-US"/>
-        </w:rPr>
-      </w:pPr>
-    </w:p>
-    <w:p>
-      <w:pPr>
-        <w:spacing w:after="0" w:line="240" w:lineRule="auto"/>
-        <w:jc w:val="both"/>
-        <w:rPr>
-          <w:rFonts w:ascii="Times New Roman" w:hAnsi="Times New Roman" w:cs="Times New Roman"/>
-          <w:lang w:val="en-US"/>
-        </w:rPr>
-      </w:pPr>
-    </w:p>
-    <w:p>
-      <w:pPr>
-        <w:spacing w:after="0" w:line="240" w:lineRule="auto"/>
-        <w:jc w:val="both"/>
-        <w:rPr>
-          <w:rFonts w:ascii="Times New Roman" w:hAnsi="Times New Roman" w:cs="Times New Roman"/>
-          <w:lang w:val="en-US"/>
+        <w:jc w:val="center"/>
+        <w:rPr>
+          <w:rFonts w:ascii="Times New Roman" w:hAnsi="Times New Roman" w:cs="Times New Roman"/>
+          <w:b/>
+          <w:bCs/>
+        </w:rPr>
+      </w:pPr>
+      <w:proofErr w:type="spellStart"/>
+      <w:r>
+        <w:rPr>
+          <w:rFonts w:ascii="Times New Roman" w:hAnsi="Times New Roman" w:cs="Times New Roman"/>
+          <w:b/>
+          <w:bCs/>
+        </w:rPr>
+        <w:t>Bitacora</w:t>
+      </w:r>
+      <w:proofErr w:type="spellEnd"/>
+      <w:r>
+        <w:rPr>
+          <w:rFonts w:ascii="Times New Roman" w:hAnsi="Times New Roman" w:cs="Times New Roman"/>
+          <w:b/>
+          <w:bCs/>
+        </w:rPr>
+        <w:t xml:space="preserve"> del Proyecto final</w:t>
+      </w:r>
+    </w:p>
+    <w:p>
+      <w:pPr>
+        <w:jc w:val="both"/>
+        <w:rPr>
+          <w:rFonts w:ascii="Times New Roman" w:hAnsi="Times New Roman" w:cs="Times New Roman"/>
+          <w:lang w:val="es-CO"/>
+        </w:rPr>
+      </w:pPr>
+      <w:r>
+        <w:rPr>
+          <w:rFonts w:ascii="Times New Roman" w:hAnsi="Times New Roman" w:cs="Times New Roman"/>
+          <w:lang w:val="es-CO"/>
+        </w:rPr>
+        <w:t>Miércoles 29 de abril de 2026: El profesor Carlos Ramírez asigna el proyecto.</w:t>
+      </w:r>
+    </w:p>
+    <w:p>
+      <w:pPr>
+        <w:jc w:val="both"/>
+        <w:rPr>
+          <w:rFonts w:ascii="Times New Roman" w:hAnsi="Times New Roman" w:cs="Times New Roman"/>
+          <w:lang w:val="es-CO"/>
+        </w:rPr>
+      </w:pPr>
+      <w:r>
+        <w:rPr>
+          <w:rFonts w:ascii="Times New Roman" w:hAnsi="Times New Roman" w:cs="Times New Roman"/>
+          <w:lang w:val="es-CO"/>
+        </w:rPr>
+        <w:t>Jueves 30 de abril de 2026: Yura y Juan José deciden realizar el proyecto de manera conjunta.</w:t>
+      </w:r>
+    </w:p>
+    <w:p>
+      <w:pPr>
+        <w:jc w:val="both"/>
+        <w:rPr>
+          <w:rFonts w:ascii="Times New Roman" w:hAnsi="Times New Roman" w:cs="Times New Roman"/>
+          <w:lang w:val="es-CO"/>
+        </w:rPr>
+      </w:pPr>
+      <w:r>
+        <w:rPr>
+          <w:rFonts w:ascii="Times New Roman" w:hAnsi="Times New Roman" w:cs="Times New Roman"/>
+          <w:lang w:val="es-CO"/>
+        </w:rPr>
+        <w:t xml:space="preserve">Fin de semana de los días 1-3 de mayo: Antes de iniciar el proyecto decidimos la estrategia en la que vamos a afrontar este, en primera instancia pensamos en que Juan José afrontase principalmente la programación y yura la descripción general y especificación del problema, incluyendo los casos de prueba. Esto lo decidimos porque sentimos que esos son los puntos más débiles de cada uno, por lo que trabajar en lo que no conocemos tanto nos ayudaría a mejorar, aunque luego descartaríamos esa idea porque no queremos que uno conozca mucho del tema y otro poco ya que esto nos puede pasar una mala jugada en la sustentación del proyecto. </w:t>
+      </w:r>
+    </w:p>
+    <w:p>
+      <w:pPr>
+        <w:jc w:val="both"/>
+        <w:rPr>
+          <w:rFonts w:ascii="Times New Roman" w:hAnsi="Times New Roman" w:cs="Times New Roman"/>
+          <w:lang w:val="es-CO"/>
+        </w:rPr>
+      </w:pPr>
+      <w:r>
+        <w:rPr>
+          <w:rFonts w:ascii="Times New Roman" w:hAnsi="Times New Roman" w:cs="Times New Roman"/>
+          <w:lang w:val="es-CO"/>
+        </w:rPr>
+        <w:t xml:space="preserve">Miércoles 6 de mayo de 2026: Definimos por completo la descripción general del problema, en primera instancia lo primero que notamos es que este programa tiene similitudes con problemas subidos anteriormente en la arena, específicamente los problemas </w:t>
+      </w:r>
+      <w:proofErr w:type="spellStart"/>
+      <w:r>
+        <w:rPr>
+          <w:rFonts w:ascii="Times New Roman" w:hAnsi="Times New Roman" w:cs="Times New Roman"/>
+          <w:lang w:val="es-CO"/>
+        </w:rPr>
+        <w:t>Together</w:t>
+      </w:r>
+      <w:proofErr w:type="spellEnd"/>
+      <w:r>
+        <w:rPr>
+          <w:rFonts w:ascii="Times New Roman" w:hAnsi="Times New Roman" w:cs="Times New Roman"/>
+          <w:lang w:val="es-CO"/>
+        </w:rPr>
+        <w:t xml:space="preserve"> (en la tarea 5 del curso de </w:t>
+      </w:r>
+      <w:proofErr w:type="spellStart"/>
+      <w:r>
+        <w:rPr>
+          <w:rFonts w:ascii="Times New Roman" w:hAnsi="Times New Roman" w:cs="Times New Roman"/>
+          <w:lang w:val="es-CO"/>
+        </w:rPr>
+        <w:t>arboles</w:t>
+      </w:r>
+      <w:proofErr w:type="spellEnd"/>
+      <w:r>
+        <w:rPr>
+          <w:rFonts w:ascii="Times New Roman" w:hAnsi="Times New Roman" w:cs="Times New Roman"/>
+          <w:lang w:val="es-CO"/>
+        </w:rPr>
+        <w:t xml:space="preserve"> y grafos 2026-1) y die, (en la tarea 3 del curso de estructuras de datos de 2025-2). Las similitudes que encontramos respectivamente son, grafos de estado y la orientación del dado o cubo al rotarlo en las posibles direcciones a las cuales nos podemos mover. Juan José no vio el curso de estructuras de datos con Carlos, pero si lo vio con Gerardo, por lo que, si realizó la tarea y recordaba usar un </w:t>
+      </w:r>
+      <w:proofErr w:type="spellStart"/>
+      <w:r>
+        <w:rPr>
+          <w:rFonts w:ascii="Times New Roman" w:hAnsi="Times New Roman" w:cs="Times New Roman"/>
+          <w:lang w:val="es-CO"/>
+        </w:rPr>
+        <w:t>struct</w:t>
+      </w:r>
+      <w:proofErr w:type="spellEnd"/>
+      <w:r>
+        <w:rPr>
+          <w:rFonts w:ascii="Times New Roman" w:hAnsi="Times New Roman" w:cs="Times New Roman"/>
+          <w:lang w:val="es-CO"/>
+        </w:rPr>
+        <w:t xml:space="preserve"> para el dado, por lo que un primer acercamiento al código podría ser ese. Por otro lado, Yura denotó que al ser un grafo de estado lo primero que se le llegó a la cabeza fue hacer un </w:t>
+      </w:r>
+      <w:proofErr w:type="spellStart"/>
+      <w:r>
+        <w:rPr>
+          <w:rFonts w:ascii="Times New Roman" w:hAnsi="Times New Roman" w:cs="Times New Roman"/>
+          <w:lang w:val="es-CO"/>
+        </w:rPr>
+        <w:t>bfs</w:t>
+      </w:r>
+      <w:proofErr w:type="spellEnd"/>
+      <w:r>
+        <w:rPr>
+          <w:rFonts w:ascii="Times New Roman" w:hAnsi="Times New Roman" w:cs="Times New Roman"/>
+          <w:lang w:val="es-CO"/>
+        </w:rPr>
+        <w:t xml:space="preserve"> o un Dijkstra a lo cual Juan José estuvo de acuerdo, por lo que como primer acercamiento al código tenemos esos pequeños incisos.</w:t>
+      </w:r>
+    </w:p>
+    <w:p>
+      <w:pPr>
+        <w:jc w:val="both"/>
+        <w:rPr>
+          <w:rFonts w:ascii="Times New Roman" w:hAnsi="Times New Roman" w:cs="Times New Roman"/>
+          <w:lang w:val="es-CO"/>
+        </w:rPr>
+      </w:pPr>
+      <w:r>
+        <w:rPr>
+          <w:rFonts w:ascii="Times New Roman" w:hAnsi="Times New Roman" w:cs="Times New Roman"/>
+          <w:lang w:val="es-CO"/>
+        </w:rPr>
+        <w:t xml:space="preserve">Sábado 9 de mayo de 2026: Realizamos la especificación del problema, decidimos realizarlo en forma de tuplas ya que es la forma </w:t>
+      </w:r>
+      <w:proofErr w:type="spellStart"/>
+      <w:r>
+        <w:rPr>
+          <w:rFonts w:ascii="Times New Roman" w:hAnsi="Times New Roman" w:cs="Times New Roman"/>
+          <w:lang w:val="es-CO"/>
+        </w:rPr>
+        <w:t>mas</w:t>
+      </w:r>
+      <w:proofErr w:type="spellEnd"/>
+      <w:r>
+        <w:rPr>
+          <w:rFonts w:ascii="Times New Roman" w:hAnsi="Times New Roman" w:cs="Times New Roman"/>
+          <w:lang w:val="es-CO"/>
+        </w:rPr>
+        <w:t xml:space="preserve"> efectiva y entendible en la que </w:t>
+      </w:r>
+      <w:proofErr w:type="spellStart"/>
+      <w:r>
+        <w:rPr>
+          <w:rFonts w:ascii="Times New Roman" w:hAnsi="Times New Roman" w:cs="Times New Roman"/>
+          <w:lang w:val="es-CO"/>
+        </w:rPr>
+        <w:t>tu</w:t>
+      </w:r>
+      <w:proofErr w:type="spellEnd"/>
+      <w:r>
+        <w:rPr>
+          <w:rFonts w:ascii="Times New Roman" w:hAnsi="Times New Roman" w:cs="Times New Roman"/>
+          <w:lang w:val="es-CO"/>
+        </w:rPr>
+        <w:t xml:space="preserve"> puedes </w:t>
+      </w:r>
+      <w:r>
+        <w:rPr>
+          <w:rFonts w:ascii="Times New Roman" w:hAnsi="Times New Roman" w:cs="Times New Roman"/>
+          <w:lang w:val="es-CO"/>
+        </w:rPr>
+        <w:lastRenderedPageBreak/>
+        <w:t xml:space="preserve">definir un grafo de estados, esto ya lo teníamos entendido ya que habíamos estudiado con anterioridad el problema de </w:t>
+      </w:r>
+      <w:proofErr w:type="spellStart"/>
+      <w:r>
+        <w:rPr>
+          <w:rFonts w:ascii="Times New Roman" w:hAnsi="Times New Roman" w:cs="Times New Roman"/>
+          <w:lang w:val="es-CO"/>
+        </w:rPr>
+        <w:t>sokoban</w:t>
+      </w:r>
+      <w:proofErr w:type="spellEnd"/>
+      <w:r>
+        <w:rPr>
+          <w:rFonts w:ascii="Times New Roman" w:hAnsi="Times New Roman" w:cs="Times New Roman"/>
+          <w:lang w:val="es-CO"/>
+        </w:rPr>
+        <w:t>, el cual luego apareció en el parcial, para este teníamos que definir de la misma manera este grafo de estados, por lo que teníamos en mente lo que teníamos que realizar. Juan José no tenía muy claro porque las posiciones del oro se guardaban en un vector de máximo 6 posiciones, él pensaba que se tenía que guardar constantemente el mapa completo para poder visualizar las posiciones del oro, pero yura le explicó que esto además de ser poco eficiente ya que estaríamos guardando el mapa completo, esto directamente no es correcto, ya que el mapa no se considera como un estado como tal, ya que aunque las posiciones en las que está el oro pueden cambiar, el mapa como tal NO cambia, por lo que no se considera como un estado.</w:t>
+      </w:r>
+    </w:p>
+    <w:p>
+      <w:pPr>
+        <w:jc w:val="both"/>
+        <w:rPr>
+          <w:rFonts w:ascii="Times New Roman" w:hAnsi="Times New Roman" w:cs="Times New Roman"/>
+          <w:lang w:val="es-CO"/>
+        </w:rPr>
+      </w:pPr>
+      <w:r>
+        <w:rPr>
+          <w:rFonts w:ascii="Times New Roman" w:hAnsi="Times New Roman" w:cs="Times New Roman"/>
+          <w:lang w:val="es-CO"/>
+        </w:rPr>
+        <w:t>Martes 12 de mayo de 2026: En clase el profe especificó que NO podíamos mencionar dentro de la especificación del problema cosas como tuplas, ya que eso de cierta manera ya infiere una forma de solucionar el problema, y como la especificación es general, nuestro acercamiento puede llegar a un camino especifico, el cual no termine cubriendo todos los casos generales, por lo que nos tocó volver a modificar y realizar de nuevo la especificación del problema.</w:t>
+      </w:r>
+    </w:p>
+    <w:p>
+      <w:pPr>
+        <w:jc w:val="both"/>
+        <w:rPr>
+          <w:rFonts w:ascii="Times New Roman" w:hAnsi="Times New Roman" w:cs="Times New Roman"/>
+          <w:lang w:val="es-CO"/>
+        </w:rPr>
+      </w:pPr>
+      <w:r>
+        <w:rPr>
+          <w:rFonts w:ascii="Times New Roman" w:hAnsi="Times New Roman" w:cs="Times New Roman"/>
+          <w:lang w:val="es-CO"/>
+        </w:rPr>
+        <w:t>Jueves 14 de mayo de 2026: Yura y Juan Jose deciden hacer un GitHub para subir los documentos e irlos actualizando automáticamente.</w:t>
+      </w:r>
+    </w:p>
+    <w:p>
+      <w:pPr>
+        <w:jc w:val="both"/>
+        <w:rPr>
+          <w:rFonts w:ascii="Times New Roman" w:hAnsi="Times New Roman" w:cs="Times New Roman"/>
+          <w:lang w:val="es-CO"/>
+        </w:rPr>
+      </w:pPr>
+      <w:r>
+        <w:rPr>
+          <w:rFonts w:ascii="Times New Roman" w:hAnsi="Times New Roman" w:cs="Times New Roman"/>
+          <w:lang w:val="es-CO"/>
+        </w:rPr>
+        <w:t xml:space="preserve">Viernes 15 de mayo de 2026: Al hacer los casos de prueba nos dimos cuenta de que necesitamos guardar la posición de las piezas de oro ya que necesitamos saber en donde están en cada instante, de igual manera usar una lista con las posiciones iniciales en el estado puede que no sea una buena opción, es algo que tenemos que pensar de mejor manera. De igual manera es un buen primer </w:t>
+      </w:r>
+      <w:r>
+        <w:rPr>
+          <w:rFonts w:ascii="Times New Roman" w:hAnsi="Times New Roman" w:cs="Times New Roman"/>
+          <w:lang w:val="es-CO"/>
+        </w:rPr>
+        <w:t>acercamiento al método de estados finales que vamos a usar.</w:t>
+      </w:r>
+    </w:p>
+    <w:p>
+      <w:pPr>
+        <w:jc w:val="both"/>
+        <w:rPr>
+          <w:rFonts w:ascii="Times New Roman" w:hAnsi="Times New Roman" w:cs="Times New Roman"/>
+          <w:lang w:val="es-CO"/>
+        </w:rPr>
+      </w:pPr>
+      <w:r>
+        <w:rPr>
+          <w:rFonts w:ascii="Times New Roman" w:hAnsi="Times New Roman" w:cs="Times New Roman"/>
+          <w:lang w:val="es-CO"/>
+        </w:rPr>
+        <w:t>Sábado 16 de mayo: Antes de entregar el documento Yura y Juan José se reunieron por última vez para revisar y terminar de chequear las especificaciones del problema, encontramos unas inconsistencias entre lo que decíamos y luego lo que analizábamos en los casos de prueba. Fuimos muy rigurosos siendo conscientes de que las especificaciones no tienen que basarse en un caso de prueba especifico (como el que nosotros planteamos) si no que tienen que basarse en hacer una cobertura correcta de todas las posibilidades del problema, esto porque nada nos asegura que los casos de prueba finales de este programa sean iguales a los que usamos nosotros para hacer nuestro análisis.</w:t>
+      </w:r>
+    </w:p>
+    <w:p>
+      <w:pPr>
+        <w:jc w:val="both"/>
+        <w:rPr>
+          <w:rFonts w:ascii="Times New Roman" w:hAnsi="Times New Roman" w:cs="Times New Roman"/>
+        </w:rPr>
+      </w:pPr>
+      <w:r>
+        <w:rPr>
+          <w:rFonts w:ascii="Times New Roman" w:hAnsi="Times New Roman" w:cs="Times New Roman"/>
+          <w:lang w:val="es-CO"/>
+        </w:rPr>
+        <w:t xml:space="preserve">Martes 26 de mayo: </w:t>
+      </w:r>
+      <w:r>
+        <w:rPr>
+          <w:rFonts w:ascii="Times New Roman" w:hAnsi="Times New Roman" w:cs="Times New Roman"/>
+        </w:rPr>
+        <w:t xml:space="preserve">En esta etapa nos enfocamos principalmente en traducir las ideas obtenidas durante la especificación del problema a estructuras concretas dentro del código. Implementamos las funciones encargadas de representar las rotaciones del cubo en cada una de las posibles direcciones de movimiento, ya que entendimos que la orientación del cubo es una parte fundamental del estado. También realizamos una primera lectura del mapa y de las posiciones relevantes del problema. Posteriormente refinamos este primer acercamiento definiendo formalmente una estructura de estado que incluyera la posición actual, la orientación del cubo, la información asociada a las caras y el estado de las piezas de oro mediante máscaras de bits. A partir de esto construimos el esqueleto de la solución utilizando Dijkstra, ya que los movimientos pueden tener costos diferentes dependiendo de las acciones realizadas sobre el tablero. Aunque todavía falta implementar parte de la lógica relacionada con la recolección del oro y las transiciones completas entre estados. Nos encontramos con un muro ya que realmente no tenemos idea de </w:t>
+      </w:r>
+      <w:proofErr w:type="spellStart"/>
+      <w:r>
+        <w:rPr>
+          <w:rFonts w:ascii="Times New Roman" w:hAnsi="Times New Roman" w:cs="Times New Roman"/>
+        </w:rPr>
+        <w:t>como</w:t>
+      </w:r>
+      <w:proofErr w:type="spellEnd"/>
+      <w:r>
+        <w:rPr>
+          <w:rFonts w:ascii="Times New Roman" w:hAnsi="Times New Roman" w:cs="Times New Roman"/>
+        </w:rPr>
+        <w:t xml:space="preserve"> hacer un intercambio entre la matriz y los oros del tablero.</w:t>
+      </w:r>
+    </w:p>
+    <w:p>
+      <w:pPr>
+        <w:jc w:val="both"/>
+        <w:rPr>
+          <w:rFonts w:ascii="Times New Roman" w:hAnsi="Times New Roman" w:cs="Times New Roman"/>
+        </w:rPr>
+      </w:pPr>
+      <w:r>
+        <w:rPr>
+          <w:rFonts w:ascii="Times New Roman" w:hAnsi="Times New Roman" w:cs="Times New Roman"/>
+        </w:rPr>
+        <w:lastRenderedPageBreak/>
+        <w:t xml:space="preserve">Viernes mayo 29 2026: Hoy fue un día clave para el avance de nuestro proyecto, gracias al muro que nos encontramos, decidimos ir a la oficina del profesor Carlos y este nos aclaró temas del proyecto que no teníamos muy claro. Además, nos </w:t>
+      </w:r>
+      <w:proofErr w:type="spellStart"/>
+      <w:r>
+        <w:rPr>
+          <w:rFonts w:ascii="Times New Roman" w:hAnsi="Times New Roman" w:cs="Times New Roman"/>
+        </w:rPr>
+        <w:t>mostro</w:t>
+      </w:r>
+      <w:proofErr w:type="spellEnd"/>
+      <w:r>
+        <w:rPr>
+          <w:rFonts w:ascii="Times New Roman" w:hAnsi="Times New Roman" w:cs="Times New Roman"/>
+        </w:rPr>
+        <w:t xml:space="preserve"> una optimización importante en la forma en la que representamos el dado, reduciéndonos el costo a la mitad, por lo que llegando a la casa decidimos hacer varios cambios. Después de analizar la solución que habíamos planteado inicialmente, concluimos que guardar información detallada sobre cada cara del cubo y sobre las posiciones de las piezas de oro estaba haciendo el estado innecesariamente complejo. Por esta razón rediseñamos la estructura principal, pasando de una representación completa de las seis caras a una representación más compacta basada únicamente en las tres caras necesarias para determinar cualquier orientación del cubo. También reemplazamos la forma en que almacenábamos las posiciones del oro, utilizando una máscara de 64 bits que nos permitía representar eficientemente la presencia o ausencia de oro en cada casilla del tablero. A partir de esta nueva representación implementamos las operaciones para verificar, recoger y depositar oro, además de actualizar correctamente el estado después de cada movimiento. </w:t>
+      </w:r>
+    </w:p>
+    <w:p>
+      <w:pPr>
+        <w:jc w:val="both"/>
+        <w:rPr>
+          <w:rFonts w:ascii="Times New Roman" w:hAnsi="Times New Roman" w:cs="Times New Roman"/>
+        </w:rPr>
+      </w:pPr>
+      <w:r>
+        <w:rPr>
+          <w:rFonts w:ascii="Times New Roman" w:hAnsi="Times New Roman" w:cs="Times New Roman"/>
+        </w:rPr>
+        <w:t xml:space="preserve">Sábado 30 de mayo de 2026: El día de hoy nos dimos cuenta que nuestro programa está pobre con las optimizaciones, esto ya que subimos el ejercicio (el cual ya es correcto) al </w:t>
+      </w:r>
+      <w:proofErr w:type="spellStart"/>
+      <w:r>
+        <w:rPr>
+          <w:rFonts w:ascii="Times New Roman" w:hAnsi="Times New Roman" w:cs="Times New Roman"/>
+        </w:rPr>
+        <w:t>contest</w:t>
+      </w:r>
+      <w:proofErr w:type="spellEnd"/>
+      <w:r>
+        <w:rPr>
+          <w:rFonts w:ascii="Times New Roman" w:hAnsi="Times New Roman" w:cs="Times New Roman"/>
+        </w:rPr>
+        <w:t xml:space="preserve"> A de la arena y este nos dio </w:t>
+      </w:r>
+      <w:proofErr w:type="spellStart"/>
+      <w:r>
+        <w:rPr>
+          <w:rFonts w:ascii="Times New Roman" w:hAnsi="Times New Roman" w:cs="Times New Roman"/>
+        </w:rPr>
+        <w:t>timelimit</w:t>
+      </w:r>
+      <w:proofErr w:type="spellEnd"/>
+      <w:r>
+        <w:rPr>
+          <w:rFonts w:ascii="Times New Roman" w:hAnsi="Times New Roman" w:cs="Times New Roman"/>
+        </w:rPr>
+        <w:t xml:space="preserve">, si el más básico salió así, significa que nos falta, por lo que dedicamos este día a optimizar la representación de los estados y a reducir significativamente el consumo de memoria y el tiempo de ejecución. </w:t>
+      </w:r>
+    </w:p>
+    <w:p>
+      <w:pPr>
+        <w:jc w:val="both"/>
+        <w:rPr>
+          <w:rFonts w:ascii="Times New Roman" w:hAnsi="Times New Roman" w:cs="Times New Roman"/>
+        </w:rPr>
+      </w:pPr>
+      <w:r>
+        <w:rPr>
+          <w:rFonts w:ascii="Times New Roman" w:hAnsi="Times New Roman" w:cs="Times New Roman"/>
+        </w:rPr>
+        <w:t xml:space="preserve">Martes 2 de junio de 2026: Analizando el comportamiento del algoritmo nos dimos cuenta de que almacenar estructuras completas para cada estado dentro de Dijkstra generaba una gran sobrecarga, por lo que buscamos una </w:t>
+      </w:r>
+      <w:r>
+        <w:rPr>
+          <w:rFonts w:ascii="Times New Roman" w:hAnsi="Times New Roman" w:cs="Times New Roman"/>
+        </w:rPr>
+        <w:t xml:space="preserve">representación más compacta. A partir de esto </w:t>
+      </w:r>
+      <w:proofErr w:type="spellStart"/>
+      <w:r>
+        <w:rPr>
+          <w:rFonts w:ascii="Times New Roman" w:hAnsi="Times New Roman" w:cs="Times New Roman"/>
+        </w:rPr>
+        <w:t>precomputamos</w:t>
+      </w:r>
+      <w:proofErr w:type="spellEnd"/>
+      <w:r>
+        <w:rPr>
+          <w:rFonts w:ascii="Times New Roman" w:hAnsi="Times New Roman" w:cs="Times New Roman"/>
+        </w:rPr>
+        <w:t xml:space="preserve"> las 24 orientaciones posibles del cubo y las transiciones entre ellas, aprovechando que cualquier orientación puede describirse únicamente mediante tres caras. También desarrollamos un sistema de codificación que empaqueta en un solo entero la posición del jugador, la orientación del cubo y la información relacionada con las caras que contienen oro. De igual manera reemplazamos varias estructuras basadas en mapas ordenados por tablas hash, lo que permitió acelerar considerablemente las búsquedas y actualizaciones de estados durante la ejecución del algoritmo. </w:t>
+      </w:r>
+    </w:p>
+    <w:p>
+      <w:pPr>
+        <w:jc w:val="center"/>
+        <w:rPr>
+          <w:rFonts w:ascii="Times New Roman" w:hAnsi="Times New Roman" w:cs="Times New Roman"/>
+          <w:b/>
+          <w:bCs/>
+          <w:lang w:val="es-CO"/>
+        </w:rPr>
+      </w:pPr>
+      <w:r>
+        <w:rPr>
+          <w:rFonts w:ascii="Times New Roman" w:hAnsi="Times New Roman" w:cs="Times New Roman"/>
+          <w:b/>
+          <w:bCs/>
+          <w:lang w:val="es-CO"/>
+        </w:rPr>
+        <w:t>Descripción de los cambios que se hicieron en la solución desde la primera versión hasta la entrega final:</w:t>
+      </w:r>
+    </w:p>
+    <w:p>
+      <w:pPr>
+        <w:jc w:val="both"/>
+        <w:rPr>
+          <w:rFonts w:ascii="Times New Roman" w:hAnsi="Times New Roman" w:cs="Times New Roman"/>
+        </w:rPr>
+      </w:pPr>
+      <w:r>
+        <w:rPr>
+          <w:rFonts w:ascii="Times New Roman" w:hAnsi="Times New Roman" w:cs="Times New Roman"/>
+        </w:rPr>
+        <w:t xml:space="preserve">Desde la primera versión de la solución hasta la entrega final se realizaron cambios importantes tanto en la representación del problema como en la eficiencia de la implementación. Inicialmente el enfoque se basaba en modelar explícitamente todas las características del estado mediante estructuras que almacenaban la orientación completa del cubo, información asociada a cada una de sus caras y el estado de las piezas de oro, utilizando además mapas ordenados para gestionar los estados visitados dentro del algoritmo de Dijkstra. A medida que avanzó el desarrollo identificamos que esta representación generaba una gran cantidad de información redundante y aumentaba considerablemente el costo computacional. Por esta razón se rediseñó el estado para almacenar únicamente la información estrictamente necesaria, reemplazando la representación completa de las seis caras por una descripción basada en tres caras que permite reconstruir cualquier orientación del cubo. Posteriormente se introdujo el uso de máscaras de bits para representar tanto las posiciones del oro en el tablero como las caras del cubo que transportan oro, reduciendo el consumo de memoria y simplificando las </w:t>
+      </w:r>
+      <w:r>
+        <w:rPr>
+          <w:rFonts w:ascii="Times New Roman" w:hAnsi="Times New Roman" w:cs="Times New Roman"/>
+        </w:rPr>
+        <w:lastRenderedPageBreak/>
+        <w:t xml:space="preserve">operaciones de actualización. Finalmente se realizó una etapa de optimización donde se </w:t>
+      </w:r>
+      <w:proofErr w:type="spellStart"/>
+      <w:r>
+        <w:rPr>
+          <w:rFonts w:ascii="Times New Roman" w:hAnsi="Times New Roman" w:cs="Times New Roman"/>
+        </w:rPr>
+        <w:t>precomputaron</w:t>
+      </w:r>
+      <w:proofErr w:type="spellEnd"/>
+      <w:r>
+        <w:rPr>
+          <w:rFonts w:ascii="Times New Roman" w:hAnsi="Times New Roman" w:cs="Times New Roman"/>
+        </w:rPr>
+        <w:t xml:space="preserve"> las 24 orientaciones posibles del cubo y las transiciones entre ellas, se codificaron múltiples componentes del estado dentro de enteros compactos y se reemplazaron estructuras de búsqueda más costosas por tablas hash. Estas modificaciones permitieron conservar la misma lógica general basada en un grafo de estados recorrido mediante Dijkstra, pero obteniendo una solución significativamente más eficiente y adecuada para manejar la gran cantidad de estados que pueden generarse durante la ejecución del problema.</w:t>
+      </w:r>
+    </w:p>
+    <w:p>
+      <w:pPr>
+        <w:spacing w:after="0" w:line="240" w:lineRule="auto"/>
+        <w:jc w:val="both"/>
+        <w:rPr>
+          <w:rFonts w:ascii="Times New Roman" w:hAnsi="Times New Roman" w:cs="Times New Roman"/>
+        </w:rPr>
+      </w:pPr>
+    </w:p>
+    <w:p>
+      <w:pPr>
+        <w:spacing w:after="0" w:line="240" w:lineRule="auto"/>
+        <w:jc w:val="both"/>
+        <w:rPr>
+          <w:rFonts w:ascii="Times New Roman" w:hAnsi="Times New Roman" w:cs="Times New Roman"/>
+        </w:rPr>
+      </w:pPr>
+    </w:p>
+    <w:p>
+      <w:pPr>
+        <w:spacing w:after="0" w:line="240" w:lineRule="auto"/>
+        <w:jc w:val="both"/>
+        <w:rPr>
+          <w:rFonts w:ascii="Times New Roman" w:hAnsi="Times New Roman" w:cs="Times New Roman"/>
+        </w:rPr>
+      </w:pPr>
+    </w:p>
+    <w:p>
+      <w:pPr>
+        <w:spacing w:after="0" w:line="240" w:lineRule="auto"/>
+        <w:jc w:val="both"/>
+        <w:rPr>
+          <w:rFonts w:ascii="Times New Roman" w:hAnsi="Times New Roman" w:cs="Times New Roman"/>
+        </w:rPr>
+      </w:pPr>
+    </w:p>
+    <w:p>
+      <w:pPr>
+        <w:spacing w:after="0" w:line="240" w:lineRule="auto"/>
+        <w:jc w:val="both"/>
+        <w:rPr>
+          <w:rFonts w:ascii="Times New Roman" w:hAnsi="Times New Roman" w:cs="Times New Roman"/>
+        </w:rPr>
+      </w:pPr>
+    </w:p>
+    <w:p>
+      <w:pPr>
+        <w:spacing w:after="0" w:line="240" w:lineRule="auto"/>
+        <w:jc w:val="both"/>
+        <w:rPr>
+          <w:rFonts w:ascii="Times New Roman" w:hAnsi="Times New Roman" w:cs="Times New Roman"/>
+        </w:rPr>
+      </w:pPr>
+    </w:p>
+    <w:p>
+      <w:pPr>
+        <w:spacing w:after="0" w:line="240" w:lineRule="auto"/>
+        <w:jc w:val="both"/>
+        <w:rPr>
+          <w:rFonts w:ascii="Times New Roman" w:hAnsi="Times New Roman" w:cs="Times New Roman"/>
+        </w:rPr>
+      </w:pPr>
+    </w:p>
+    <w:p>
+      <w:pPr>
+        <w:spacing w:after="0" w:line="240" w:lineRule="auto"/>
+        <w:jc w:val="both"/>
+        <w:rPr>
+          <w:rFonts w:ascii="Times New Roman" w:hAnsi="Times New Roman" w:cs="Times New Roman"/>
         </w:rPr>
       </w:pPr>
     </w:p>
@@ -9184,7 +9704,6 @@
         <w:jc w:val="both"/>
         <w:rPr>
           <w:rFonts w:ascii="Times New Roman" w:hAnsi="Times New Roman" w:cs="Times New Roman"/>
-          <w:lang w:val="en-US"/>
         </w:rPr>
       </w:pPr>
     </w:p>
@@ -9194,7 +9713,6 @@
         <w:jc w:val="both"/>
         <w:rPr>
           <w:rFonts w:ascii="Times New Roman" w:hAnsi="Times New Roman" w:cs="Times New Roman"/>
-          <w:lang w:val="en-US"/>
         </w:rPr>
       </w:pPr>
     </w:p>
@@ -9204,7 +9722,6 @@
         <w:jc w:val="both"/>
         <w:rPr>
           <w:rFonts w:ascii="Times New Roman" w:hAnsi="Times New Roman" w:cs="Times New Roman"/>
-          <w:lang w:val="en-US"/>
         </w:rPr>
       </w:pPr>
     </w:p>
@@ -9214,7 +9731,6 @@
         <w:jc w:val="both"/>
         <w:rPr>
           <w:rFonts w:ascii="Times New Roman" w:hAnsi="Times New Roman" w:cs="Times New Roman"/>
-          <w:lang w:val="en-US"/>
         </w:rPr>
       </w:pPr>
     </w:p>
@@ -9224,7 +9740,6 @@
         <w:jc w:val="both"/>
         <w:rPr>
           <w:rFonts w:ascii="Times New Roman" w:hAnsi="Times New Roman" w:cs="Times New Roman"/>
-          <w:lang w:val="en-US"/>
         </w:rPr>
       </w:pPr>
     </w:p>
@@ -9234,37 +9749,33 @@
         <w:jc w:val="both"/>
         <w:rPr>
           <w:rFonts w:ascii="Times New Roman" w:hAnsi="Times New Roman" w:cs="Times New Roman"/>
-          <w:lang w:val="en-US"/>
-        </w:rPr>
-      </w:pPr>
-    </w:p>
-    <w:p>
-      <w:pPr>
-        <w:spacing w:after="0" w:line="240" w:lineRule="auto"/>
-        <w:jc w:val="both"/>
-        <w:rPr>
-          <w:rFonts w:ascii="Times New Roman" w:hAnsi="Times New Roman" w:cs="Times New Roman"/>
-          <w:lang w:val="en-US"/>
-        </w:rPr>
-      </w:pPr>
-    </w:p>
-    <w:p>
-      <w:pPr>
-        <w:spacing w:after="0" w:line="240" w:lineRule="auto"/>
-        <w:jc w:val="both"/>
-        <w:rPr>
-          <w:rFonts w:ascii="Times New Roman" w:hAnsi="Times New Roman" w:cs="Times New Roman"/>
-          <w:lang w:val="en-US"/>
-        </w:rPr>
-      </w:pPr>
-    </w:p>
-    <w:p>
-      <w:pPr>
-        <w:spacing w:after="0" w:line="240" w:lineRule="auto"/>
-        <w:jc w:val="both"/>
-        <w:rPr>
-          <w:rFonts w:ascii="Times New Roman" w:hAnsi="Times New Roman" w:cs="Times New Roman"/>
-          <w:lang w:val="en-US"/>
+        </w:rPr>
+      </w:pPr>
+    </w:p>
+    <w:p>
+      <w:pPr>
+        <w:spacing w:after="0" w:line="240" w:lineRule="auto"/>
+        <w:jc w:val="both"/>
+        <w:rPr>
+          <w:rFonts w:ascii="Times New Roman" w:hAnsi="Times New Roman" w:cs="Times New Roman"/>
+        </w:rPr>
+      </w:pPr>
+    </w:p>
+    <w:p>
+      <w:pPr>
+        <w:spacing w:after="0" w:line="240" w:lineRule="auto"/>
+        <w:jc w:val="both"/>
+        <w:rPr>
+          <w:rFonts w:ascii="Times New Roman" w:hAnsi="Times New Roman" w:cs="Times New Roman"/>
+        </w:rPr>
+      </w:pPr>
+    </w:p>
+    <w:p>
+      <w:pPr>
+        <w:spacing w:after="0" w:line="240" w:lineRule="auto"/>
+        <w:jc w:val="both"/>
+        <w:rPr>
+          <w:rFonts w:ascii="Times New Roman" w:hAnsi="Times New Roman" w:cs="Times New Roman"/>
         </w:rPr>
       </w:pPr>
     </w:p>
@@ -9274,7 +9785,6 @@
         <w:jc w:val="both"/>
         <w:rPr>
           <w:rFonts w:ascii="Times New Roman" w:hAnsi="Times New Roman" w:cs="Times New Roman"/>
-          <w:lang w:val="en-US"/>
         </w:rPr>
       </w:pPr>
     </w:p>
@@ -9284,7 +9794,6 @@
         <w:jc w:val="both"/>
         <w:rPr>
           <w:rFonts w:ascii="Times New Roman" w:hAnsi="Times New Roman" w:cs="Times New Roman"/>
-          <w:lang w:val="en-US"/>
         </w:rPr>
       </w:pPr>
     </w:p>
@@ -9294,7 +9803,6 @@
         <w:jc w:val="both"/>
         <w:rPr>
           <w:rFonts w:ascii="Times New Roman" w:hAnsi="Times New Roman" w:cs="Times New Roman"/>
-          <w:lang w:val="en-US"/>
         </w:rPr>
       </w:pPr>
     </w:p>
@@ -9304,7 +9812,6 @@
         <w:jc w:val="both"/>
         <w:rPr>
           <w:rFonts w:ascii="Times New Roman" w:hAnsi="Times New Roman" w:cs="Times New Roman"/>
-          <w:lang w:val="en-US"/>
         </w:rPr>
       </w:pPr>
     </w:p>
@@ -9314,7 +9821,6 @@
         <w:jc w:val="both"/>
         <w:rPr>
           <w:rFonts w:ascii="Times New Roman" w:hAnsi="Times New Roman" w:cs="Times New Roman"/>
-          <w:lang w:val="en-US"/>
         </w:rPr>
       </w:pPr>
     </w:p>
@@ -9324,7 +9830,6 @@
         <w:jc w:val="both"/>
         <w:rPr>
           <w:rFonts w:ascii="Times New Roman" w:hAnsi="Times New Roman" w:cs="Times New Roman"/>
-          <w:lang w:val="en-US"/>
         </w:rPr>
       </w:pPr>
     </w:p>
@@ -9334,7 +9839,6 @@
         <w:jc w:val="both"/>
         <w:rPr>
           <w:rFonts w:ascii="Times New Roman" w:hAnsi="Times New Roman" w:cs="Times New Roman"/>
-          <w:lang w:val="en-US"/>
         </w:rPr>
       </w:pPr>
     </w:p>
@@ -9350,7 +9854,7 @@
 </file>
 
 <file path=word/numbering.xml><?xml version="1.0" encoding="utf-8"?>
-<w:numbering xmlns:wpc="http://schemas.microsoft.com/office/word/2010/wordprocessingCanvas" xmlns:cx="http://schemas.microsoft.com/office/drawing/2014/chartex" xmlns:cx1="http://schemas.microsoft.com/office/drawing/2015/9/8/chartex" xmlns:cx2="http://schemas.microsoft.com/office/drawing/2015/10/21/chartex" xmlns:cx3="http://schemas.microsoft.com/office/drawing/2016/5/9/chartex" xmlns:cx4="http://schemas.microsoft.com/office/drawing/2016/5/10/chartex" xmlns:cx5="http://schemas.microsoft.com/office/drawing/2016/5/11/chartex" xmlns:cx6="http://schemas.microsoft.com/office/drawing/2016/5/12/chartex" xmlns:cx7="http://schemas.microsoft.com/office/drawing/2016/5/13/chartex" xmlns:cx8="http://schemas.microsoft.com/office/drawing/2016/5/14/chartex" xmlns:mc="http://schemas.openxmlformats.org/markup-compatibility/2006" xmlns:aink="http://schemas.microsoft.com/office/drawing/2016/ink" xmlns:am3d="http://schemas.microsoft.com/office/drawing/2017/model3d" xmlns:o="urn:schemas-microsoft-com:office:office" xmlns:oel="http://schemas.microsoft.com/office/2019/extlst" xmlns:r="http://schemas.openxmlformats.org/officeDocument/2006/relationships" xmlns:m="http://schemas.openxmlformats.org/officeDocument/2006/math" xmlns:v="urn:schemas-microsoft-com:vml" xmlns:wp14="http://schemas.microsoft.com/office/word/2010/wordprocessingDrawing" xmlns:wp="http://schemas.openxmlformats.org/drawingml/2006/wordprocessingDrawing" xmlns:w10="urn:schemas-microsoft-com:office:word" xmlns:w="http://schemas.openxmlformats.org/wordprocessingml/2006/main" xmlns:w14="http://schemas.microsoft.com/office/word/2010/wordml" xmlns:w15="http://schemas.microsoft.com/office/word/2012/wordml" xmlns:w16cex="http://schemas.microsoft.com/office/word/2018/wordml/cex" xmlns:w16cid="http://schemas.microsoft.com/office/word/2016/wordml/cid" xmlns:w16="http://schemas.microsoft.com/office/word/2018/wordml" xmlns:w16du="http://schemas.microsoft.com/office/word/2023/wordml/word16du" xmlns:w16sdtdh="http://schemas.microsoft.com/office/word/2020/wordml/sdtdatahash" xmlns:w16sdtfl="http://schemas.microsoft.com/office/word/2024/wordml/sdtformatlock" xmlns:w16se="http://schemas.microsoft.com/office/word/2015/wordml/symex" xmlns:wpg="http://schemas.microsoft.com/office/word/2010/wordprocessingGroup" xmlns:wpi="http://schemas.microsoft.com/office/word/2010/wordprocessingInk" xmlns:wne="http://schemas.microsoft.com/office/word/2006/wordml" xmlns:wps="http://schemas.microsoft.com/office/word/2010/wordprocessingShape" mc:Ignorable="w14 w15 w16se w16cid w16 w16cex w16sdtdh w16sdtfl w16du wp14">
+<w:numbering xmlns:wpc="http://schemas.microsoft.com/office/word/2010/wordprocessingCanvas" xmlns:cx="http://schemas.microsoft.com/office/drawing/2014/chartex" xmlns:cx1="http://schemas.microsoft.com/office/drawing/2015/9/8/chartex" xmlns:cx2="http://schemas.microsoft.com/office/drawing/2015/10/21/chartex" xmlns:cx3="http://schemas.microsoft.com/office/drawing/2016/5/9/chartex" xmlns:cx4="http://schemas.microsoft.com/office/drawing/2016/5/10/chartex" xmlns:cx5="http://schemas.microsoft.com/office/drawing/2016/5/11/chartex" xmlns:cx6="http://schemas.microsoft.com/office/drawing/2016/5/12/chartex" xmlns:cx7="http://schemas.microsoft.com/office/drawing/2016/5/13/chartex" xmlns:cx8="http://schemas.microsoft.com/office/drawing/2016/5/14/chartex" xmlns:mc="http://schemas.openxmlformats.org/markup-compatibility/2006" xmlns:aink="http://schemas.microsoft.com/office/drawing/2016/ink" xmlns:am3d="http://schemas.microsoft.com/office/drawing/2017/model3d" xmlns:o="urn:schemas-microsoft-com:office:office" xmlns:r="http://schemas.openxmlformats.org/officeDocument/2006/relationships" xmlns:m="http://schemas.openxmlformats.org/officeDocument/2006/math" xmlns:v="urn:schemas-microsoft-com:vml" xmlns:wp14="http://schemas.microsoft.com/office/word/2010/wordprocessingDrawing" xmlns:wp="http://schemas.openxmlformats.org/drawingml/2006/wordprocessingDrawing" xmlns:w10="urn:schemas-microsoft-com:office:word" xmlns:w="http://schemas.openxmlformats.org/wordprocessingml/2006/main" xmlns:w14="http://schemas.microsoft.com/office/word/2010/wordml" xmlns:w15="http://schemas.microsoft.com/office/word/2012/wordml" xmlns:w16cex="http://schemas.microsoft.com/office/word/2018/wordml/cex" xmlns:w16cid="http://schemas.microsoft.com/office/word/2016/wordml/cid" xmlns:w16="http://schemas.microsoft.com/office/word/2018/wordml" xmlns:w16sdtdh="http://schemas.microsoft.com/office/word/2020/wordml/sdtdatahash" xmlns:w16se="http://schemas.microsoft.com/office/word/2015/wordml/symex" xmlns:wpg="http://schemas.microsoft.com/office/word/2010/wordprocessingGroup" xmlns:wpi="http://schemas.microsoft.com/office/word/2010/wordprocessingInk" xmlns:wne="http://schemas.microsoft.com/office/word/2006/wordml" xmlns:wps="http://schemas.microsoft.com/office/word/2010/wordprocessingShape" mc:Ignorable="w14 w15 w16se w16cid w16 w16cex w16sdtdh wp14">
   <w:abstractNum w:abstractNumId="0" w15:restartNumberingAfterBreak="0">
     <w:nsid w:val="118C48C8"/>
     <w:multiLevelType w:val="multilevel"/>
@@ -9500,14 +10004,14 @@
       </w:rPr>
     </w:lvl>
   </w:abstractNum>
-  <w:num w:numId="1" w16cid:durableId="1077748778">
+  <w:num w:numId="1">
     <w:abstractNumId w:val="0"/>
   </w:num>
 </w:numbering>
 </file>
 
 <file path=word/styles.xml><?xml version="1.0" encoding="utf-8"?>
-<w:styles xmlns:mc="http://schemas.openxmlformats.org/markup-compatibility/2006" xmlns:r="http://schemas.openxmlformats.org/officeDocument/2006/relationships" xmlns:w="http://schemas.openxmlformats.org/wordprocessingml/2006/main" xmlns:w14="http://schemas.microsoft.com/office/word/2010/wordml" xmlns:w15="http://schemas.microsoft.com/office/word/2012/wordml" xmlns:w16cex="http://schemas.microsoft.com/office/word/2018/wordml/cex" xmlns:w16cid="http://schemas.microsoft.com/office/word/2016/wordml/cid" xmlns:w16="http://schemas.microsoft.com/office/word/2018/wordml" xmlns:w16du="http://schemas.microsoft.com/office/word/2023/wordml/word16du" xmlns:w16sdtdh="http://schemas.microsoft.com/office/word/2020/wordml/sdtdatahash" xmlns:w16sdtfl="http://schemas.microsoft.com/office/word/2024/wordml/sdtformatlock" xmlns:w16se="http://schemas.microsoft.com/office/word/2015/wordml/symex" mc:Ignorable="w14 w15 w16se w16cid w16 w16cex w16sdtdh w16sdtfl w16du">
+<w:styles xmlns:mc="http://schemas.openxmlformats.org/markup-compatibility/2006" xmlns:r="http://schemas.openxmlformats.org/officeDocument/2006/relationships" xmlns:w="http://schemas.openxmlformats.org/wordprocessingml/2006/main" xmlns:w14="http://schemas.microsoft.com/office/word/2010/wordml" xmlns:w15="http://schemas.microsoft.com/office/word/2012/wordml" xmlns:w16cex="http://schemas.microsoft.com/office/word/2018/wordml/cex" xmlns:w16cid="http://schemas.microsoft.com/office/word/2016/wordml/cid" xmlns:w16="http://schemas.microsoft.com/office/word/2018/wordml" xmlns:w16sdtdh="http://schemas.microsoft.com/office/word/2020/wordml/sdtdatahash" xmlns:w16se="http://schemas.microsoft.com/office/word/2015/wordml/symex" mc:Ignorable="w14 w15 w16se w16cid w16 w16cex w16sdtdh">
   <w:docDefaults>
     <w:rPrDefault>
       <w:rPr>
@@ -9909,6 +10413,7 @@
   <w:style w:type="character" w:default="1" w:styleId="Fuentedeprrafopredeter">
     <w:name w:val="Default Paragraph Font"/>
     <w:uiPriority w:val="1"/>
+    <w:semiHidden/>
     <w:unhideWhenUsed/>
   </w:style>
   <w:style w:type="table" w:default="1" w:styleId="Tablanormal">
@@ -9946,7 +10451,7 @@
       <w:lang w:eastAsia="es-MX"/>
     </w:rPr>
   </w:style>
-  <w:style w:type="character" w:styleId="Fuerte">
+  <w:style w:type="character" w:styleId="Textoennegrita">
     <w:name w:val="Strong"/>
     <w:basedOn w:val="Fuentedeprrafopredeter"/>
     <w:uiPriority w:val="22"/>
